--- a/00-首页/题组Word/习题书/第二篇-结构化学/6-超分子与材料化学-学生版-打印版.docx
+++ b/00-首页/题组Word/习题书/第二篇-结构化学/6-超分子与材料化学-学生版-打印版.docx
@@ -3492,233 +3492,6 @@
     <w:p>
       <w:pPr>
         <w:pStyle w:val="BodyText"/>
-      </w:pPr>
-      <m:oMathPara>
-        <m:oMathParaPr>
-          <m:jc m:val="center"/>
-          <m:ctrlPr>
-            <w:rPr>
-              <w:sz w:val="28"/>
-              <w:szCs w:val="28"/>
-            </w:rPr>
-          </m:ctrlPr>
-        </m:oMathParaPr>
-        <m:oMath>
-          <m:r>
-            <m:rPr>
-              <m:sty m:val="p"/>
-            </m:rPr>
-            <m:t>L</m:t>
-          </m:r>
-          <m:sSub>
-            <m:e>
-              <m:r>
-                <m:rPr>
-                  <m:sty m:val="p"/>
-                </m:rPr>
-                <m:t>i</m:t>
-              </m:r>
-            </m:e>
-            <m:sub>
-              <m:r>
-                <m:rPr>
-                  <m:sty m:val="p"/>
-                </m:rPr>
-                <m:t>1</m:t>
-              </m:r>
-              <m:r>
-                <m:rPr>
-                  <m:sty m:val="p"/>
-                </m:rPr>
-                <m:t>−</m:t>
-              </m:r>
-              <m:r>
-                <m:rPr>
-                  <m:sty m:val="p"/>
-                </m:rPr>
-                <m:t>x</m:t>
-              </m:r>
-            </m:sub>
-          </m:sSub>
-          <m:r>
-            <m:rPr>
-              <m:sty m:val="p"/>
-            </m:rPr>
-            <m:t>C</m:t>
-          </m:r>
-          <m:r>
-            <m:rPr>
-              <m:sty m:val="p"/>
-            </m:rPr>
-            <m:t>o</m:t>
-          </m:r>
-          <m:sSub>
-            <m:e>
-              <m:r>
-                <m:rPr>
-                  <m:sty m:val="p"/>
-                </m:rPr>
-                <m:t>O</m:t>
-              </m:r>
-            </m:e>
-            <m:sub>
-              <m:r>
-                <m:rPr>
-                  <m:sty m:val="p"/>
-                </m:rPr>
-                <m:t>2</m:t>
-              </m:r>
-            </m:sub>
-          </m:sSub>
-          <m:r>
-            <m:rPr>
-              <m:sty m:val="p"/>
-            </m:rPr>
-            <m:t>+</m:t>
-          </m:r>
-          <m:r>
-            <m:t>x</m:t>
-          </m:r>
-          <m:r>
-            <m:rPr>
-              <m:sty m:val="p"/>
-            </m:rPr>
-            <m:t>L</m:t>
-          </m:r>
-          <m:sSup>
-            <m:e>
-              <m:r>
-                <m:rPr>
-                  <m:sty m:val="p"/>
-                </m:rPr>
-                <m:t>i</m:t>
-              </m:r>
-            </m:e>
-            <m:sup>
-              <m:r>
-                <m:rPr>
-                  <m:sty m:val="p"/>
-                </m:rPr>
-                <m:t>+</m:t>
-              </m:r>
-            </m:sup>
-          </m:sSup>
-          <m:r>
-            <m:rPr>
-              <m:sty m:val="p"/>
-            </m:rPr>
-            <m:t>+</m:t>
-          </m:r>
-          <m:r>
-            <m:t>x</m:t>
-          </m:r>
-          <m:sSup>
-            <m:e>
-              <m:r>
-                <m:rPr>
-                  <m:sty m:val="p"/>
-                </m:rPr>
-                <m:t>e</m:t>
-              </m:r>
-            </m:e>
-            <m:sup>
-              <m:r>
-                <m:rPr>
-                  <m:sty m:val="p"/>
-                </m:rPr>
-                <m:t>−</m:t>
-              </m:r>
-            </m:sup>
-          </m:sSup>
-          <m:limUpp>
-            <m:e>
-              <m:r>
-                <m:rPr>
-                  <m:sty m:val="p"/>
-                </m:rPr>
-                <m:t>→</m:t>
-              </m:r>
-            </m:e>
-            <m:lim>
-              <m:r>
-                <m:rPr>
-                  <m:nor/>
-                  <m:sty m:val="p"/>
-                </m:rPr>
-                <m:t>放电</m:t>
-              </m:r>
-            </m:lim>
-          </m:limUpp>
-          <m:r>
-            <m:rPr>
-              <m:sty m:val="p"/>
-            </m:rPr>
-            <m:t>L</m:t>
-          </m:r>
-          <m:r>
-            <m:rPr>
-              <m:sty m:val="p"/>
-            </m:rPr>
-            <m:t>i</m:t>
-          </m:r>
-          <m:r>
-            <m:rPr>
-              <m:sty m:val="p"/>
-            </m:rPr>
-            <m:t>C</m:t>
-          </m:r>
-          <m:r>
-            <m:rPr>
-              <m:sty m:val="p"/>
-            </m:rPr>
-            <m:t>o</m:t>
-          </m:r>
-          <m:sSub>
-            <m:e>
-              <m:r>
-                <m:rPr>
-                  <m:sty m:val="p"/>
-                </m:rPr>
-                <m:t>O</m:t>
-              </m:r>
-            </m:e>
-            <m:sub>
-              <m:r>
-                <m:rPr>
-                  <m:sty m:val="p"/>
-                </m:rPr>
-                <m:t>2</m:t>
-              </m:r>
-            </m:sub>
-          </m:sSub>
-          <m:r>
-            <m:t> </m:t>
-          </m:r>
-          <m:r>
-            <m:rPr>
-              <m:sty m:val="p"/>
-            </m:rPr>
-            <m:t>(</m:t>
-          </m:r>
-          <m:r>
-            <m:rPr>
-              <m:nor/>
-              <m:sty m:val="p"/>
-            </m:rPr>
-            <m:t>理想</m:t>
-          </m:r>
-          <m:r>
-            <m:rPr>
-              <m:sty m:val="p"/>
-            </m:rPr>
-            <m:t>)</m:t>
-          </m:r>
-        </m:oMath>
-      </m:oMathPara>
-    </w:p>
-    <w:p>
-      <w:pPr>
-        <w:pStyle w:val="FirstParagraph"/>
       </w:pPr>
       <w:r>
         <w:rPr>
@@ -10881,171 +10654,6 @@
       <w:pPr>
         <w:pStyle w:val="BodyText"/>
       </w:pPr>
-      <m:oMathPara>
-        <m:oMathParaPr>
-          <m:jc m:val="center"/>
-          <m:ctrlPr>
-            <w:rPr>
-              <w:sz w:val="28"/>
-              <w:szCs w:val="28"/>
-            </w:rPr>
-          </m:ctrlPr>
-        </m:oMathParaPr>
-        <m:oMath>
-          <m:r>
-            <m:t>0.170</m:t>
-          </m:r>
-          <m:r>
-            <m:rPr>
-              <m:sty m:val="p"/>
-            </m:rPr>
-            <m:t>=</m:t>
-          </m:r>
-          <m:r>
-            <m:t>0.02569</m:t>
-          </m:r>
-          <m:r>
-            <m:rPr>
-              <m:sty m:val="p"/>
-            </m:rPr>
-            <m:t>ln</m:t>
-          </m:r>
-          <m:r>
-            <m:rPr>
-              <m:sty m:val="p"/>
-            </m:rPr>
-            <m:t>(</m:t>
-          </m:r>
-          <m:r>
-            <m:t>0.01</m:t>
-          </m:r>
-          <m:r>
-            <m:rPr>
-              <m:sty m:val="p"/>
-            </m:rPr>
-            <m:t>/</m:t>
-          </m:r>
-          <m:sSub>
-            <m:e>
-              <m:r>
-                <m:t>c</m:t>
-              </m:r>
-            </m:e>
-            <m:sub>
-              <m:r>
-                <m:t>1</m:t>
-              </m:r>
-            </m:sub>
-          </m:sSub>
-          <m:r>
-            <m:rPr>
-              <m:sty m:val="p"/>
-            </m:rPr>
-            <m:t>)</m:t>
-          </m:r>
-          <m:r>
-            <m:rPr>
-              <m:sty m:val="p"/>
-            </m:rPr>
-            <m:t>⇒</m:t>
-          </m:r>
-          <m:sSub>
-            <m:e>
-              <m:r>
-                <m:t>c</m:t>
-              </m:r>
-            </m:e>
-            <m:sub>
-              <m:r>
-                <m:t>1</m:t>
-              </m:r>
-            </m:sub>
-          </m:sSub>
-          <m:r>
-            <m:rPr>
-              <m:sty m:val="p"/>
-            </m:rPr>
-            <m:t>(</m:t>
-          </m:r>
-          <m:r>
-            <m:rPr>
-              <m:sty m:val="p"/>
-            </m:rPr>
-            <m:t>A</m:t>
-          </m:r>
-          <m:sSup>
-            <m:e>
-              <m:r>
-                <m:rPr>
-                  <m:sty m:val="p"/>
-                </m:rPr>
-                <m:t>g</m:t>
-              </m:r>
-            </m:e>
-            <m:sup>
-              <m:r>
-                <m:rPr>
-                  <m:sty m:val="p"/>
-                </m:rPr>
-                <m:t>+</m:t>
-              </m:r>
-            </m:sup>
-          </m:sSup>
-          <m:r>
-            <m:rPr>
-              <m:sty m:val="p"/>
-            </m:rPr>
-            <m:t>)</m:t>
-          </m:r>
-          <m:r>
-            <m:rPr>
-              <m:sty m:val="p"/>
-            </m:rPr>
-            <m:t>=</m:t>
-          </m:r>
-          <m:r>
-            <m:t>1.337</m:t>
-          </m:r>
-          <m:r>
-            <m:rPr>
-              <m:sty m:val="p"/>
-            </m:rPr>
-            <m:t>×</m:t>
-          </m:r>
-          <m:sSup>
-            <m:e>
-              <m:r>
-                <m:t>10</m:t>
-              </m:r>
-            </m:e>
-            <m:sup>
-              <m:r>
-                <m:rPr>
-                  <m:sty m:val="p"/>
-                </m:rPr>
-                <m:t>−</m:t>
-              </m:r>
-              <m:r>
-                <m:t>5</m:t>
-              </m:r>
-            </m:sup>
-          </m:sSup>
-          <m:r>
-            <m:t> </m:t>
-          </m:r>
-          <m:r>
-            <m:rPr>
-              <m:sty m:val="p"/>
-            </m:rPr>
-            <m:t>M</m:t>
-          </m:r>
-        </m:oMath>
-      </m:oMathPara>
-    </w:p>
-    <w:p>
-      <w:pPr>
-        <w:pStyle w:val="FirstParagraph"/>
-      </w:pPr>
       <w:r>
         <w:rPr>
           <w:rFonts w:hint="eastAsia" w:ascii="Times New Roman" w:hAnsi="Times New Roman" w:eastAsia="FangSong" w:cs="Times New Roman"/>
@@ -11251,519 +10859,6 @@
     <w:p>
       <w:pPr>
         <w:pStyle w:val="BodyText"/>
-      </w:pPr>
-      <m:oMathPara>
-        <m:oMathParaPr>
-          <m:jc m:val="center"/>
-          <m:ctrlPr>
-            <w:rPr>
-              <w:sz w:val="28"/>
-              <w:szCs w:val="28"/>
-            </w:rPr>
-          </m:ctrlPr>
-        </m:oMathParaPr>
-        <m:oMath>
-          <m:r>
-            <m:t>E</m:t>
-          </m:r>
-          <m:r>
-            <m:rPr>
-              <m:sty m:val="p"/>
-            </m:rPr>
-            <m:t>(</m:t>
-          </m:r>
-          <m:r>
-            <m:rPr>
-              <m:sty m:val="p"/>
-            </m:rPr>
-            <m:t>A</m:t>
-          </m:r>
-          <m:sSub>
-            <m:e>
-              <m:r>
-                <m:rPr>
-                  <m:sty m:val="p"/>
-                </m:rPr>
-                <m:t>g</m:t>
-              </m:r>
-            </m:e>
-            <m:sub>
-              <m:r>
-                <m:rPr>
-                  <m:sty m:val="p"/>
-                </m:rPr>
-                <m:t>10</m:t>
-              </m:r>
-            </m:sub>
-          </m:sSub>
-          <m:r>
-            <m:rPr>
-              <m:sty m:val="p"/>
-            </m:rPr>
-            <m:t>/</m:t>
-          </m:r>
-          <m:r>
-            <m:rPr>
-              <m:sty m:val="p"/>
-            </m:rPr>
-            <m:t>A</m:t>
-          </m:r>
-          <m:sSup>
-            <m:e>
-              <m:r>
-                <m:rPr>
-                  <m:sty m:val="p"/>
-                </m:rPr>
-                <m:t>g</m:t>
-              </m:r>
-            </m:e>
-            <m:sup>
-              <m:r>
-                <m:rPr>
-                  <m:sty m:val="p"/>
-                </m:rPr>
-                <m:t>+</m:t>
-              </m:r>
-            </m:sup>
-          </m:sSup>
-          <m:r>
-            <m:rPr>
-              <m:sty m:val="p"/>
-            </m:rPr>
-            <m:t>)</m:t>
-          </m:r>
-          <m:r>
-            <m:rPr>
-              <m:sty m:val="p"/>
-            </m:rPr>
-            <m:t>=</m:t>
-          </m:r>
-          <m:r>
-            <m:t>0.512</m:t>
-          </m:r>
-          <m:r>
-            <m:rPr>
-              <m:sty m:val="p"/>
-            </m:rPr>
-            <m:t>−</m:t>
-          </m:r>
-          <m:r>
-            <m:t>0.430</m:t>
-          </m:r>
-          <m:r>
-            <m:rPr>
-              <m:sty m:val="p"/>
-            </m:rPr>
-            <m:t>=</m:t>
-          </m:r>
-          <m:r>
-            <m:t>0.082</m:t>
-          </m:r>
-          <m:r>
-            <m:t> </m:t>
-          </m:r>
-          <m:r>
-            <m:rPr>
-              <m:sty m:val="p"/>
-            </m:rPr>
-            <m:t>V</m:t>
-          </m:r>
-        </m:oMath>
-      </m:oMathPara>
-    </w:p>
-    <w:p>
-      <w:pPr>
-        <w:pStyle w:val="FirstParagraph"/>
-      </w:pPr>
-      <m:oMathPara>
-        <m:oMathParaPr>
-          <m:jc m:val="center"/>
-          <m:ctrlPr>
-            <w:rPr>
-              <w:sz w:val="28"/>
-              <w:szCs w:val="28"/>
-            </w:rPr>
-          </m:ctrlPr>
-        </m:oMathParaPr>
-        <m:oMath>
-          <m:sSup>
-            <m:e>
-              <m:r>
-                <m:t>E</m:t>
-              </m:r>
-            </m:e>
-            <m:sup>
-              <m:r>
-                <m:t>θ</m:t>
-              </m:r>
-            </m:sup>
-          </m:sSup>
-          <m:r>
-            <m:rPr>
-              <m:sty m:val="p"/>
-            </m:rPr>
-            <m:t>(</m:t>
-          </m:r>
-          <m:r>
-            <m:rPr>
-              <m:sty m:val="p"/>
-            </m:rPr>
-            <m:t>A</m:t>
-          </m:r>
-          <m:sSub>
-            <m:e>
-              <m:r>
-                <m:rPr>
-                  <m:sty m:val="p"/>
-                </m:rPr>
-                <m:t>g</m:t>
-              </m:r>
-            </m:e>
-            <m:sub>
-              <m:r>
-                <m:rPr>
-                  <m:sty m:val="p"/>
-                </m:rPr>
-                <m:t>10</m:t>
-              </m:r>
-            </m:sub>
-          </m:sSub>
-          <m:r>
-            <m:rPr>
-              <m:sty m:val="p"/>
-            </m:rPr>
-            <m:t>/</m:t>
-          </m:r>
-          <m:r>
-            <m:rPr>
-              <m:sty m:val="p"/>
-            </m:rPr>
-            <m:t>A</m:t>
-          </m:r>
-          <m:sSup>
-            <m:e>
-              <m:r>
-                <m:rPr>
-                  <m:sty m:val="p"/>
-                </m:rPr>
-                <m:t>g</m:t>
-              </m:r>
-            </m:e>
-            <m:sup>
-              <m:r>
-                <m:rPr>
-                  <m:sty m:val="p"/>
-                </m:rPr>
-                <m:t>+</m:t>
-              </m:r>
-            </m:sup>
-          </m:sSup>
-          <m:r>
-            <m:rPr>
-              <m:sty m:val="p"/>
-            </m:rPr>
-            <m:t>)</m:t>
-          </m:r>
-          <m:r>
-            <m:rPr>
-              <m:sty m:val="p"/>
-            </m:rPr>
-            <m:t>=</m:t>
-          </m:r>
-          <m:r>
-            <m:t>0.082</m:t>
-          </m:r>
-          <m:r>
-            <m:rPr>
-              <m:sty m:val="p"/>
-            </m:rPr>
-            <m:t>−</m:t>
-          </m:r>
-          <m:r>
-            <m:t>0.02569</m:t>
-          </m:r>
-          <m:r>
-            <m:rPr>
-              <m:sty m:val="p"/>
-            </m:rPr>
-            <m:t>ln</m:t>
-          </m:r>
-          <m:r>
-            <m:rPr>
-              <m:sty m:val="p"/>
-            </m:rPr>
-            <m:t>(</m:t>
-          </m:r>
-          <m:r>
-            <m:t>0.01</m:t>
-          </m:r>
-          <m:r>
-            <m:rPr>
-              <m:sty m:val="p"/>
-            </m:rPr>
-            <m:t>)</m:t>
-          </m:r>
-          <m:r>
-            <m:rPr>
-              <m:sty m:val="p"/>
-            </m:rPr>
-            <m:t>=</m:t>
-          </m:r>
-          <m:r>
-            <m:t>0.200</m:t>
-          </m:r>
-          <m:r>
-            <m:t> </m:t>
-          </m:r>
-          <m:r>
-            <m:rPr>
-              <m:sty m:val="p"/>
-            </m:rPr>
-            <m:t>V</m:t>
-          </m:r>
-        </m:oMath>
-      </m:oMathPara>
-    </w:p>
-    <w:p>
-      <w:pPr>
-        <w:pStyle w:val="FirstParagraph"/>
-      </w:pPr>
-      <m:oMathPara>
-        <m:oMathParaPr>
-          <m:jc m:val="center"/>
-          <m:ctrlPr>
-            <w:rPr>
-              <w:sz w:val="28"/>
-              <w:szCs w:val="28"/>
-            </w:rPr>
-          </m:ctrlPr>
-        </m:oMathParaPr>
-        <m:oMath>
-          <m:r>
-            <m:t>E</m:t>
-          </m:r>
-          <m:r>
-            <m:rPr>
-              <m:sty m:val="p"/>
-            </m:rPr>
-            <m:t>(</m:t>
-          </m:r>
-          <m:r>
-            <m:rPr>
-              <m:sty m:val="p"/>
-            </m:rPr>
-            <m:t>A</m:t>
-          </m:r>
-          <m:sSub>
-            <m:e>
-              <m:r>
-                <m:rPr>
-                  <m:sty m:val="p"/>
-                </m:rPr>
-                <m:t>g</m:t>
-              </m:r>
-            </m:e>
-            <m:sub>
-              <m:r>
-                <m:rPr>
-                  <m:sty m:val="p"/>
-                </m:rPr>
-                <m:t>5</m:t>
-              </m:r>
-            </m:sub>
-          </m:sSub>
-          <m:r>
-            <m:rPr>
-              <m:sty m:val="p"/>
-            </m:rPr>
-            <m:t>/</m:t>
-          </m:r>
-          <m:r>
-            <m:rPr>
-              <m:sty m:val="p"/>
-            </m:rPr>
-            <m:t>A</m:t>
-          </m:r>
-          <m:sSup>
-            <m:e>
-              <m:r>
-                <m:rPr>
-                  <m:sty m:val="p"/>
-                </m:rPr>
-                <m:t>g</m:t>
-              </m:r>
-            </m:e>
-            <m:sup>
-              <m:r>
-                <m:rPr>
-                  <m:sty m:val="p"/>
-                </m:rPr>
-                <m:t>+</m:t>
-              </m:r>
-            </m:sup>
-          </m:sSup>
-          <m:r>
-            <m:rPr>
-              <m:sty m:val="p"/>
-            </m:rPr>
-            <m:t>)</m:t>
-          </m:r>
-          <m:r>
-            <m:rPr>
-              <m:sty m:val="p"/>
-            </m:rPr>
-            <m:t>=</m:t>
-          </m:r>
-          <m:r>
-            <m:t>0.512</m:t>
-          </m:r>
-          <m:r>
-            <m:rPr>
-              <m:sty m:val="p"/>
-            </m:rPr>
-            <m:t>−</m:t>
-          </m:r>
-          <m:r>
-            <m:t>1.030</m:t>
-          </m:r>
-          <m:r>
-            <m:rPr>
-              <m:sty m:val="p"/>
-            </m:rPr>
-            <m:t>=</m:t>
-          </m:r>
-          <m:r>
-            <m:rPr>
-              <m:sty m:val="p"/>
-            </m:rPr>
-            <m:t>−</m:t>
-          </m:r>
-          <m:r>
-            <m:t>0.518</m:t>
-          </m:r>
-          <m:r>
-            <m:t> </m:t>
-          </m:r>
-          <m:r>
-            <m:rPr>
-              <m:sty m:val="p"/>
-            </m:rPr>
-            <m:t>V</m:t>
-          </m:r>
-          <m:r>
-            <m:rPr>
-              <m:sty m:val="p"/>
-            </m:rPr>
-            <m:t>⇒</m:t>
-          </m:r>
-          <m:sSup>
-            <m:e>
-              <m:r>
-                <m:t>E</m:t>
-              </m:r>
-            </m:e>
-            <m:sup>
-              <m:r>
-                <m:t>θ</m:t>
-              </m:r>
-            </m:sup>
-          </m:sSup>
-          <m:r>
-            <m:rPr>
-              <m:sty m:val="p"/>
-            </m:rPr>
-            <m:t>(</m:t>
-          </m:r>
-          <m:r>
-            <m:rPr>
-              <m:sty m:val="p"/>
-            </m:rPr>
-            <m:t>A</m:t>
-          </m:r>
-          <m:sSub>
-            <m:e>
-              <m:r>
-                <m:rPr>
-                  <m:sty m:val="p"/>
-                </m:rPr>
-                <m:t>g</m:t>
-              </m:r>
-            </m:e>
-            <m:sub>
-              <m:r>
-                <m:rPr>
-                  <m:sty m:val="p"/>
-                </m:rPr>
-                <m:t>5</m:t>
-              </m:r>
-            </m:sub>
-          </m:sSub>
-          <m:r>
-            <m:rPr>
-              <m:sty m:val="p"/>
-            </m:rPr>
-            <m:t>/</m:t>
-          </m:r>
-          <m:r>
-            <m:rPr>
-              <m:sty m:val="p"/>
-            </m:rPr>
-            <m:t>A</m:t>
-          </m:r>
-          <m:sSup>
-            <m:e>
-              <m:r>
-                <m:rPr>
-                  <m:sty m:val="p"/>
-                </m:rPr>
-                <m:t>g</m:t>
-              </m:r>
-            </m:e>
-            <m:sup>
-              <m:r>
-                <m:rPr>
-                  <m:sty m:val="p"/>
-                </m:rPr>
-                <m:t>+</m:t>
-              </m:r>
-            </m:sup>
-          </m:sSup>
-          <m:r>
-            <m:rPr>
-              <m:sty m:val="p"/>
-            </m:rPr>
-            <m:t>)</m:t>
-          </m:r>
-          <m:r>
-            <m:rPr>
-              <m:sty m:val="p"/>
-            </m:rPr>
-            <m:t>=</m:t>
-          </m:r>
-          <m:r>
-            <m:rPr>
-              <m:sty m:val="p"/>
-            </m:rPr>
-            <m:t>−</m:t>
-          </m:r>
-          <m:r>
-            <m:t>0.400</m:t>
-          </m:r>
-          <m:r>
-            <m:t> </m:t>
-          </m:r>
-          <m:r>
-            <m:rPr>
-              <m:sty m:val="p"/>
-            </m:rPr>
-            <m:t>V</m:t>
-          </m:r>
-        </m:oMath>
-      </m:oMathPara>
-    </w:p>
-    <w:p>
-      <w:pPr>
-        <w:pStyle w:val="FirstParagraph"/>
       </w:pPr>
       <w:r>
         <w:rPr>
@@ -12797,7 +11892,7 @@
         <w:color w:val="000000"/>
         <w:sz w:val="18"/>
       </w:rPr>
-      <w:t>第二篇 结构化学 · 第6章 超分子与材料化学</w:t>
+      <w:t>第二篇 结构化学 · 第6章 超分子与材料化学-学生版</w:t>
     </w:r>
   </w:p>
 </w:hdr>

--- a/00-首页/题组Word/习题书/第二篇-结构化学/6-超分子与材料化学-学生版-打印版.docx
+++ b/00-首页/题组Word/习题书/第二篇-结构化学/6-超分子与材料化学-学生版-打印版.docx
@@ -2,7 +2,7 @@
 <file path=word/document.xml><?xml version="1.0" encoding="utf-8"?>
 <w:document xmlns:w="http://schemas.openxmlformats.org/wordprocessingml/2006/main" xmlns:m="http://schemas.openxmlformats.org/officeDocument/2006/math" xmlns:r="http://schemas.openxmlformats.org/officeDocument/2006/relationships" xmlns:o="urn:schemas-microsoft-com:office:office" xmlns:v="urn:schemas-microsoft-com:vml" xmlns:w10="urn:schemas-microsoft-com:office:word" xmlns:a="http://schemas.openxmlformats.org/drawingml/2006/main" xmlns:pic="http://schemas.openxmlformats.org/drawingml/2006/picture" xmlns:wp="http://schemas.openxmlformats.org/drawingml/2006/wordprocessingDrawing">
   <w:body>
-    <w:bookmarkStart w:id="56" w:name="第-6-章-超分子与材料化学"/>
+    <w:bookmarkStart w:id="50" w:name="第-6-章-超分子与材料化学"/>
     <w:p>
       <w:pPr>
         <w:pStyle w:val="Heading1"/>
@@ -66,7 +66,7 @@
       </w:r>
     </w:p>
     <w:bookmarkEnd w:id="9"/>
-    <w:bookmarkStart w:id="13" w:name="分子-习56"/>
+    <w:bookmarkStart w:id="10" w:name="化学计量"/>
     <w:p>
       <w:pPr>
         <w:pStyle w:val="Heading2"/>
@@ -83,112 +83,36 @@
         <w:rPr>
           <w:rFonts w:hint="eastAsia" w:ascii="Times New Roman" w:hAnsi="Times New Roman" w:eastAsia="SimHei" w:cs="Times New Roman"/>
         </w:rPr>
-        <w:t>分子</w:t>
-      </w:r>
-      <w:r>
-        <w:rPr>
-          <w:rFonts w:hint="eastAsia" w:ascii="Times New Roman" w:hAnsi="Times New Roman" w:eastAsia="Times New Roman" w:cs="Times New Roman"/>
-        </w:rPr>
-        <w:t>-</w:t>
-      </w:r>
-      <w:r>
-        <w:rPr>
-          <w:rFonts w:hint="eastAsia" w:ascii="Times New Roman" w:hAnsi="Times New Roman" w:eastAsia="SimHei" w:cs="Times New Roman"/>
-        </w:rPr>
-        <w:t>习</w:t>
-      </w:r>
-      <w:r>
-        <w:rPr>
-          <w:rFonts w:hint="eastAsia" w:ascii="Times New Roman" w:hAnsi="Times New Roman" w:eastAsia="Times New Roman" w:cs="Times New Roman"/>
-        </w:rPr>
-        <w:t>56</w:t>
-      </w:r>
-    </w:p>
-    <w:p>
-      <w:pPr>
-        <w:pStyle w:val="Compact"/>
-        <w:numPr>
-          <w:ilvl w:val="0"/>
-          <w:numId w:val="1001"/>
-        </w:numPr>
-      </w:pPr>
-      <w:r>
-        <w:rPr>
-          <w:rFonts w:ascii="Times New Roman" w:hAnsi="Times New Roman" w:eastAsia="Times New Roman" w:cs="Times New Roman"/>
-        </w:rPr>
-        <w:t xml:space="preserve">2001 </w:t>
-      </w:r>
-      <w:r>
-        <w:rPr>
-          <w:rFonts w:hint="eastAsia" w:ascii="Times New Roman" w:hAnsi="Times New Roman" w:eastAsia="FangSong" w:cs="Times New Roman"/>
-        </w:rPr>
-        <w:t>年是伟大的化学家</w:t>
-      </w:r>
-      <w:r>
-        <w:rPr>
-          <w:rFonts w:hint="eastAsia" w:ascii="Times New Roman" w:hAnsi="Times New Roman" w:eastAsia="Times New Roman" w:cs="Times New Roman"/>
-        </w:rPr>
-        <w:t>、</w:t>
-      </w:r>
-      <w:r>
-        <w:rPr>
-          <w:rFonts w:hint="eastAsia" w:ascii="Times New Roman" w:hAnsi="Times New Roman" w:eastAsia="FangSong" w:cs="Times New Roman"/>
-        </w:rPr>
-        <w:t>诺贝尔化学奖得主</w:t>
-      </w:r>
-      <w:r>
-        <w:rPr>
-          <w:rFonts w:hint="eastAsia" w:ascii="Times New Roman" w:hAnsi="Times New Roman" w:eastAsia="Times New Roman" w:cs="Times New Roman"/>
-        </w:rPr>
-        <w:t>、</w:t>
-      </w:r>
-      <w:r>
-        <w:rPr>
-          <w:rFonts w:hint="eastAsia" w:ascii="Times New Roman" w:hAnsi="Times New Roman" w:eastAsia="FangSong" w:cs="Times New Roman"/>
-        </w:rPr>
-        <w:t>著名的化学结构大师鲍林</w:t>
-      </w:r>
-      <w:r>
-        <w:rPr>
-          <w:rFonts w:ascii="Times New Roman" w:hAnsi="Times New Roman" w:eastAsia="Times New Roman" w:cs="Times New Roman"/>
-        </w:rPr>
-        <w:t xml:space="preserve"> (Linus Pauling) </w:t>
-      </w:r>
-      <w:r>
-        <w:rPr>
-          <w:rFonts w:hint="eastAsia" w:ascii="Times New Roman" w:hAnsi="Times New Roman" w:eastAsia="FangSong" w:cs="Times New Roman"/>
-        </w:rPr>
-        <w:t xml:space="preserve">教授诞辰</w:t>
-      </w:r>
-      <w:r>
-        <w:rPr>
-          <w:rFonts w:ascii="Times New Roman" w:hAnsi="Times New Roman" w:eastAsia="Times New Roman" w:cs="Times New Roman"/>
-        </w:rPr>
-        <w:t xml:space="preserve"> 100 </w:t>
-      </w:r>
-      <w:r>
-        <w:rPr>
-          <w:rFonts w:hint="eastAsia" w:ascii="Times New Roman" w:hAnsi="Times New Roman" w:eastAsia="FangSong" w:cs="Times New Roman"/>
-        </w:rPr>
-        <w:t xml:space="preserve">周年</w:t>
-      </w:r>
-      <w:r>
-        <w:rPr>
-          <w:rFonts w:ascii="Times New Roman" w:hAnsi="Times New Roman" w:eastAsia="Times New Roman" w:cs="Times New Roman"/>
-        </w:rPr>
-        <w:t xml:space="preserve"> </w:t>
-      </w:r>
-      <w:r>
-        <w:rPr>
-          <w:rFonts w:hint="eastAsia" w:ascii="Times New Roman" w:hAnsi="Times New Roman" w:eastAsia="Times New Roman" w:cs="Times New Roman"/>
-        </w:rPr>
-        <w:t>(1901—1994)。</w:t>
-      </w:r>
-      <w:r>
-        <w:rPr>
-          <w:rFonts w:hint="eastAsia" w:ascii="Times New Roman" w:hAnsi="Times New Roman" w:eastAsia="FangSong" w:cs="Times New Roman"/>
-        </w:rPr>
-        <w:t>鲍林教授逝世后</w:t>
+        <w:t xml:space="preserve">化学计量</w:t>
+      </w:r>
+    </w:p>
+    <w:p>
+      <w:pPr>
+        <w:pStyle w:val="FirstParagraph"/>
+      </w:pPr>
+      <w:r>
+        <w:rPr>
+          <w:rFonts w:ascii="Times New Roman" w:hAnsi="Times New Roman" w:eastAsia="Times New Roman" w:cs="Times New Roman"/>
+        </w:rPr>
+        <w:t xml:space="preserve">2008 </w:t>
+      </w:r>
+      <w:r>
+        <w:rPr>
+          <w:rFonts w:hint="eastAsia" w:ascii="Times New Roman" w:hAnsi="Times New Roman" w:eastAsia="FangSong" w:cs="Times New Roman"/>
+        </w:rPr>
+        <w:t>年北京奥运会奖牌</w:t>
+      </w:r>
+      <w:r>
+        <w:rPr>
+          <w:rFonts w:hint="eastAsia" w:ascii="Times New Roman" w:hAnsi="Times New Roman" w:eastAsia="Times New Roman" w:cs="Times New Roman"/>
+        </w:rPr>
+        <w:t>——</w:t>
+      </w:r>
+      <w:r>
+        <w:rPr>
+          <w:rFonts w:hint="eastAsia" w:ascii="Times New Roman" w:hAnsi="Times New Roman" w:eastAsia="FangSong" w:cs="Times New Roman"/>
+        </w:rPr>
+        <w:t>金镶玉具有浓郁的中国特色</w:t>
       </w:r>
       <w:r>
         <w:rPr>
@@ -200,7 +124,67 @@
         <w:rPr>
           <w:rFonts w:hint="eastAsia" w:ascii="Times New Roman" w:hAnsi="Times New Roman" w:eastAsia="FangSong" w:cs="Times New Roman"/>
         </w:rPr>
-        <w:t>人们发现他的办公室里面有一块黑板</w:t>
+        <w:t>其中奖牌所用的玉石是出自青海的昆仑玉</w:t>
+      </w:r>
+      <w:r>
+        <w:rPr>
+          <w:rFonts w:hint="eastAsia" w:ascii="Times New Roman" w:hAnsi="Times New Roman" w:eastAsia="Times New Roman" w:cs="Times New Roman"/>
+        </w:rPr>
+        <w:t>。</w:t>
+      </w:r>
+      <w:r>
+        <w:rPr>
+          <w:rFonts w:hint="eastAsia" w:ascii="Times New Roman" w:hAnsi="Times New Roman" w:eastAsia="FangSong" w:cs="Times New Roman"/>
+        </w:rPr>
+        <w:t>昆仑玉主要成分是由</w:t>
+      </w:r>
+      <w:r>
+        <w:rPr>
+          <w:rFonts w:hint="eastAsia" w:ascii="Times New Roman" w:hAnsi="Times New Roman" w:eastAsia="Times New Roman" w:cs="Times New Roman"/>
+        </w:rPr>
+        <w:t>”</w:t>
+      </w:r>
+      <w:r>
+        <w:rPr>
+          <w:rFonts w:hint="eastAsia" w:ascii="Times New Roman" w:hAnsi="Times New Roman" w:eastAsia="FangSong" w:cs="Times New Roman"/>
+        </w:rPr>
+        <w:t>透闪石</w:t>
+      </w:r>
+      <w:r>
+        <w:rPr>
+          <w:rFonts w:hint="eastAsia" w:ascii="Times New Roman" w:hAnsi="Times New Roman" w:eastAsia="Times New Roman" w:cs="Times New Roman"/>
+        </w:rPr>
+        <w:t>”</w:t>
+      </w:r>
+      <w:r>
+        <w:rPr>
+          <w:rFonts w:hint="eastAsia" w:ascii="Times New Roman" w:hAnsi="Times New Roman" w:eastAsia="FangSong" w:cs="Times New Roman"/>
+        </w:rPr>
+        <w:t>和</w:t>
+      </w:r>
+      <w:r>
+        <w:rPr>
+          <w:rFonts w:hint="eastAsia" w:ascii="Times New Roman" w:hAnsi="Times New Roman" w:eastAsia="Times New Roman" w:cs="Times New Roman"/>
+        </w:rPr>
+        <w:t>”</w:t>
+      </w:r>
+      <w:r>
+        <w:rPr>
+          <w:rFonts w:hint="eastAsia" w:ascii="Times New Roman" w:hAnsi="Times New Roman" w:eastAsia="FangSong" w:cs="Times New Roman"/>
+        </w:rPr>
+        <w:t>阳起石</w:t>
+      </w:r>
+      <w:r>
+        <w:rPr>
+          <w:rFonts w:hint="eastAsia" w:ascii="Times New Roman" w:hAnsi="Times New Roman" w:eastAsia="Times New Roman" w:cs="Times New Roman"/>
+        </w:rPr>
+        <w:t>”</w:t>
+      </w:r>
+      <w:r>
+        <w:rPr>
+          <w:rFonts w:hint="eastAsia" w:ascii="Times New Roman" w:hAnsi="Times New Roman" w:eastAsia="FangSong" w:cs="Times New Roman"/>
+        </w:rPr>
+        <w:t>组成的纤维状微晶结合体</w:t>
       </w:r>
       <w:r>
         <w:rPr>
@@ -212,1052 +196,25 @@
         <w:rPr>
           <w:rFonts w:hint="eastAsia" w:ascii="Times New Roman" w:hAnsi="Times New Roman" w:eastAsia="FangSong" w:cs="Times New Roman"/>
         </w:rPr>
-        <w:t>画得满满的</w:t>
-      </w:r>
-      <w:r>
-        <w:rPr>
-          <w:rFonts w:hint="eastAsia" w:ascii="Times New Roman" w:hAnsi="Times New Roman" w:eastAsia="Times New Roman" w:cs="Times New Roman"/>
-        </w:rPr>
-        <w:t>，</w:t>
-      </w:r>
-      <w:r>
-        <w:rPr>
-          <w:rFonts w:hint="eastAsia" w:ascii="Times New Roman" w:hAnsi="Times New Roman" w:eastAsia="FangSong" w:cs="Times New Roman"/>
-        </w:rPr>
-        <w:t>其中一个结构式如右图所示</w:t>
-      </w:r>
-      <w:r>
-        <w:rPr>
-          <w:rFonts w:hint="eastAsia" w:ascii="Times New Roman" w:hAnsi="Times New Roman" w:eastAsia="Times New Roman" w:cs="Times New Roman"/>
-        </w:rPr>
-        <w:t>。</w:t>
-      </w:r>
-      <w:r>
-        <w:rPr>
-          <w:rFonts w:hint="eastAsia" w:ascii="Times New Roman" w:hAnsi="Times New Roman" w:eastAsia="FangSong" w:cs="Times New Roman"/>
-        </w:rPr>
-        <w:t>他为什么画这个结构式</w:t>
-      </w:r>
-      <w:r>
-        <w:rPr>
-          <w:rFonts w:hint="eastAsia" w:ascii="Times New Roman" w:hAnsi="Times New Roman" w:eastAsia="Times New Roman" w:cs="Times New Roman"/>
-        </w:rPr>
-        <w:t>？</w:t>
-      </w:r>
-      <w:r>
-        <w:rPr>
-          <w:rFonts w:hint="eastAsia" w:ascii="Times New Roman" w:hAnsi="Times New Roman" w:eastAsia="FangSong" w:cs="Times New Roman"/>
-        </w:rPr>
-        <w:t>它是生命前物质</w:t>
-      </w:r>
-      <w:r>
-        <w:rPr>
-          <w:rFonts w:hint="eastAsia" w:ascii="Times New Roman" w:hAnsi="Times New Roman" w:eastAsia="Times New Roman" w:cs="Times New Roman"/>
-        </w:rPr>
-        <w:t>？</w:t>
-      </w:r>
-      <w:r>
-        <w:rPr>
-          <w:rFonts w:hint="eastAsia" w:ascii="Times New Roman" w:hAnsi="Times New Roman" w:eastAsia="FangSong" w:cs="Times New Roman"/>
-        </w:rPr>
-        <w:t>它能合成吗</w:t>
-      </w:r>
-      <w:r>
-        <w:rPr>
-          <w:rFonts w:hint="eastAsia" w:ascii="Times New Roman" w:hAnsi="Times New Roman" w:eastAsia="Times New Roman" w:cs="Times New Roman"/>
-        </w:rPr>
-        <w:t>？</w:t>
-      </w:r>
-      <w:r>
-        <w:rPr>
-          <w:rFonts w:hint="eastAsia" w:ascii="Times New Roman" w:hAnsi="Times New Roman" w:eastAsia="FangSong" w:cs="Times New Roman"/>
-        </w:rPr>
-        <w:t>它有什么性质</w:t>
-      </w:r>
-      <w:r>
-        <w:rPr>
-          <w:rFonts w:hint="eastAsia" w:ascii="Times New Roman" w:hAnsi="Times New Roman" w:eastAsia="Times New Roman" w:cs="Times New Roman"/>
-        </w:rPr>
-        <w:t>？</w:t>
-      </w:r>
-      <w:r>
-        <w:rPr>
-          <w:rFonts w:hint="eastAsia" w:ascii="Times New Roman" w:hAnsi="Times New Roman" w:eastAsia="FangSong" w:cs="Times New Roman"/>
-        </w:rPr>
-        <w:t>不得而知</w:t>
-      </w:r>
-      <w:r>
-        <w:rPr>
-          <w:rFonts w:hint="eastAsia" w:ascii="Times New Roman" w:hAnsi="Times New Roman" w:eastAsia="Times New Roman" w:cs="Times New Roman"/>
-        </w:rPr>
-        <w:t>。</w:t>
-      </w:r>
-      <w:r>
-        <w:rPr>
-          <w:rFonts w:hint="eastAsia" w:ascii="Times New Roman" w:hAnsi="Times New Roman" w:eastAsia="FangSong" w:cs="Times New Roman"/>
-        </w:rPr>
-        <w:t>这是鲍林留给世人的一个谜</w:t>
-      </w:r>
-      <w:r>
-        <w:rPr>
-          <w:rFonts w:hint="eastAsia" w:ascii="Times New Roman" w:hAnsi="Times New Roman" w:eastAsia="Times New Roman" w:cs="Times New Roman"/>
-        </w:rPr>
-        <w:t>。</w:t>
-      </w:r>
-      <w:r>
-        <w:rPr>
-          <w:rFonts w:hint="eastAsia" w:ascii="Times New Roman" w:hAnsi="Times New Roman" w:eastAsia="FangSong" w:cs="Times New Roman"/>
-        </w:rPr>
-        <w:t>也许这是永远无法解开的谜</w:t>
-      </w:r>
-      <w:r>
-        <w:rPr>
-          <w:rFonts w:hint="eastAsia" w:ascii="Times New Roman" w:hAnsi="Times New Roman" w:eastAsia="Times New Roman" w:cs="Times New Roman"/>
-        </w:rPr>
-        <w:t>；</w:t>
-      </w:r>
-      <w:r>
-        <w:rPr>
-          <w:rFonts w:hint="eastAsia" w:ascii="Times New Roman" w:hAnsi="Times New Roman" w:eastAsia="FangSong" w:cs="Times New Roman"/>
-        </w:rPr>
-        <w:t>也许你有朝一日能解开它</w:t>
-      </w:r>
-      <w:r>
-        <w:rPr>
-          <w:rFonts w:hint="eastAsia" w:ascii="Times New Roman" w:hAnsi="Times New Roman" w:eastAsia="Times New Roman" w:cs="Times New Roman"/>
-        </w:rPr>
-        <w:t>。</w:t>
-      </w:r>
-      <w:r>
-        <w:rPr>
-          <w:rFonts w:hint="eastAsia" w:ascii="Times New Roman" w:hAnsi="Times New Roman" w:eastAsia="FangSong" w:cs="Times New Roman"/>
-        </w:rPr>
-        <w:t>不管结果如何</w:t>
-      </w:r>
-      <w:r>
-        <w:rPr>
-          <w:rFonts w:hint="eastAsia" w:ascii="Times New Roman" w:hAnsi="Times New Roman" w:eastAsia="Times New Roman" w:cs="Times New Roman"/>
-        </w:rPr>
-        <w:t>，</w:t>
-      </w:r>
-      <w:r>
-        <w:rPr>
-          <w:rFonts w:hint="eastAsia" w:ascii="Times New Roman" w:hAnsi="Times New Roman" w:eastAsia="FangSong" w:cs="Times New Roman"/>
-        </w:rPr>
-        <w:t>请先对这个结构做一番考察</w:t>
-      </w:r>
-      <w:r>
-        <w:rPr>
-          <w:rFonts w:hint="eastAsia" w:ascii="Times New Roman" w:hAnsi="Times New Roman" w:eastAsia="Times New Roman" w:cs="Times New Roman"/>
-        </w:rPr>
-        <w:t>：</w:t>
-      </w:r>
-    </w:p>
-    <w:p>
-      <w:pPr>
-        <w:pStyle w:val="FirstParagraph"/>
-        <w:spacing w:before="160" w:after="80"/>
-        <w:jc w:val="center"/>
-      </w:pPr>
-      <w:r>
-        <w:rPr>
-          <w:rFonts w:ascii="Times New Roman" w:hAnsi="Times New Roman" w:eastAsia="Times New Roman" w:cs="Times New Roman"/>
-        </w:rPr>
-        <w:drawing>
-          <wp:inline>
-            <wp:extent cx="3225800" cy="3162300"/>
-            <wp:effectExtent b="0" l="0" r="0" t="0"/>
-            <wp:docPr descr="" title="" id="11" name="Picture"/>
-            <a:graphic>
-              <a:graphicData uri="http://schemas.openxmlformats.org/drawingml/2006/picture">
-                <pic:pic>
-                  <pic:nvPicPr>
-                    <pic:cNvPr descr="7e8e05d3ef99809a316b7c07af4c52ac9e88c2f5aaba64f311bc9a37287c6104.jpg" id="12" name="Picture"/>
-                    <pic:cNvPicPr>
-                      <a:picLocks noChangeArrowheads="1" noChangeAspect="1"/>
-                    </pic:cNvPicPr>
-                  </pic:nvPicPr>
-                  <pic:blipFill>
-                    <a:blip r:embed="rId10"/>
-                    <a:stretch>
-                      <a:fillRect/>
-                    </a:stretch>
-                  </pic:blipFill>
-                  <pic:spPr bwMode="auto">
-                    <a:xfrm>
-                      <a:off x="0" y="0"/>
-                      <a:ext cx="3225800" cy="3162300"/>
-                    </a:xfrm>
-                    <a:prstGeom prst="rect">
-                      <a:avLst/>
-                    </a:prstGeom>
-                    <a:noFill/>
-                    <a:ln w="9525">
-                      <a:noFill/>
-                      <a:headEnd/>
-                      <a:tailEnd/>
-                    </a:ln>
-                  </pic:spPr>
-                </pic:pic>
-              </a:graphicData>
-            </a:graphic>
-          </wp:inline>
-        </w:drawing>
-      </w:r>
-    </w:p>
-    <w:p>
-      <w:pPr>
-        <w:pStyle w:val="BodyText"/>
-      </w:pPr>
-      <w:r>
-        <w:rPr>
-          <w:rFonts w:hint="eastAsia" w:ascii="Times New Roman" w:hAnsi="Times New Roman" w:eastAsia="Times New Roman" w:cs="Times New Roman"/>
-        </w:rPr>
-        <w:t>(1)</w:t>
-      </w:r>
-      <w:r>
-        <w:rPr>
-          <w:rFonts w:hint="eastAsia" w:ascii="Times New Roman" w:hAnsi="Times New Roman" w:eastAsia="FangSong" w:cs="Times New Roman"/>
-        </w:rPr>
-        <w:t>它的分子式是什么</w:t>
-      </w:r>
-      <w:r>
-        <w:rPr>
-          <w:rFonts w:hint="eastAsia" w:ascii="Times New Roman" w:hAnsi="Times New Roman" w:eastAsia="Times New Roman" w:cs="Times New Roman"/>
-        </w:rPr>
-        <w:t>？</w:t>
-      </w:r>
-    </w:p>
-    <w:p>
-      <w:pPr>
-        <w:pStyle w:val="BodyText"/>
-      </w:pPr>
-      <w:r>
-        <w:rPr>
-          <w:rFonts w:hint="eastAsia" w:ascii="Times New Roman" w:hAnsi="Times New Roman" w:eastAsia="Times New Roman" w:cs="Times New Roman"/>
-        </w:rPr>
-        <w:t>(2)</w:t>
-      </w:r>
-      <w:r>
-        <w:rPr>
-          <w:rFonts w:hint="eastAsia" w:ascii="Times New Roman" w:hAnsi="Times New Roman" w:eastAsia="FangSong" w:cs="Times New Roman"/>
-        </w:rPr>
-        <w:t>它的所有原子是否处于同一个平面上</w:t>
-      </w:r>
-      <w:r>
-        <w:rPr>
-          <w:rFonts w:hint="eastAsia" w:ascii="Times New Roman" w:hAnsi="Times New Roman" w:eastAsia="Times New Roman" w:cs="Times New Roman"/>
-        </w:rPr>
-        <w:t>?</w:t>
-      </w:r>
-    </w:p>
-    <w:p>
-      <w:pPr>
-        <w:pStyle w:val="BodyText"/>
-      </w:pPr>
-      <w:r>
-        <w:rPr>
-          <w:rFonts w:hint="eastAsia" w:ascii="Times New Roman" w:hAnsi="Times New Roman" w:eastAsia="Times New Roman" w:cs="Times New Roman"/>
-        </w:rPr>
-        <w:t>(3)</w:t>
-      </w:r>
-      <w:r>
-        <w:rPr>
-          <w:rFonts w:hint="eastAsia" w:ascii="Times New Roman" w:hAnsi="Times New Roman" w:eastAsia="FangSong" w:cs="Times New Roman"/>
-        </w:rPr>
-        <w:t>它是否带有电荷</w:t>
-      </w:r>
-      <w:r>
-        <w:rPr>
-          <w:rFonts w:hint="eastAsia" w:ascii="Times New Roman" w:hAnsi="Times New Roman" w:eastAsia="Times New Roman" w:cs="Times New Roman"/>
-        </w:rPr>
-        <w:t>?</w:t>
-      </w:r>
-    </w:p>
-    <w:p>
-      <w:pPr>
-        <w:pStyle w:val="BodyText"/>
-      </w:pPr>
-      <w:r>
-        <w:rPr>
-          <w:rFonts w:hint="eastAsia" w:ascii="Times New Roman" w:hAnsi="Times New Roman" w:eastAsia="Times New Roman" w:cs="Times New Roman"/>
-        </w:rPr>
-        <w:t>(4)</w:t>
-      </w:r>
-      <w:r>
-        <w:rPr>
-          <w:rFonts w:hint="eastAsia" w:ascii="Times New Roman" w:hAnsi="Times New Roman" w:eastAsia="FangSong" w:cs="Times New Roman"/>
-        </w:rPr>
-        <w:t>该分子中</w:t>
-      </w:r>
-      <w:r>
-        <w:rPr>
-          <w:rFonts w:ascii="Times New Roman" w:hAnsi="Times New Roman" w:eastAsia="Times New Roman" w:cs="Times New Roman"/>
-        </w:rPr>
-        <w:t xml:space="preserve"> sp </w:t>
-      </w:r>
-      <w:r>
-        <w:rPr>
-          <w:rFonts w:hint="eastAsia" w:ascii="Times New Roman" w:hAnsi="Times New Roman" w:eastAsia="FangSong" w:cs="Times New Roman"/>
-        </w:rPr>
-        <w:t xml:space="preserve">杂化的</w:t>
-      </w:r>
-      <w:r>
-        <w:rPr>
-          <w:rFonts w:ascii="Times New Roman" w:hAnsi="Times New Roman" w:eastAsia="Times New Roman" w:cs="Times New Roman"/>
-        </w:rPr>
-        <w:t xml:space="preserve"> N </w:t>
-      </w:r>
-      <w:r>
-        <w:rPr>
-          <w:rFonts w:hint="eastAsia" w:ascii="Times New Roman" w:hAnsi="Times New Roman" w:eastAsia="FangSong" w:cs="Times New Roman"/>
-        </w:rPr>
-        <w:t xml:space="preserve">原子有</w:t>
-      </w:r>
-      <w:r>
-        <w:rPr>
-          <w:rFonts w:ascii="Times New Roman" w:hAnsi="Times New Roman" w:eastAsia="Times New Roman" w:cs="Times New Roman"/>
-        </w:rPr>
-        <w:t xml:space="preserve"> ____ </w:t>
-      </w:r>
-      <w:r>
-        <w:rPr>
-          <w:rFonts w:hint="eastAsia" w:ascii="Times New Roman" w:hAnsi="Times New Roman" w:eastAsia="FangSong" w:cs="Times New Roman"/>
-        </w:rPr>
-        <w:t>个</w:t>
-      </w:r>
-      <w:r>
-        <w:rPr>
-          <w:rFonts w:hint="eastAsia" w:ascii="Times New Roman" w:hAnsi="Times New Roman" w:eastAsia="Times New Roman" w:cs="Times New Roman"/>
-        </w:rPr>
-        <w:t>;sp</w:t>
-      </w:r>
-      <w:r>
-        <w:rPr>
-          <w:rFonts w:hint="eastAsia" w:ascii="Times New Roman" w:hAnsi="Times New Roman" w:eastAsia="Times New Roman" w:cs="Times New Roman"/>
-          <w:vertAlign w:val="superscript"/>
-        </w:rPr>
-        <w:t>2</w:t>
-      </w:r>
-      <w:r>
-        <w:rPr>
-          <w:rFonts w:ascii="Times New Roman" w:hAnsi="Times New Roman" w:eastAsia="Times New Roman" w:cs="Times New Roman"/>
-        </w:rPr>
-        <w:t xml:space="preserve"> </w:t>
-      </w:r>
-      <w:r>
-        <w:rPr>
-          <w:rFonts w:hint="eastAsia" w:ascii="Times New Roman" w:hAnsi="Times New Roman" w:eastAsia="FangSong" w:cs="Times New Roman"/>
-        </w:rPr>
-        <w:t xml:space="preserve">杂化</w:t>
-      </w:r>
-      <w:r>
-        <w:rPr>
-          <w:rFonts w:ascii="Times New Roman" w:hAnsi="Times New Roman" w:eastAsia="Times New Roman" w:cs="Times New Roman"/>
-        </w:rPr>
-        <w:t xml:space="preserve"> ____ </w:t>
-      </w:r>
-      <w:r>
-        <w:rPr>
-          <w:rFonts w:hint="eastAsia" w:ascii="Times New Roman" w:hAnsi="Times New Roman" w:eastAsia="FangSong" w:cs="Times New Roman"/>
-        </w:rPr>
-        <w:t>个</w:t>
-      </w:r>
-      <w:r>
-        <w:rPr>
-          <w:rFonts w:hint="eastAsia" w:ascii="Times New Roman" w:hAnsi="Times New Roman" w:eastAsia="Times New Roman" w:cs="Times New Roman"/>
-        </w:rPr>
-        <w:t>;sp</w:t>
-      </w:r>
-      <w:r>
-        <w:rPr>
-          <w:rFonts w:hint="eastAsia" w:ascii="Times New Roman" w:hAnsi="Times New Roman" w:eastAsia="Times New Roman" w:cs="Times New Roman"/>
-          <w:vertAlign w:val="superscript"/>
-        </w:rPr>
-        <w:t>3</w:t>
-      </w:r>
-      <w:r>
-        <w:rPr>
-          <w:rFonts w:ascii="Times New Roman" w:hAnsi="Times New Roman" w:eastAsia="Times New Roman" w:cs="Times New Roman"/>
-        </w:rPr>
-        <w:t xml:space="preserve"> </w:t>
-      </w:r>
-      <w:r>
-        <w:rPr>
-          <w:rFonts w:hint="eastAsia" w:ascii="Times New Roman" w:hAnsi="Times New Roman" w:eastAsia="FangSong" w:cs="Times New Roman"/>
-        </w:rPr>
-        <w:t xml:space="preserve">杂化</w:t>
-      </w:r>
-      <w:r>
-        <w:rPr>
-          <w:rFonts w:ascii="Times New Roman" w:hAnsi="Times New Roman" w:eastAsia="Times New Roman" w:cs="Times New Roman"/>
-        </w:rPr>
-        <w:t xml:space="preserve"> ____ </w:t>
-      </w:r>
-      <w:r>
-        <w:rPr>
-          <w:rFonts w:hint="eastAsia" w:ascii="Times New Roman" w:hAnsi="Times New Roman" w:eastAsia="FangSong" w:cs="Times New Roman"/>
-        </w:rPr>
-        <w:t>个</w:t>
-      </w:r>
-      <w:r>
-        <w:rPr>
-          <w:rFonts w:hint="eastAsia" w:ascii="Times New Roman" w:hAnsi="Times New Roman" w:eastAsia="Times New Roman" w:cs="Times New Roman"/>
-        </w:rPr>
-        <w:t>。</w:t>
-      </w:r>
-    </w:p>
-    <w:p>
-      <w:pPr>
-        <w:pStyle w:val="BodyText"/>
-      </w:pPr>
-      <w:r>
-        <w:rPr>
-          <w:rFonts w:hint="eastAsia" w:ascii="Times New Roman" w:hAnsi="Times New Roman" w:eastAsia="Times New Roman" w:cs="Times New Roman"/>
-        </w:rPr>
-        <w:t>(5)</w:t>
-      </w:r>
-      <w:r>
-        <w:rPr>
-          <w:rFonts w:hint="eastAsia" w:ascii="Times New Roman" w:hAnsi="Times New Roman" w:eastAsia="FangSong" w:cs="Times New Roman"/>
-        </w:rPr>
-        <w:t>为什么人们猜它是炸药</w:t>
-      </w:r>
-      <w:r>
-        <w:rPr>
-          <w:rFonts w:hint="eastAsia" w:ascii="Times New Roman" w:hAnsi="Times New Roman" w:eastAsia="Times New Roman" w:cs="Times New Roman"/>
-        </w:rPr>
-        <w:t>？</w:t>
-      </w:r>
-    </w:p>
-    <w:p>
-      <w:pPr>
-        <w:spacing w:before="160" w:after="80"/>
-      </w:pPr>
-      <w:r>
-        <w:pict>
-          <v:rect style="width:0;height:1.5pt" o:hralign="center" o:hrstd="t" o:hr="t"/>
-        </w:pict>
-      </w:r>
-    </w:p>
-    <w:bookmarkEnd w:id="13"/>
-    <w:bookmarkStart w:id="14" w:name="推断a至f及x的化学式第36届初赛第二场"/>
-    <w:p>
-      <w:pPr>
-        <w:pStyle w:val="Heading2"/>
-        <w:spacing w:before="280" w:after="80"/>
-        <w:keepNext/>
-      </w:pPr>
-      <w:r>
-        <w:rPr>
-          <w:rFonts w:ascii="Times New Roman" w:hAnsi="Times New Roman" w:eastAsia="Times New Roman" w:cs="Times New Roman"/>
-        </w:rPr>
-        <w:t xml:space="preserve">6.2 </w:t>
-      </w:r>
-      <w:r>
-        <w:rPr>
-          <w:rFonts w:hint="eastAsia" w:ascii="Times New Roman" w:hAnsi="Times New Roman" w:eastAsia="SimHei" w:cs="Times New Roman"/>
-        </w:rPr>
-        <w:t>推断</w:t>
-      </w:r>
-      <w:r>
-        <w:rPr>
-          <w:rFonts w:hint="eastAsia" w:ascii="Times New Roman" w:hAnsi="Times New Roman" w:eastAsia="Times New Roman" w:cs="Times New Roman"/>
-        </w:rPr>
-        <w:t>A</w:t>
-      </w:r>
-      <w:r>
-        <w:rPr>
-          <w:rFonts w:hint="eastAsia" w:ascii="Times New Roman" w:hAnsi="Times New Roman" w:eastAsia="SimHei" w:cs="Times New Roman"/>
-        </w:rPr>
-        <w:t>至</w:t>
-      </w:r>
-      <w:r>
-        <w:rPr>
-          <w:rFonts w:hint="eastAsia" w:ascii="Times New Roman" w:hAnsi="Times New Roman" w:eastAsia="Times New Roman" w:cs="Times New Roman"/>
-        </w:rPr>
-        <w:t>F</w:t>
-      </w:r>
-      <w:r>
-        <w:rPr>
-          <w:rFonts w:hint="eastAsia" w:ascii="Times New Roman" w:hAnsi="Times New Roman" w:eastAsia="SimHei" w:cs="Times New Roman"/>
-        </w:rPr>
-        <w:t>及</w:t>
-      </w:r>
-      <w:r>
-        <w:rPr>
-          <w:rFonts w:hint="eastAsia" w:ascii="Times New Roman" w:hAnsi="Times New Roman" w:eastAsia="Times New Roman" w:cs="Times New Roman"/>
-        </w:rPr>
-        <w:t>X</w:t>
-      </w:r>
-      <w:r>
-        <w:rPr>
-          <w:rFonts w:hint="eastAsia" w:ascii="Times New Roman" w:hAnsi="Times New Roman" w:eastAsia="SimHei" w:cs="Times New Roman"/>
-        </w:rPr>
-        <w:t>的化学式</w:t>
-      </w:r>
-      <w:r>
-        <w:rPr>
-          <w:rFonts w:hint="eastAsia" w:ascii="Times New Roman" w:hAnsi="Times New Roman" w:eastAsia="Times New Roman" w:cs="Times New Roman"/>
-        </w:rPr>
-        <w:t>（</w:t>
-      </w:r>
-      <w:r>
-        <w:rPr>
-          <w:rFonts w:hint="eastAsia" w:ascii="Times New Roman" w:hAnsi="Times New Roman" w:eastAsia="SimHei" w:cs="Times New Roman"/>
-        </w:rPr>
-        <w:t>第</w:t>
-      </w:r>
-      <w:r>
-        <w:rPr>
-          <w:rFonts w:hint="eastAsia" w:ascii="Times New Roman" w:hAnsi="Times New Roman" w:eastAsia="Times New Roman" w:cs="Times New Roman"/>
-        </w:rPr>
-        <w:t>36</w:t>
-      </w:r>
-      <w:r>
-        <w:rPr>
-          <w:rFonts w:hint="eastAsia" w:ascii="Times New Roman" w:hAnsi="Times New Roman" w:eastAsia="SimHei" w:cs="Times New Roman"/>
-        </w:rPr>
-        <w:t>届初赛第二场</w:t>
-      </w:r>
-      <w:r>
-        <w:rPr>
-          <w:rFonts w:hint="eastAsia" w:ascii="Times New Roman" w:hAnsi="Times New Roman" w:eastAsia="Times New Roman" w:cs="Times New Roman"/>
-        </w:rPr>
-        <w:t>）</w:t>
-      </w:r>
-    </w:p>
-    <w:p>
-      <w:pPr>
-        <w:pStyle w:val="FirstParagraph"/>
-      </w:pPr>
-      <w:r>
-        <w:rPr>
-          <w:rFonts w:hint="eastAsia" w:ascii="Times New Roman" w:hAnsi="Times New Roman" w:eastAsia="FangSong" w:cs="Times New Roman"/>
-        </w:rPr>
-        <w:t>电解质是电池的重要组分之一</w:t>
-      </w:r>
-      <w:r>
-        <w:rPr>
-          <w:rFonts w:hint="eastAsia" w:ascii="Times New Roman" w:hAnsi="Times New Roman" w:eastAsia="Times New Roman" w:cs="Times New Roman"/>
-        </w:rPr>
-        <w:t>。</w:t>
-      </w:r>
-      <w:r>
-        <w:rPr>
-          <w:rFonts w:hint="eastAsia" w:ascii="Times New Roman" w:hAnsi="Times New Roman" w:eastAsia="FangSong" w:cs="Times New Roman"/>
-        </w:rPr>
-        <w:t>锂离子电池中</w:t>
-      </w:r>
-      <w:r>
-        <w:rPr>
-          <w:rFonts w:hint="eastAsia" w:ascii="Times New Roman" w:hAnsi="Times New Roman" w:eastAsia="Times New Roman" w:cs="Times New Roman"/>
-        </w:rPr>
-        <w:t>，</w:t>
-      </w:r>
-      <w:r>
-        <w:rPr>
-          <w:rFonts w:hint="eastAsia" w:ascii="Times New Roman" w:hAnsi="Times New Roman" w:eastAsia="FangSong" w:cs="Times New Roman"/>
-        </w:rPr>
-        <w:t>最常用的电解质为锂盐</w:t>
-      </w:r>
-      <w:r>
-        <w:rPr>
-          <w:rFonts w:ascii="Times New Roman" w:hAnsi="Times New Roman" w:eastAsia="Times New Roman" w:cs="Times New Roman"/>
-        </w:rPr>
-        <w:t xml:space="preserve"> X。X </w:t>
-      </w:r>
-      <w:r>
-        <w:rPr>
-          <w:rFonts w:hint="eastAsia" w:ascii="Times New Roman" w:hAnsi="Times New Roman" w:eastAsia="FangSong" w:cs="Times New Roman"/>
-        </w:rPr>
-        <w:t>中阴离子为正八面体构型</w:t>
-      </w:r>
-      <w:r>
-        <w:rPr>
-          <w:rFonts w:hint="eastAsia" w:ascii="Times New Roman" w:hAnsi="Times New Roman" w:eastAsia="Times New Roman" w:cs="Times New Roman"/>
-        </w:rPr>
-        <w:t>，</w:t>
-      </w:r>
-      <w:r>
-        <w:rPr>
-          <w:rFonts w:hint="eastAsia" w:ascii="Times New Roman" w:hAnsi="Times New Roman" w:eastAsia="FangSong" w:cs="Times New Roman"/>
-        </w:rPr>
-        <w:t>其组成元素均为短周期元素</w:t>
-      </w:r>
-      <w:r>
-        <w:rPr>
-          <w:rFonts w:hint="eastAsia" w:ascii="Times New Roman" w:hAnsi="Times New Roman" w:eastAsia="Times New Roman" w:cs="Times New Roman"/>
-        </w:rPr>
-        <w:t>。X</w:t>
-      </w:r>
-      <w:r>
-        <w:rPr>
-          <w:rFonts w:ascii="Times New Roman" w:hAnsi="Times New Roman" w:eastAsia="Times New Roman" w:cs="Times New Roman"/>
-        </w:rPr>
-        <w:t xml:space="preserve"> </w:t>
-      </w:r>
-      <w:r>
-        <w:rPr>
-          <w:rFonts w:hint="eastAsia" w:ascii="Times New Roman" w:hAnsi="Times New Roman" w:eastAsia="FangSong" w:cs="Times New Roman"/>
-        </w:rPr>
-        <w:t>的合成方法之一如下</w:t>
-      </w:r>
-      <w:r>
-        <w:rPr>
-          <w:rFonts w:hint="eastAsia" w:ascii="Times New Roman" w:hAnsi="Times New Roman" w:eastAsia="Times New Roman" w:cs="Times New Roman"/>
-        </w:rPr>
-        <w:t>：</w:t>
-      </w:r>
-      <w:r>
-        <w:rPr>
-          <w:rFonts w:hint="eastAsia" w:ascii="Times New Roman" w:hAnsi="Times New Roman" w:eastAsia="FangSong" w:cs="Times New Roman"/>
-        </w:rPr>
-        <w:t>具有三角锥形分子结构的化合物</w:t>
-      </w:r>
-      <w:r>
-        <w:rPr>
-          <w:rFonts w:ascii="Times New Roman" w:hAnsi="Times New Roman" w:eastAsia="Times New Roman" w:cs="Times New Roman"/>
-        </w:rPr>
-        <w:t xml:space="preserve"> A </w:t>
-      </w:r>
-      <w:r>
-        <w:rPr>
-          <w:rFonts w:hint="eastAsia" w:ascii="Times New Roman" w:hAnsi="Times New Roman" w:eastAsia="FangSong" w:cs="Times New Roman"/>
-        </w:rPr>
-        <w:t xml:space="preserve">与化合物</w:t>
-      </w:r>
-      <w:r>
-        <w:rPr>
-          <w:rFonts w:ascii="Times New Roman" w:hAnsi="Times New Roman" w:eastAsia="Times New Roman" w:cs="Times New Roman"/>
-        </w:rPr>
-        <w:t xml:space="preserve"> B </w:t>
-      </w:r>
-      <w:r>
-        <w:rPr>
-          <w:rFonts w:hint="eastAsia" w:ascii="Times New Roman" w:hAnsi="Times New Roman" w:eastAsia="FangSong" w:cs="Times New Roman"/>
-        </w:rPr>
-        <w:t>发生复分解反应</w:t>
-      </w:r>
-      <w:r>
-        <w:rPr>
-          <w:rFonts w:hint="eastAsia" w:ascii="Times New Roman" w:hAnsi="Times New Roman" w:eastAsia="Times New Roman" w:cs="Times New Roman"/>
-        </w:rPr>
-        <w:t>，</w:t>
-      </w:r>
-      <w:r>
-        <w:rPr>
-          <w:rFonts w:hint="eastAsia" w:ascii="Times New Roman" w:hAnsi="Times New Roman" w:eastAsia="FangSong" w:cs="Times New Roman"/>
-        </w:rPr>
-        <w:t>生成</w:t>
-      </w:r>
-      <w:r>
-        <w:rPr>
-          <w:rFonts w:ascii="Times New Roman" w:hAnsi="Times New Roman" w:eastAsia="Times New Roman" w:cs="Times New Roman"/>
-        </w:rPr>
-        <w:t xml:space="preserve"> C </w:t>
-      </w:r>
-      <w:r>
-        <w:rPr>
-          <w:rFonts w:hint="eastAsia" w:ascii="Times New Roman" w:hAnsi="Times New Roman" w:eastAsia="FangSong" w:cs="Times New Roman"/>
-        </w:rPr>
-        <w:t xml:space="preserve">和</w:t>
-      </w:r>
-      <w:r>
-        <w:rPr>
-          <w:rFonts w:ascii="Times New Roman" w:hAnsi="Times New Roman" w:eastAsia="Times New Roman" w:cs="Times New Roman"/>
-        </w:rPr>
-        <w:t xml:space="preserve"> </w:t>
-      </w:r>
-      <w:r>
-        <w:rPr>
-          <w:rFonts w:hint="eastAsia" w:ascii="Times New Roman" w:hAnsi="Times New Roman" w:eastAsia="Times New Roman" w:cs="Times New Roman"/>
-        </w:rPr>
-        <w:t xml:space="preserve">HCl，C</w:t>
-      </w:r>
-      <w:r>
-        <w:rPr>
-          <w:rFonts w:ascii="Times New Roman" w:hAnsi="Times New Roman" w:eastAsia="Times New Roman" w:cs="Times New Roman"/>
-        </w:rPr>
-        <w:t xml:space="preserve"> </w:t>
-      </w:r>
-      <w:r>
-        <w:rPr>
-          <w:rFonts w:hint="eastAsia" w:ascii="Times New Roman" w:hAnsi="Times New Roman" w:eastAsia="FangSong" w:cs="Times New Roman"/>
-        </w:rPr>
-        <w:t xml:space="preserve">与黄绿色气体</w:t>
-      </w:r>
-      <w:r>
-        <w:rPr>
-          <w:rFonts w:ascii="Times New Roman" w:hAnsi="Times New Roman" w:eastAsia="Times New Roman" w:cs="Times New Roman"/>
-        </w:rPr>
-        <w:t xml:space="preserve"> D </w:t>
-      </w:r>
-      <w:r>
-        <w:rPr>
-          <w:rFonts w:hint="eastAsia" w:ascii="Times New Roman" w:hAnsi="Times New Roman" w:eastAsia="FangSong" w:cs="Times New Roman"/>
-        </w:rPr>
-        <w:t xml:space="preserve">按照</w:t>
-      </w:r>
-      <w:r>
-        <w:rPr>
-          <w:rFonts w:ascii="Times New Roman" w:hAnsi="Times New Roman" w:eastAsia="Times New Roman" w:cs="Times New Roman"/>
-        </w:rPr>
-        <w:t xml:space="preserve"> 1:1 </w:t>
-      </w:r>
-      <w:r>
-        <w:rPr>
-          <w:rFonts w:hint="eastAsia" w:ascii="Times New Roman" w:hAnsi="Times New Roman" w:eastAsia="FangSong" w:cs="Times New Roman"/>
-        </w:rPr>
-        <w:t xml:space="preserve">的比例反应生成</w:t>
-      </w:r>
-      <w:r>
-        <w:rPr>
-          <w:rFonts w:ascii="Times New Roman" w:hAnsi="Times New Roman" w:eastAsia="Times New Roman" w:cs="Times New Roman"/>
-        </w:rPr>
-        <w:t xml:space="preserve"> </w:t>
-      </w:r>
-      <w:r>
-        <w:rPr>
-          <w:rFonts w:hint="eastAsia" w:ascii="Times New Roman" w:hAnsi="Times New Roman" w:eastAsia="Times New Roman" w:cs="Times New Roman"/>
-        </w:rPr>
-        <w:t xml:space="preserve">E，E</w:t>
-      </w:r>
-      <w:r>
-        <w:rPr>
-          <w:rFonts w:ascii="Times New Roman" w:hAnsi="Times New Roman" w:eastAsia="Times New Roman" w:cs="Times New Roman"/>
-        </w:rPr>
-        <w:t xml:space="preserve"> </w:t>
-      </w:r>
-      <w:r>
-        <w:rPr>
-          <w:rFonts w:hint="eastAsia" w:ascii="Times New Roman" w:hAnsi="Times New Roman" w:eastAsia="FangSong" w:cs="Times New Roman"/>
-        </w:rPr>
-        <w:t>具有数种异构体</w:t>
-      </w:r>
-      <w:r>
-        <w:rPr>
-          <w:rFonts w:hint="eastAsia" w:ascii="Times New Roman" w:hAnsi="Times New Roman" w:eastAsia="Times New Roman" w:cs="Times New Roman"/>
-        </w:rPr>
-        <w:t>。E</w:t>
-      </w:r>
-      <w:r>
-        <w:rPr>
-          <w:rFonts w:ascii="Times New Roman" w:hAnsi="Times New Roman" w:eastAsia="Times New Roman" w:cs="Times New Roman"/>
-        </w:rPr>
-        <w:t xml:space="preserve"> </w:t>
-      </w:r>
-      <w:r>
-        <w:rPr>
-          <w:rFonts w:hint="eastAsia" w:ascii="Times New Roman" w:hAnsi="Times New Roman" w:eastAsia="FangSong" w:cs="Times New Roman"/>
-        </w:rPr>
-        <w:t xml:space="preserve">进一步与</w:t>
-      </w:r>
-      <w:r>
-        <w:rPr>
-          <w:rFonts w:ascii="Times New Roman" w:hAnsi="Times New Roman" w:eastAsia="Times New Roman" w:cs="Times New Roman"/>
-        </w:rPr>
-        <w:t xml:space="preserve"> B </w:t>
-      </w:r>
-      <w:r>
-        <w:rPr>
-          <w:rFonts w:hint="eastAsia" w:ascii="Times New Roman" w:hAnsi="Times New Roman" w:eastAsia="FangSong" w:cs="Times New Roman"/>
-        </w:rPr>
-        <w:t>反应</w:t>
-      </w:r>
-      <w:r>
-        <w:rPr>
-          <w:rFonts w:hint="eastAsia" w:ascii="Times New Roman" w:hAnsi="Times New Roman" w:eastAsia="Times New Roman" w:cs="Times New Roman"/>
-        </w:rPr>
-        <w:t>，</w:t>
-      </w:r>
-      <w:r>
-        <w:rPr>
-          <w:rFonts w:hint="eastAsia" w:ascii="Times New Roman" w:hAnsi="Times New Roman" w:eastAsia="FangSong" w:cs="Times New Roman"/>
-        </w:rPr>
-        <w:t>获得具有三角双锥结构的</w:t>
-      </w:r>
-      <w:r>
-        <w:rPr>
-          <w:rFonts w:ascii="Times New Roman" w:hAnsi="Times New Roman" w:eastAsia="Times New Roman" w:cs="Times New Roman"/>
-        </w:rPr>
-        <w:t xml:space="preserve"> F </w:t>
-      </w:r>
-      <w:r>
-        <w:rPr>
-          <w:rFonts w:hint="eastAsia" w:ascii="Times New Roman" w:hAnsi="Times New Roman" w:eastAsia="FangSong" w:cs="Times New Roman"/>
-        </w:rPr>
-        <w:t xml:space="preserve">和</w:t>
-      </w:r>
-      <w:r>
-        <w:rPr>
-          <w:rFonts w:ascii="Times New Roman" w:hAnsi="Times New Roman" w:eastAsia="Times New Roman" w:cs="Times New Roman"/>
-        </w:rPr>
-        <w:t xml:space="preserve"> </w:t>
-      </w:r>
-      <w:r>
-        <w:rPr>
-          <w:rFonts w:hint="eastAsia" w:ascii="Times New Roman" w:hAnsi="Times New Roman" w:eastAsia="Times New Roman" w:cs="Times New Roman"/>
-        </w:rPr>
-        <w:t xml:space="preserve">HCl，F</w:t>
-      </w:r>
-      <w:r>
-        <w:rPr>
-          <w:rFonts w:ascii="Times New Roman" w:hAnsi="Times New Roman" w:eastAsia="Times New Roman" w:cs="Times New Roman"/>
-        </w:rPr>
-        <w:t xml:space="preserve"> </w:t>
-      </w:r>
-      <w:r>
-        <w:rPr>
-          <w:rFonts w:hint="eastAsia" w:ascii="Times New Roman" w:hAnsi="Times New Roman" w:eastAsia="FangSong" w:cs="Times New Roman"/>
-        </w:rPr>
-        <w:t xml:space="preserve">和</w:t>
-      </w:r>
-      <w:r>
-        <w:rPr>
-          <w:rFonts w:ascii="Times New Roman" w:hAnsi="Times New Roman" w:eastAsia="Times New Roman" w:cs="Times New Roman"/>
-        </w:rPr>
-        <w:t xml:space="preserve"> LiF </w:t>
-      </w:r>
-      <w:r>
-        <w:rPr>
-          <w:rFonts w:hint="eastAsia" w:ascii="Times New Roman" w:hAnsi="Times New Roman" w:eastAsia="FangSong" w:cs="Times New Roman"/>
-        </w:rPr>
-        <w:t xml:space="preserve">反应得到</w:t>
-      </w:r>
-      <w:r>
-        <w:rPr>
-          <w:rFonts w:ascii="Times New Roman" w:hAnsi="Times New Roman" w:eastAsia="Times New Roman" w:cs="Times New Roman"/>
-        </w:rPr>
-        <w:t xml:space="preserve"> X。</w:t>
-      </w:r>
-    </w:p>
-    <w:p>
-      <w:pPr>
-        <w:pStyle w:val="BodyText"/>
-      </w:pPr>
-      <w:r>
-        <w:rPr>
-          <w:rFonts w:hint="eastAsia" w:ascii="Times New Roman" w:hAnsi="Times New Roman" w:eastAsia="FangSong" w:cs="Times New Roman"/>
-        </w:rPr>
-        <w:t xml:space="preserve">写出</w:t>
-      </w:r>
-      <w:r>
-        <w:rPr>
-          <w:rFonts w:ascii="Times New Roman" w:hAnsi="Times New Roman" w:eastAsia="Times New Roman" w:cs="Times New Roman"/>
-        </w:rPr>
-        <w:t xml:space="preserve"> A ~ F </w:t>
-      </w:r>
-      <w:r>
-        <w:rPr>
-          <w:rFonts w:hint="eastAsia" w:ascii="Times New Roman" w:hAnsi="Times New Roman" w:eastAsia="FangSong" w:cs="Times New Roman"/>
-        </w:rPr>
-        <w:t xml:space="preserve">以及</w:t>
-      </w:r>
-      <w:r>
-        <w:rPr>
-          <w:rFonts w:ascii="Times New Roman" w:hAnsi="Times New Roman" w:eastAsia="Times New Roman" w:cs="Times New Roman"/>
-        </w:rPr>
-        <w:t xml:space="preserve"> X </w:t>
-      </w:r>
-      <w:r>
-        <w:rPr>
-          <w:rFonts w:hint="eastAsia" w:ascii="Times New Roman" w:hAnsi="Times New Roman" w:eastAsia="FangSong" w:cs="Times New Roman"/>
-        </w:rPr>
-        <w:t>的化学式</w:t>
-      </w:r>
-      <w:r>
-        <w:rPr>
-          <w:rFonts w:hint="eastAsia" w:ascii="Times New Roman" w:hAnsi="Times New Roman" w:eastAsia="Times New Roman" w:cs="Times New Roman"/>
-        </w:rPr>
-        <w:t>。</w:t>
-      </w:r>
-    </w:p>
-    <w:p>
-      <w:pPr>
-        <w:pStyle w:val="FirstParagraph"/>
-      </w:pPr>
-      <w:r>
-        <w:rPr>
-          <w:rFonts w:hint="eastAsia" w:ascii="Times New Roman" w:hAnsi="Times New Roman" w:eastAsia="FangSong" w:cs="Times New Roman"/>
-        </w:rPr>
-        <w:t xml:space="preserve">写出</w:t>
-      </w:r>
-      <w:r>
-        <w:rPr>
-          <w:rFonts w:ascii="Times New Roman" w:hAnsi="Times New Roman" w:eastAsia="Times New Roman" w:cs="Times New Roman"/>
-        </w:rPr>
-        <w:t xml:space="preserve"> E </w:t>
-      </w:r>
-      <w:r>
-        <w:rPr>
-          <w:rFonts w:hint="eastAsia" w:ascii="Times New Roman" w:hAnsi="Times New Roman" w:eastAsia="FangSong" w:cs="Times New Roman"/>
-        </w:rPr>
-        <w:t>的异构体数目并画出所有异构体的结构</w:t>
-      </w:r>
-      <w:r>
-        <w:rPr>
-          <w:rFonts w:hint="eastAsia" w:ascii="Times New Roman" w:hAnsi="Times New Roman" w:eastAsia="Times New Roman" w:cs="Times New Roman"/>
-        </w:rPr>
-        <w:t>。</w:t>
-      </w:r>
-    </w:p>
-    <w:p>
-      <w:pPr>
-        <w:spacing w:before="160" w:after="80"/>
-      </w:pPr>
-      <w:r>
-        <w:pict>
-          <v:rect style="width:0;height:1.5pt" o:hralign="center" o:hrstd="t" o:hr="t"/>
-        </w:pict>
-      </w:r>
-    </w:p>
-    <w:bookmarkEnd w:id="14"/>
-    <w:bookmarkStart w:id="15" w:name="竞赛提升"/>
-    <w:p>
-      <w:pPr>
-        <w:pStyle w:val="Heading2"/>
-        <w:spacing w:before="280" w:after="80"/>
-        <w:keepNext/>
-      </w:pPr>
-      <w:r>
-        <w:rPr>
-          <w:rFonts w:hint="eastAsia" w:ascii="Times New Roman" w:hAnsi="Times New Roman" w:eastAsia="SimHei" w:cs="Times New Roman"/>
-        </w:rPr>
-        <w:t xml:space="preserve">竞赛提升</w:t>
-      </w:r>
-    </w:p>
-    <w:bookmarkEnd w:id="15"/>
-    <w:bookmarkStart w:id="22" w:name="ch1b-10-组氨酸硅钨酸盐超分子"/>
-    <w:p>
-      <w:pPr>
-        <w:pStyle w:val="Heading2"/>
-        <w:spacing w:before="280" w:after="80"/>
-        <w:keepNext/>
-      </w:pPr>
-      <w:r>
-        <w:rPr>
-          <w:rFonts w:ascii="Times New Roman" w:hAnsi="Times New Roman" w:eastAsia="Times New Roman" w:cs="Times New Roman"/>
-        </w:rPr>
-        <w:t xml:space="preserve">6.3 </w:t>
-      </w:r>
-      <w:r>
-        <w:rPr>
-          <w:rFonts w:hint="eastAsia" w:ascii="Times New Roman" w:hAnsi="Times New Roman" w:eastAsia="Times New Roman" w:cs="Times New Roman"/>
-        </w:rPr>
-        <w:t>Ch1B-10-</w:t>
-      </w:r>
-      <w:r>
-        <w:rPr>
-          <w:rFonts w:hint="eastAsia" w:ascii="Times New Roman" w:hAnsi="Times New Roman" w:eastAsia="SimHei" w:cs="Times New Roman"/>
-        </w:rPr>
-        <w:t>组氨酸硅钨酸盐超分子</w:t>
-      </w:r>
-    </w:p>
-    <w:p>
-      <w:pPr>
-        <w:pStyle w:val="FirstParagraph"/>
-      </w:pPr>
-      <w:r>
-        <w:rPr>
-          <w:rFonts w:hint="eastAsia" w:ascii="Times New Roman" w:hAnsi="Times New Roman" w:eastAsia="FangSong" w:cs="Times New Roman"/>
-        </w:rPr>
-        <w:t>研究发现</w:t>
-      </w:r>
-      <w:r>
-        <w:rPr>
-          <w:rFonts w:hint="eastAsia" w:ascii="Times New Roman" w:hAnsi="Times New Roman" w:eastAsia="Times New Roman" w:cs="Times New Roman"/>
-        </w:rPr>
-        <w:t>，</w:t>
-      </w:r>
-      <w:r>
-        <w:rPr>
-          <w:rFonts w:hint="eastAsia" w:ascii="Times New Roman" w:hAnsi="Times New Roman" w:eastAsia="FangSong" w:cs="Times New Roman"/>
-        </w:rPr>
-        <w:t>氨基酸与多金属氧酸盐能够通过氢键形成超分子化合物</w:t>
-      </w:r>
-      <w:r>
-        <w:rPr>
-          <w:rFonts w:hint="eastAsia" w:ascii="Times New Roman" w:hAnsi="Times New Roman" w:eastAsia="Times New Roman" w:cs="Times New Roman"/>
-        </w:rPr>
-        <w:t>，</w:t>
-      </w:r>
-      <w:r>
-        <w:rPr>
-          <w:rFonts w:hint="eastAsia" w:ascii="Times New Roman" w:hAnsi="Times New Roman" w:eastAsia="FangSong" w:cs="Times New Roman"/>
-        </w:rPr>
-        <w:t>晶体中常含有结晶水</w:t>
-      </w:r>
-      <w:r>
-        <w:rPr>
-          <w:rFonts w:hint="eastAsia" w:ascii="Times New Roman" w:hAnsi="Times New Roman" w:eastAsia="Times New Roman" w:cs="Times New Roman"/>
-        </w:rPr>
-        <w:t>，</w:t>
-      </w:r>
-      <w:r>
-        <w:rPr>
-          <w:rFonts w:hint="eastAsia" w:ascii="Times New Roman" w:hAnsi="Times New Roman" w:eastAsia="FangSong" w:cs="Times New Roman"/>
-        </w:rPr>
-        <w:t>这类物质展示其独特的晶体结构和新颖的物理化学性质</w:t>
-      </w:r>
-      <w:r>
-        <w:rPr>
-          <w:rFonts w:hint="eastAsia" w:ascii="Times New Roman" w:hAnsi="Times New Roman" w:eastAsia="Times New Roman" w:cs="Times New Roman"/>
-        </w:rPr>
-        <w:t>，</w:t>
-      </w:r>
-      <w:r>
-        <w:rPr>
-          <w:rFonts w:hint="eastAsia" w:ascii="Times New Roman" w:hAnsi="Times New Roman" w:eastAsia="FangSong" w:cs="Times New Roman"/>
-        </w:rPr>
-        <w:t>对探究新型功能材料十分重要</w:t>
-      </w:r>
-      <w:r>
-        <w:rPr>
-          <w:rFonts w:hint="eastAsia" w:ascii="Times New Roman" w:hAnsi="Times New Roman" w:eastAsia="Times New Roman" w:cs="Times New Roman"/>
-        </w:rPr>
-        <w:t>。</w:t>
-      </w:r>
-    </w:p>
-    <w:p>
-      <w:pPr>
-        <w:pStyle w:val="BodyText"/>
-      </w:pPr>
-      <w:r>
-        <w:rPr>
-          <w:rFonts w:hint="eastAsia" w:ascii="Times New Roman" w:hAnsi="Times New Roman" w:eastAsia="FangSong" w:cs="Times New Roman"/>
-        </w:rPr>
-        <w:t>某研究小组采用一种简便的溶液法</w:t>
-      </w:r>
-      <w:r>
-        <w:rPr>
-          <w:rFonts w:hint="eastAsia" w:ascii="Times New Roman" w:hAnsi="Times New Roman" w:eastAsia="Times New Roman" w:cs="Times New Roman"/>
-        </w:rPr>
-        <w:t>，</w:t>
-      </w:r>
-      <w:r>
-        <w:rPr>
-          <w:rFonts w:hint="eastAsia" w:ascii="Times New Roman" w:hAnsi="Times New Roman" w:eastAsia="FangSong" w:cs="Times New Roman"/>
-        </w:rPr>
-        <w:t>将一定量的组氨酸</w:t>
-      </w:r>
-      <w:r>
-        <w:rPr>
-          <w:rFonts w:hint="eastAsia" w:ascii="Times New Roman" w:hAnsi="Times New Roman" w:eastAsia="Times New Roman" w:cs="Times New Roman"/>
-        </w:rPr>
-        <w:t>（</w:t>
-      </w:r>
-      <w:r>
-        <w:rPr>
-          <w:rFonts w:hint="eastAsia" w:ascii="Times New Roman" w:hAnsi="Times New Roman" w:eastAsia="FangSong" w:cs="Times New Roman"/>
-        </w:rPr>
-        <w:t>分子式</w:t>
-      </w:r>
-      <w:r>
-        <w:rPr>
-          <w:rFonts w:hint="eastAsia" w:ascii="Times New Roman" w:hAnsi="Times New Roman" w:eastAsia="Times New Roman" w:cs="Times New Roman"/>
-        </w:rPr>
-        <w:t>：</w:t>
+        <w:t>透闪石</w:t>
+      </w:r>
+      <w:r>
+        <w:rPr>
+          <w:rFonts w:hint="eastAsia" w:ascii="Times New Roman" w:hAnsi="Times New Roman" w:eastAsia="Times New Roman" w:cs="Times New Roman"/>
+        </w:rPr>
+        <w:t>(Tremolite)</w:t>
+      </w:r>
+      <w:r>
+        <w:rPr>
+          <w:rFonts w:hint="eastAsia" w:ascii="Times New Roman" w:hAnsi="Times New Roman" w:eastAsia="FangSong" w:cs="Times New Roman"/>
+        </w:rPr>
+        <w:t>的化学成分为</w:t>
+      </w:r>
+      <w:r>
+        <w:rPr>
+          <w:rFonts w:ascii="Times New Roman" w:hAnsi="Times New Roman" w:eastAsia="Times New Roman" w:cs="Times New Roman"/>
+        </w:rPr>
+        <w:t xml:space="preserve"> </w:t>
       </w:r>
       <m:oMath>
         <m:oMathPr>
@@ -1271,42 +228,1238 @@
         <m:sSub>
           <m:e>
             <m:r>
+              <m:rPr>
+                <m:sty m:val="p"/>
+              </m:rPr>
               <m:t>C</m:t>
+            </m:r>
+            <m:r>
+              <m:rPr>
+                <m:sty m:val="p"/>
+              </m:rPr>
+              <m:t>a</m:t>
             </m:r>
           </m:e>
           <m:sub>
             <m:r>
-              <m:t>6</m:t>
+              <m:t>2</m:t>
             </m:r>
           </m:sub>
         </m:sSub>
         <m:sSub>
           <m:e>
             <m:r>
-              <m:t>H</m:t>
+              <m:rPr>
+                <m:sty m:val="p"/>
+              </m:rPr>
+              <m:t>M</m:t>
+            </m:r>
+            <m:r>
+              <m:rPr>
+                <m:sty m:val="p"/>
+              </m:rPr>
+              <m:t>g</m:t>
             </m:r>
           </m:e>
           <m:sub>
             <m:r>
-              <m:t>9</m:t>
+              <m:t>5</m:t>
             </m:r>
           </m:sub>
         </m:sSub>
         <m:sSub>
           <m:e>
             <m:r>
-              <m:t>N</m:t>
+              <m:rPr>
+                <m:sty m:val="p"/>
+              </m:rPr>
+              <m:t>S</m:t>
+            </m:r>
+            <m:r>
+              <m:rPr>
+                <m:sty m:val="p"/>
+              </m:rPr>
+              <m:t>i</m:t>
             </m:r>
           </m:e>
           <m:sub>
             <m:r>
-              <m:t>3</m:t>
+              <m:t>8</m:t>
             </m:r>
           </m:sub>
         </m:sSub>
         <m:sSub>
           <m:e>
             <m:r>
+              <m:rPr>
+                <m:sty m:val="p"/>
+              </m:rPr>
+              <m:t>O</m:t>
+            </m:r>
+          </m:e>
+          <m:sub>
+            <m:r>
+              <m:t>22</m:t>
+            </m:r>
+          </m:sub>
+        </m:sSub>
+        <m:r>
+          <m:rPr>
+            <m:sty m:val="p"/>
+          </m:rPr>
+          <m:t>(</m:t>
+        </m:r>
+        <m:r>
+          <m:rPr>
+            <m:sty m:val="p"/>
+          </m:rPr>
+          <m:t>O</m:t>
+        </m:r>
+        <m:r>
+          <m:rPr>
+            <m:sty m:val="p"/>
+          </m:rPr>
+          <m:t>H</m:t>
+        </m:r>
+        <m:sSub>
+          <m:e>
+            <m:r>
+              <m:rPr>
+                <m:sty m:val="p"/>
+              </m:rPr>
+              <m:t>)</m:t>
+            </m:r>
+          </m:e>
+          <m:sub>
+            <m:r>
+              <m:t>2</m:t>
+            </m:r>
+          </m:sub>
+        </m:sSub>
+      </m:oMath>
+      <w:r>
+        <w:rPr>
+          <w:rFonts w:hint="eastAsia" w:ascii="Times New Roman" w:hAnsi="Times New Roman" w:eastAsia="Times New Roman" w:cs="Times New Roman"/>
+        </w:rPr>
+        <w:t>。</w:t>
+      </w:r>
+      <w:r>
+        <w:rPr>
+          <w:rFonts w:hint="eastAsia" w:ascii="Times New Roman" w:hAnsi="Times New Roman" w:eastAsia="FangSong" w:cs="Times New Roman"/>
+        </w:rPr>
+        <w:t>下列有关说法不正确的是</w:t>
+      </w:r>
+      <w:r>
+        <w:rPr>
+          <w:rFonts w:hint="eastAsia" w:ascii="Times New Roman" w:hAnsi="Times New Roman" w:eastAsia="Times New Roman" w:cs="Times New Roman"/>
+        </w:rPr>
+        <w:t>（</w:t>
+      </w:r>
+      <w:r>
+        <w:rPr>
+          <w:rFonts w:ascii="Times New Roman" w:hAnsi="Times New Roman" w:eastAsia="Times New Roman" w:cs="Times New Roman"/>
+        </w:rPr>
+        <w:t xml:space="preserve"> </w:t>
+      </w:r>
+      <w:r>
+        <w:rPr>
+          <w:rFonts w:hint="eastAsia" w:ascii="Times New Roman" w:hAnsi="Times New Roman" w:eastAsia="Times New Roman" w:cs="Times New Roman"/>
+        </w:rPr>
+        <w:t xml:space="preserve">）。</w:t>
+      </w:r>
+    </w:p>
+    <w:p>
+      <w:pPr>
+        <w:pStyle w:val="BodyText"/>
+      </w:pPr>
+      <w:r>
+        <w:rPr>
+          <w:rFonts w:ascii="Times New Roman" w:hAnsi="Times New Roman" w:eastAsia="Times New Roman" w:cs="Times New Roman"/>
+        </w:rPr>
+        <w:t xml:space="preserve">A. </w:t>
+      </w:r>
+      <w:r>
+        <w:rPr>
+          <w:rFonts w:hint="eastAsia" w:ascii="Times New Roman" w:hAnsi="Times New Roman" w:eastAsia="FangSong" w:cs="Times New Roman"/>
+        </w:rPr>
+        <w:t>透闪石的化学式写成氧化物的形式为</w:t>
+      </w:r>
+      <w:r>
+        <w:rPr>
+          <w:rFonts w:hint="eastAsia" w:ascii="Times New Roman" w:hAnsi="Times New Roman" w:eastAsia="Times New Roman" w:cs="Times New Roman"/>
+        </w:rPr>
+        <w:t>：</w:t>
+      </w:r>
+      <m:oMath>
+        <m:oMathPr>
+          <m:ctrlPr>
+            <w:rPr>
+              <w:sz w:val="28"/>
+              <w:szCs w:val="28"/>
+            </w:rPr>
+          </m:ctrlPr>
+        </m:oMathPr>
+        <m:r>
+          <m:t>2</m:t>
+        </m:r>
+        <m:r>
+          <m:rPr>
+            <m:sty m:val="p"/>
+          </m:rPr>
+          <m:t>C</m:t>
+        </m:r>
+        <m:r>
+          <m:rPr>
+            <m:sty m:val="p"/>
+          </m:rPr>
+          <m:t>a</m:t>
+        </m:r>
+        <m:r>
+          <m:rPr>
+            <m:sty m:val="p"/>
+          </m:rPr>
+          <m:t>O</m:t>
+        </m:r>
+        <m:r>
+          <m:rPr>
+            <m:sty m:val="p"/>
+          </m:rPr>
+          <m:t>⋅</m:t>
+        </m:r>
+        <m:r>
+          <m:t>5</m:t>
+        </m:r>
+        <m:r>
+          <m:rPr>
+            <m:sty m:val="p"/>
+          </m:rPr>
+          <m:t>M</m:t>
+        </m:r>
+        <m:r>
+          <m:rPr>
+            <m:sty m:val="p"/>
+          </m:rPr>
+          <m:t>g</m:t>
+        </m:r>
+        <m:r>
+          <m:rPr>
+            <m:sty m:val="p"/>
+          </m:rPr>
+          <m:t>O</m:t>
+        </m:r>
+        <m:r>
+          <m:rPr>
+            <m:sty m:val="p"/>
+          </m:rPr>
+          <m:t>⋅</m:t>
+        </m:r>
+        <m:r>
+          <m:t>8</m:t>
+        </m:r>
+        <m:sSub>
+          <m:e>
+            <m:r>
+              <m:rPr>
+                <m:sty m:val="p"/>
+              </m:rPr>
+              <m:t>S</m:t>
+            </m:r>
+            <m:r>
+              <m:rPr>
+                <m:sty m:val="p"/>
+              </m:rPr>
+              <m:t>i</m:t>
+            </m:r>
+            <m:r>
+              <m:rPr>
+                <m:sty m:val="p"/>
+              </m:rPr>
+              <m:t>O</m:t>
+            </m:r>
+          </m:e>
+          <m:sub>
+            <m:r>
+              <m:t>2</m:t>
+            </m:r>
+          </m:sub>
+        </m:sSub>
+        <m:r>
+          <m:rPr>
+            <m:sty m:val="p"/>
+          </m:rPr>
+          <m:t>⋅</m:t>
+        </m:r>
+        <m:sSub>
+          <m:e>
+            <m:r>
+              <m:rPr>
+                <m:sty m:val="p"/>
+              </m:rPr>
+              <m:t>H</m:t>
+            </m:r>
+          </m:e>
+          <m:sub>
+            <m:r>
+              <m:t>2</m:t>
+            </m:r>
+          </m:sub>
+        </m:sSub>
+        <m:r>
+          <m:rPr>
+            <m:sty m:val="p"/>
+          </m:rPr>
+          <m:t>O</m:t>
+        </m:r>
+      </m:oMath>
+    </w:p>
+    <w:p>
+      <w:pPr>
+        <w:pStyle w:val="BodyText"/>
+      </w:pPr>
+      <w:r>
+        <w:rPr>
+          <w:rFonts w:ascii="Times New Roman" w:hAnsi="Times New Roman" w:eastAsia="Times New Roman" w:cs="Times New Roman"/>
+        </w:rPr>
+        <w:t xml:space="preserve">B. </w:t>
+      </w:r>
+      <w:r>
+        <w:rPr>
+          <w:rFonts w:hint="eastAsia" w:ascii="Times New Roman" w:hAnsi="Times New Roman" w:eastAsia="FangSong" w:cs="Times New Roman"/>
+        </w:rPr>
+        <w:t xml:space="preserve">透闪石中</w:t>
+      </w:r>
+      <w:r>
+        <w:rPr>
+          <w:rFonts w:ascii="Times New Roman" w:hAnsi="Times New Roman" w:eastAsia="Times New Roman" w:cs="Times New Roman"/>
+        </w:rPr>
+        <w:t xml:space="preserve"> Mg </w:t>
+      </w:r>
+      <w:r>
+        <w:rPr>
+          <w:rFonts w:hint="eastAsia" w:ascii="Times New Roman" w:hAnsi="Times New Roman" w:eastAsia="FangSong" w:cs="Times New Roman"/>
+        </w:rPr>
+        <w:t xml:space="preserve">元素的质量分数是</w:t>
+      </w:r>
+      <w:r>
+        <w:rPr>
+          <w:rFonts w:ascii="Times New Roman" w:hAnsi="Times New Roman" w:eastAsia="Times New Roman" w:cs="Times New Roman"/>
+        </w:rPr>
+        <w:t xml:space="preserve"> Ca </w:t>
+      </w:r>
+      <w:r>
+        <w:rPr>
+          <w:rFonts w:hint="eastAsia" w:ascii="Times New Roman" w:hAnsi="Times New Roman" w:eastAsia="FangSong" w:cs="Times New Roman"/>
+        </w:rPr>
+        <w:t xml:space="preserve">元素质量分数的</w:t>
+      </w:r>
+      <w:r>
+        <w:rPr>
+          <w:rFonts w:ascii="Times New Roman" w:hAnsi="Times New Roman" w:eastAsia="Times New Roman" w:cs="Times New Roman"/>
+        </w:rPr>
+        <w:t xml:space="preserve"> 1.5 </w:t>
+      </w:r>
+      <w:r>
+        <w:rPr>
+          <w:rFonts w:hint="eastAsia" w:ascii="Times New Roman" w:hAnsi="Times New Roman" w:eastAsia="FangSong" w:cs="Times New Roman"/>
+        </w:rPr>
+        <w:t xml:space="preserve">倍</w:t>
+      </w:r>
+    </w:p>
+    <w:p>
+      <w:pPr>
+        <w:pStyle w:val="BodyText"/>
+      </w:pPr>
+      <w:r>
+        <w:rPr>
+          <w:rFonts w:ascii="Times New Roman" w:hAnsi="Times New Roman" w:eastAsia="Times New Roman" w:cs="Times New Roman"/>
+        </w:rPr>
+        <w:t xml:space="preserve">C.</w:t>
+      </w:r>
+      <w:r>
+        <w:rPr>
+          <w:rFonts w:ascii="Times New Roman" w:hAnsi="Times New Roman" w:eastAsia="Times New Roman" w:cs="Times New Roman"/>
+        </w:rPr>
+        <w:t xml:space="preserve"> </w:t>
+      </w:r>
+      <m:oMath>
+        <m:oMathPr>
+          <m:ctrlPr>
+            <w:rPr>
+              <w:sz w:val="28"/>
+              <w:szCs w:val="28"/>
+            </w:rPr>
+          </m:ctrlPr>
+        </m:oMathPr>
+        <m:r>
+          <m:t>1</m:t>
+        </m:r>
+        <m:r>
+          <m:t> </m:t>
+        </m:r>
+        <m:r>
+          <m:rPr>
+            <m:sty m:val="p"/>
+          </m:rPr>
+          <m:t>m</m:t>
+        </m:r>
+        <m:r>
+          <m:rPr>
+            <m:sty m:val="p"/>
+          </m:rPr>
+          <m:t>o</m:t>
+        </m:r>
+        <m:r>
+          <m:rPr>
+            <m:sty m:val="p"/>
+          </m:rPr>
+          <m:t>l</m:t>
+        </m:r>
+        <m:r>
+          <m:t> </m:t>
+        </m:r>
+        <m:sSub>
+          <m:e>
+            <m:r>
+              <m:rPr>
+                <m:sty m:val="p"/>
+              </m:rPr>
+              <m:t>C</m:t>
+            </m:r>
+            <m:r>
+              <m:rPr>
+                <m:sty m:val="p"/>
+              </m:rPr>
+              <m:t>a</m:t>
+            </m:r>
+          </m:e>
+          <m:sub>
+            <m:r>
+              <m:t>2</m:t>
+            </m:r>
+          </m:sub>
+        </m:sSub>
+        <m:sSub>
+          <m:e>
+            <m:r>
+              <m:rPr>
+                <m:sty m:val="p"/>
+              </m:rPr>
+              <m:t>M</m:t>
+            </m:r>
+            <m:r>
+              <m:rPr>
+                <m:sty m:val="p"/>
+              </m:rPr>
+              <m:t>g</m:t>
+            </m:r>
+          </m:e>
+          <m:sub>
+            <m:r>
+              <m:t>5</m:t>
+            </m:r>
+          </m:sub>
+        </m:sSub>
+        <m:sSub>
+          <m:e>
+            <m:r>
+              <m:rPr>
+                <m:sty m:val="p"/>
+              </m:rPr>
+              <m:t>S</m:t>
+            </m:r>
+            <m:r>
+              <m:rPr>
+                <m:sty m:val="p"/>
+              </m:rPr>
+              <m:t>i</m:t>
+            </m:r>
+          </m:e>
+          <m:sub>
+            <m:r>
+              <m:t>8</m:t>
+            </m:r>
+          </m:sub>
+        </m:sSub>
+        <m:sSub>
+          <m:e>
+            <m:r>
+              <m:rPr>
+                <m:sty m:val="p"/>
+              </m:rPr>
+              <m:t>O</m:t>
+            </m:r>
+          </m:e>
+          <m:sub>
+            <m:r>
+              <m:t>22</m:t>
+            </m:r>
+          </m:sub>
+        </m:sSub>
+        <m:r>
+          <m:rPr>
+            <m:sty m:val="p"/>
+          </m:rPr>
+          <m:t>(</m:t>
+        </m:r>
+        <m:r>
+          <m:rPr>
+            <m:sty m:val="p"/>
+          </m:rPr>
+          <m:t>O</m:t>
+        </m:r>
+        <m:r>
+          <m:rPr>
+            <m:sty m:val="p"/>
+          </m:rPr>
+          <m:t>H</m:t>
+        </m:r>
+        <m:sSub>
+          <m:e>
+            <m:r>
+              <m:rPr>
+                <m:sty m:val="p"/>
+              </m:rPr>
+              <m:t>)</m:t>
+            </m:r>
+          </m:e>
+          <m:sub>
+            <m:r>
+              <m:t>2</m:t>
+            </m:r>
+          </m:sub>
+        </m:sSub>
+      </m:oMath>
+      <w:r>
+        <w:rPr>
+          <w:rFonts w:ascii="Times New Roman" w:hAnsi="Times New Roman" w:eastAsia="Times New Roman" w:cs="Times New Roman"/>
+        </w:rPr>
+        <w:t xml:space="preserve"> </w:t>
+      </w:r>
+      <w:r>
+        <w:rPr>
+          <w:rFonts w:hint="eastAsia" w:ascii="Times New Roman" w:hAnsi="Times New Roman" w:eastAsia="FangSong" w:cs="Times New Roman"/>
+        </w:rPr>
+        <w:t>与足量的盐酸作用</w:t>
+      </w:r>
+      <w:r>
+        <w:rPr>
+          <w:rFonts w:hint="eastAsia" w:ascii="Times New Roman" w:hAnsi="Times New Roman" w:eastAsia="Times New Roman" w:cs="Times New Roman"/>
+        </w:rPr>
+        <w:t>，</w:t>
+      </w:r>
+      <w:r>
+        <w:rPr>
+          <w:rFonts w:hint="eastAsia" w:ascii="Times New Roman" w:hAnsi="Times New Roman" w:eastAsia="FangSong" w:cs="Times New Roman"/>
+        </w:rPr>
+        <w:t>至少需要</w:t>
+      </w:r>
+      <w:r>
+        <w:rPr>
+          <w:rFonts w:ascii="Times New Roman" w:hAnsi="Times New Roman" w:eastAsia="Times New Roman" w:cs="Times New Roman"/>
+        </w:rPr>
+        <w:t xml:space="preserve"> 14 mol HCl</w:t>
+      </w:r>
+    </w:p>
+    <w:p>
+      <w:pPr>
+        <w:pStyle w:val="BodyText"/>
+      </w:pPr>
+      <w:r>
+        <w:rPr>
+          <w:rFonts w:ascii="Times New Roman" w:hAnsi="Times New Roman" w:eastAsia="Times New Roman" w:cs="Times New Roman"/>
+        </w:rPr>
+        <w:t xml:space="preserve">D. </w:t>
+      </w:r>
+      <w:r>
+        <w:rPr>
+          <w:rFonts w:hint="eastAsia" w:ascii="Times New Roman" w:hAnsi="Times New Roman" w:eastAsia="FangSong" w:cs="Times New Roman"/>
+        </w:rPr>
+        <w:t>透闪石是一种新型无机非金属材料</w:t>
+      </w:r>
+      <w:r>
+        <w:rPr>
+          <w:rFonts w:hint="eastAsia" w:ascii="Times New Roman" w:hAnsi="Times New Roman" w:eastAsia="Times New Roman" w:cs="Times New Roman"/>
+        </w:rPr>
+        <w:t>，</w:t>
+      </w:r>
+      <w:r>
+        <w:rPr>
+          <w:rFonts w:hint="eastAsia" w:ascii="Times New Roman" w:hAnsi="Times New Roman" w:eastAsia="FangSong" w:cs="Times New Roman"/>
+        </w:rPr>
+        <w:t>难溶于水</w:t>
+      </w:r>
+    </w:p>
+    <w:p>
+      <w:pPr>
+        <w:spacing w:before="160" w:after="80"/>
+      </w:pPr>
+      <w:r>
+        <w:pict>
+          <v:rect style="width:0;height:1.5pt" o:hralign="center" o:hrstd="t" o:hr="t"/>
+        </w:pict>
+      </w:r>
+    </w:p>
+    <w:bookmarkEnd w:id="10"/>
+    <w:bookmarkStart w:id="11" w:name="推断a至f及x的化学式第36届初赛第二场"/>
+    <w:p>
+      <w:pPr>
+        <w:pStyle w:val="Heading2"/>
+        <w:spacing w:before="280" w:after="80"/>
+        <w:keepNext/>
+      </w:pPr>
+      <w:r>
+        <w:rPr>
+          <w:rFonts w:ascii="Times New Roman" w:hAnsi="Times New Roman" w:eastAsia="Times New Roman" w:cs="Times New Roman"/>
+        </w:rPr>
+        <w:t xml:space="preserve">6.2 </w:t>
+      </w:r>
+      <w:r>
+        <w:rPr>
+          <w:rFonts w:hint="eastAsia" w:ascii="Times New Roman" w:hAnsi="Times New Roman" w:eastAsia="SimHei" w:cs="Times New Roman"/>
+        </w:rPr>
+        <w:t>推断</w:t>
+      </w:r>
+      <w:r>
+        <w:rPr>
+          <w:rFonts w:hint="eastAsia" w:ascii="Times New Roman" w:hAnsi="Times New Roman" w:eastAsia="Times New Roman" w:cs="Times New Roman"/>
+        </w:rPr>
+        <w:t>A</w:t>
+      </w:r>
+      <w:r>
+        <w:rPr>
+          <w:rFonts w:hint="eastAsia" w:ascii="Times New Roman" w:hAnsi="Times New Roman" w:eastAsia="SimHei" w:cs="Times New Roman"/>
+        </w:rPr>
+        <w:t>至</w:t>
+      </w:r>
+      <w:r>
+        <w:rPr>
+          <w:rFonts w:hint="eastAsia" w:ascii="Times New Roman" w:hAnsi="Times New Roman" w:eastAsia="Times New Roman" w:cs="Times New Roman"/>
+        </w:rPr>
+        <w:t>F</w:t>
+      </w:r>
+      <w:r>
+        <w:rPr>
+          <w:rFonts w:hint="eastAsia" w:ascii="Times New Roman" w:hAnsi="Times New Roman" w:eastAsia="SimHei" w:cs="Times New Roman"/>
+        </w:rPr>
+        <w:t>及</w:t>
+      </w:r>
+      <w:r>
+        <w:rPr>
+          <w:rFonts w:hint="eastAsia" w:ascii="Times New Roman" w:hAnsi="Times New Roman" w:eastAsia="Times New Roman" w:cs="Times New Roman"/>
+        </w:rPr>
+        <w:t>X</w:t>
+      </w:r>
+      <w:r>
+        <w:rPr>
+          <w:rFonts w:hint="eastAsia" w:ascii="Times New Roman" w:hAnsi="Times New Roman" w:eastAsia="SimHei" w:cs="Times New Roman"/>
+        </w:rPr>
+        <w:t>的化学式</w:t>
+      </w:r>
+      <w:r>
+        <w:rPr>
+          <w:rFonts w:hint="eastAsia" w:ascii="Times New Roman" w:hAnsi="Times New Roman" w:eastAsia="Times New Roman" w:cs="Times New Roman"/>
+        </w:rPr>
+        <w:t>（</w:t>
+      </w:r>
+      <w:r>
+        <w:rPr>
+          <w:rFonts w:hint="eastAsia" w:ascii="Times New Roman" w:hAnsi="Times New Roman" w:eastAsia="SimHei" w:cs="Times New Roman"/>
+        </w:rPr>
+        <w:t>第</w:t>
+      </w:r>
+      <w:r>
+        <w:rPr>
+          <w:rFonts w:hint="eastAsia" w:ascii="Times New Roman" w:hAnsi="Times New Roman" w:eastAsia="Times New Roman" w:cs="Times New Roman"/>
+        </w:rPr>
+        <w:t>36</w:t>
+      </w:r>
+      <w:r>
+        <w:rPr>
+          <w:rFonts w:hint="eastAsia" w:ascii="Times New Roman" w:hAnsi="Times New Roman" w:eastAsia="SimHei" w:cs="Times New Roman"/>
+        </w:rPr>
+        <w:t>届初赛第二场</w:t>
+      </w:r>
+      <w:r>
+        <w:rPr>
+          <w:rFonts w:hint="eastAsia" w:ascii="Times New Roman" w:hAnsi="Times New Roman" w:eastAsia="Times New Roman" w:cs="Times New Roman"/>
+        </w:rPr>
+        <w:t>）</w:t>
+      </w:r>
+    </w:p>
+    <w:p>
+      <w:pPr>
+        <w:pStyle w:val="FirstParagraph"/>
+      </w:pPr>
+      <w:r>
+        <w:rPr>
+          <w:rFonts w:hint="eastAsia" w:ascii="Times New Roman" w:hAnsi="Times New Roman" w:eastAsia="FangSong" w:cs="Times New Roman"/>
+        </w:rPr>
+        <w:t>电解质是电池的重要组分之一</w:t>
+      </w:r>
+      <w:r>
+        <w:rPr>
+          <w:rFonts w:hint="eastAsia" w:ascii="Times New Roman" w:hAnsi="Times New Roman" w:eastAsia="Times New Roman" w:cs="Times New Roman"/>
+        </w:rPr>
+        <w:t>。</w:t>
+      </w:r>
+      <w:r>
+        <w:rPr>
+          <w:rFonts w:hint="eastAsia" w:ascii="Times New Roman" w:hAnsi="Times New Roman" w:eastAsia="FangSong" w:cs="Times New Roman"/>
+        </w:rPr>
+        <w:t>锂离子电池中</w:t>
+      </w:r>
+      <w:r>
+        <w:rPr>
+          <w:rFonts w:hint="eastAsia" w:ascii="Times New Roman" w:hAnsi="Times New Roman" w:eastAsia="Times New Roman" w:cs="Times New Roman"/>
+        </w:rPr>
+        <w:t>，</w:t>
+      </w:r>
+      <w:r>
+        <w:rPr>
+          <w:rFonts w:hint="eastAsia" w:ascii="Times New Roman" w:hAnsi="Times New Roman" w:eastAsia="FangSong" w:cs="Times New Roman"/>
+        </w:rPr>
+        <w:t>最常用的电解质为锂盐</w:t>
+      </w:r>
+      <w:r>
+        <w:rPr>
+          <w:rFonts w:ascii="Times New Roman" w:hAnsi="Times New Roman" w:eastAsia="Times New Roman" w:cs="Times New Roman"/>
+        </w:rPr>
+        <w:t xml:space="preserve"> X。X </w:t>
+      </w:r>
+      <w:r>
+        <w:rPr>
+          <w:rFonts w:hint="eastAsia" w:ascii="Times New Roman" w:hAnsi="Times New Roman" w:eastAsia="FangSong" w:cs="Times New Roman"/>
+        </w:rPr>
+        <w:t>中阴离子为正八面体构型</w:t>
+      </w:r>
+      <w:r>
+        <w:rPr>
+          <w:rFonts w:hint="eastAsia" w:ascii="Times New Roman" w:hAnsi="Times New Roman" w:eastAsia="Times New Roman" w:cs="Times New Roman"/>
+        </w:rPr>
+        <w:t>，</w:t>
+      </w:r>
+      <w:r>
+        <w:rPr>
+          <w:rFonts w:hint="eastAsia" w:ascii="Times New Roman" w:hAnsi="Times New Roman" w:eastAsia="FangSong" w:cs="Times New Roman"/>
+        </w:rPr>
+        <w:t>其组成元素均为短周期元素</w:t>
+      </w:r>
+      <w:r>
+        <w:rPr>
+          <w:rFonts w:hint="eastAsia" w:ascii="Times New Roman" w:hAnsi="Times New Roman" w:eastAsia="Times New Roman" w:cs="Times New Roman"/>
+        </w:rPr>
+        <w:t>。X</w:t>
+      </w:r>
+      <w:r>
+        <w:rPr>
+          <w:rFonts w:ascii="Times New Roman" w:hAnsi="Times New Roman" w:eastAsia="Times New Roman" w:cs="Times New Roman"/>
+        </w:rPr>
+        <w:t xml:space="preserve"> </w:t>
+      </w:r>
+      <w:r>
+        <w:rPr>
+          <w:rFonts w:hint="eastAsia" w:ascii="Times New Roman" w:hAnsi="Times New Roman" w:eastAsia="FangSong" w:cs="Times New Roman"/>
+        </w:rPr>
+        <w:t>的合成方法之一如下</w:t>
+      </w:r>
+      <w:r>
+        <w:rPr>
+          <w:rFonts w:hint="eastAsia" w:ascii="Times New Roman" w:hAnsi="Times New Roman" w:eastAsia="Times New Roman" w:cs="Times New Roman"/>
+        </w:rPr>
+        <w:t>：</w:t>
+      </w:r>
+      <w:r>
+        <w:rPr>
+          <w:rFonts w:hint="eastAsia" w:ascii="Times New Roman" w:hAnsi="Times New Roman" w:eastAsia="FangSong" w:cs="Times New Roman"/>
+        </w:rPr>
+        <w:t>具有三角锥形分子结构的化合物</w:t>
+      </w:r>
+      <w:r>
+        <w:rPr>
+          <w:rFonts w:ascii="Times New Roman" w:hAnsi="Times New Roman" w:eastAsia="Times New Roman" w:cs="Times New Roman"/>
+        </w:rPr>
+        <w:t xml:space="preserve"> A </w:t>
+      </w:r>
+      <w:r>
+        <w:rPr>
+          <w:rFonts w:hint="eastAsia" w:ascii="Times New Roman" w:hAnsi="Times New Roman" w:eastAsia="FangSong" w:cs="Times New Roman"/>
+        </w:rPr>
+        <w:t xml:space="preserve">与化合物</w:t>
+      </w:r>
+      <w:r>
+        <w:rPr>
+          <w:rFonts w:ascii="Times New Roman" w:hAnsi="Times New Roman" w:eastAsia="Times New Roman" w:cs="Times New Roman"/>
+        </w:rPr>
+        <w:t xml:space="preserve"> B </w:t>
+      </w:r>
+      <w:r>
+        <w:rPr>
+          <w:rFonts w:hint="eastAsia" w:ascii="Times New Roman" w:hAnsi="Times New Roman" w:eastAsia="FangSong" w:cs="Times New Roman"/>
+        </w:rPr>
+        <w:t>发生复分解反应</w:t>
+      </w:r>
+      <w:r>
+        <w:rPr>
+          <w:rFonts w:hint="eastAsia" w:ascii="Times New Roman" w:hAnsi="Times New Roman" w:eastAsia="Times New Roman" w:cs="Times New Roman"/>
+        </w:rPr>
+        <w:t>，</w:t>
+      </w:r>
+      <w:r>
+        <w:rPr>
+          <w:rFonts w:hint="eastAsia" w:ascii="Times New Roman" w:hAnsi="Times New Roman" w:eastAsia="FangSong" w:cs="Times New Roman"/>
+        </w:rPr>
+        <w:t>生成</w:t>
+      </w:r>
+      <w:r>
+        <w:rPr>
+          <w:rFonts w:ascii="Times New Roman" w:hAnsi="Times New Roman" w:eastAsia="Times New Roman" w:cs="Times New Roman"/>
+        </w:rPr>
+        <w:t xml:space="preserve"> C </w:t>
+      </w:r>
+      <w:r>
+        <w:rPr>
+          <w:rFonts w:hint="eastAsia" w:ascii="Times New Roman" w:hAnsi="Times New Roman" w:eastAsia="FangSong" w:cs="Times New Roman"/>
+        </w:rPr>
+        <w:t xml:space="preserve">和</w:t>
+      </w:r>
+      <w:r>
+        <w:rPr>
+          <w:rFonts w:ascii="Times New Roman" w:hAnsi="Times New Roman" w:eastAsia="Times New Roman" w:cs="Times New Roman"/>
+        </w:rPr>
+        <w:t xml:space="preserve"> </w:t>
+      </w:r>
+      <w:r>
+        <w:rPr>
+          <w:rFonts w:hint="eastAsia" w:ascii="Times New Roman" w:hAnsi="Times New Roman" w:eastAsia="Times New Roman" w:cs="Times New Roman"/>
+        </w:rPr>
+        <w:t xml:space="preserve">HCl，C</w:t>
+      </w:r>
+      <w:r>
+        <w:rPr>
+          <w:rFonts w:ascii="Times New Roman" w:hAnsi="Times New Roman" w:eastAsia="Times New Roman" w:cs="Times New Roman"/>
+        </w:rPr>
+        <w:t xml:space="preserve"> </w:t>
+      </w:r>
+      <w:r>
+        <w:rPr>
+          <w:rFonts w:hint="eastAsia" w:ascii="Times New Roman" w:hAnsi="Times New Roman" w:eastAsia="FangSong" w:cs="Times New Roman"/>
+        </w:rPr>
+        <w:t xml:space="preserve">与黄绿色气体</w:t>
+      </w:r>
+      <w:r>
+        <w:rPr>
+          <w:rFonts w:ascii="Times New Roman" w:hAnsi="Times New Roman" w:eastAsia="Times New Roman" w:cs="Times New Roman"/>
+        </w:rPr>
+        <w:t xml:space="preserve"> D </w:t>
+      </w:r>
+      <w:r>
+        <w:rPr>
+          <w:rFonts w:hint="eastAsia" w:ascii="Times New Roman" w:hAnsi="Times New Roman" w:eastAsia="FangSong" w:cs="Times New Roman"/>
+        </w:rPr>
+        <w:t xml:space="preserve">按照</w:t>
+      </w:r>
+      <w:r>
+        <w:rPr>
+          <w:rFonts w:ascii="Times New Roman" w:hAnsi="Times New Roman" w:eastAsia="Times New Roman" w:cs="Times New Roman"/>
+        </w:rPr>
+        <w:t xml:space="preserve"> 1:1 </w:t>
+      </w:r>
+      <w:r>
+        <w:rPr>
+          <w:rFonts w:hint="eastAsia" w:ascii="Times New Roman" w:hAnsi="Times New Roman" w:eastAsia="FangSong" w:cs="Times New Roman"/>
+        </w:rPr>
+        <w:t xml:space="preserve">的比例反应生成</w:t>
+      </w:r>
+      <w:r>
+        <w:rPr>
+          <w:rFonts w:ascii="Times New Roman" w:hAnsi="Times New Roman" w:eastAsia="Times New Roman" w:cs="Times New Roman"/>
+        </w:rPr>
+        <w:t xml:space="preserve"> </w:t>
+      </w:r>
+      <w:r>
+        <w:rPr>
+          <w:rFonts w:hint="eastAsia" w:ascii="Times New Roman" w:hAnsi="Times New Roman" w:eastAsia="Times New Roman" w:cs="Times New Roman"/>
+        </w:rPr>
+        <w:t xml:space="preserve">E，E</w:t>
+      </w:r>
+      <w:r>
+        <w:rPr>
+          <w:rFonts w:ascii="Times New Roman" w:hAnsi="Times New Roman" w:eastAsia="Times New Roman" w:cs="Times New Roman"/>
+        </w:rPr>
+        <w:t xml:space="preserve"> </w:t>
+      </w:r>
+      <w:r>
+        <w:rPr>
+          <w:rFonts w:hint="eastAsia" w:ascii="Times New Roman" w:hAnsi="Times New Roman" w:eastAsia="FangSong" w:cs="Times New Roman"/>
+        </w:rPr>
+        <w:t>具有数种异构体</w:t>
+      </w:r>
+      <w:r>
+        <w:rPr>
+          <w:rFonts w:hint="eastAsia" w:ascii="Times New Roman" w:hAnsi="Times New Roman" w:eastAsia="Times New Roman" w:cs="Times New Roman"/>
+        </w:rPr>
+        <w:t>。E</w:t>
+      </w:r>
+      <w:r>
+        <w:rPr>
+          <w:rFonts w:ascii="Times New Roman" w:hAnsi="Times New Roman" w:eastAsia="Times New Roman" w:cs="Times New Roman"/>
+        </w:rPr>
+        <w:t xml:space="preserve"> </w:t>
+      </w:r>
+      <w:r>
+        <w:rPr>
+          <w:rFonts w:hint="eastAsia" w:ascii="Times New Roman" w:hAnsi="Times New Roman" w:eastAsia="FangSong" w:cs="Times New Roman"/>
+        </w:rPr>
+        <w:t xml:space="preserve">进一步与</w:t>
+      </w:r>
+      <w:r>
+        <w:rPr>
+          <w:rFonts w:ascii="Times New Roman" w:hAnsi="Times New Roman" w:eastAsia="Times New Roman" w:cs="Times New Roman"/>
+        </w:rPr>
+        <w:t xml:space="preserve"> B </w:t>
+      </w:r>
+      <w:r>
+        <w:rPr>
+          <w:rFonts w:hint="eastAsia" w:ascii="Times New Roman" w:hAnsi="Times New Roman" w:eastAsia="FangSong" w:cs="Times New Roman"/>
+        </w:rPr>
+        <w:t>反应</w:t>
+      </w:r>
+      <w:r>
+        <w:rPr>
+          <w:rFonts w:hint="eastAsia" w:ascii="Times New Roman" w:hAnsi="Times New Roman" w:eastAsia="Times New Roman" w:cs="Times New Roman"/>
+        </w:rPr>
+        <w:t>，</w:t>
+      </w:r>
+      <w:r>
+        <w:rPr>
+          <w:rFonts w:hint="eastAsia" w:ascii="Times New Roman" w:hAnsi="Times New Roman" w:eastAsia="FangSong" w:cs="Times New Roman"/>
+        </w:rPr>
+        <w:t>获得具有三角双锥结构的</w:t>
+      </w:r>
+      <w:r>
+        <w:rPr>
+          <w:rFonts w:ascii="Times New Roman" w:hAnsi="Times New Roman" w:eastAsia="Times New Roman" w:cs="Times New Roman"/>
+        </w:rPr>
+        <w:t xml:space="preserve"> F </w:t>
+      </w:r>
+      <w:r>
+        <w:rPr>
+          <w:rFonts w:hint="eastAsia" w:ascii="Times New Roman" w:hAnsi="Times New Roman" w:eastAsia="FangSong" w:cs="Times New Roman"/>
+        </w:rPr>
+        <w:t xml:space="preserve">和</w:t>
+      </w:r>
+      <w:r>
+        <w:rPr>
+          <w:rFonts w:ascii="Times New Roman" w:hAnsi="Times New Roman" w:eastAsia="Times New Roman" w:cs="Times New Roman"/>
+        </w:rPr>
+        <w:t xml:space="preserve"> </w:t>
+      </w:r>
+      <w:r>
+        <w:rPr>
+          <w:rFonts w:hint="eastAsia" w:ascii="Times New Roman" w:hAnsi="Times New Roman" w:eastAsia="Times New Roman" w:cs="Times New Roman"/>
+        </w:rPr>
+        <w:t xml:space="preserve">HCl，F</w:t>
+      </w:r>
+      <w:r>
+        <w:rPr>
+          <w:rFonts w:ascii="Times New Roman" w:hAnsi="Times New Roman" w:eastAsia="Times New Roman" w:cs="Times New Roman"/>
+        </w:rPr>
+        <w:t xml:space="preserve"> </w:t>
+      </w:r>
+      <w:r>
+        <w:rPr>
+          <w:rFonts w:hint="eastAsia" w:ascii="Times New Roman" w:hAnsi="Times New Roman" w:eastAsia="FangSong" w:cs="Times New Roman"/>
+        </w:rPr>
+        <w:t xml:space="preserve">和</w:t>
+      </w:r>
+      <w:r>
+        <w:rPr>
+          <w:rFonts w:ascii="Times New Roman" w:hAnsi="Times New Roman" w:eastAsia="Times New Roman" w:cs="Times New Roman"/>
+        </w:rPr>
+        <w:t xml:space="preserve"> LiF </w:t>
+      </w:r>
+      <w:r>
+        <w:rPr>
+          <w:rFonts w:hint="eastAsia" w:ascii="Times New Roman" w:hAnsi="Times New Roman" w:eastAsia="FangSong" w:cs="Times New Roman"/>
+        </w:rPr>
+        <w:t xml:space="preserve">反应得到</w:t>
+      </w:r>
+      <w:r>
+        <w:rPr>
+          <w:rFonts w:ascii="Times New Roman" w:hAnsi="Times New Roman" w:eastAsia="Times New Roman" w:cs="Times New Roman"/>
+        </w:rPr>
+        <w:t xml:space="preserve"> X。</w:t>
+      </w:r>
+    </w:p>
+    <w:p>
+      <w:pPr>
+        <w:pStyle w:val="BodyText"/>
+      </w:pPr>
+      <w:r>
+        <w:rPr>
+          <w:rFonts w:hint="eastAsia" w:ascii="Times New Roman" w:hAnsi="Times New Roman" w:eastAsia="FangSong" w:cs="Times New Roman"/>
+        </w:rPr>
+        <w:t xml:space="preserve">写出</w:t>
+      </w:r>
+      <w:r>
+        <w:rPr>
+          <w:rFonts w:ascii="Times New Roman" w:hAnsi="Times New Roman" w:eastAsia="Times New Roman" w:cs="Times New Roman"/>
+        </w:rPr>
+        <w:t xml:space="preserve"> A ~ F </w:t>
+      </w:r>
+      <w:r>
+        <w:rPr>
+          <w:rFonts w:hint="eastAsia" w:ascii="Times New Roman" w:hAnsi="Times New Roman" w:eastAsia="FangSong" w:cs="Times New Roman"/>
+        </w:rPr>
+        <w:t xml:space="preserve">以及</w:t>
+      </w:r>
+      <w:r>
+        <w:rPr>
+          <w:rFonts w:ascii="Times New Roman" w:hAnsi="Times New Roman" w:eastAsia="Times New Roman" w:cs="Times New Roman"/>
+        </w:rPr>
+        <w:t xml:space="preserve"> X </w:t>
+      </w:r>
+      <w:r>
+        <w:rPr>
+          <w:rFonts w:hint="eastAsia" w:ascii="Times New Roman" w:hAnsi="Times New Roman" w:eastAsia="FangSong" w:cs="Times New Roman"/>
+        </w:rPr>
+        <w:t>的化学式</w:t>
+      </w:r>
+      <w:r>
+        <w:rPr>
+          <w:rFonts w:hint="eastAsia" w:ascii="Times New Roman" w:hAnsi="Times New Roman" w:eastAsia="Times New Roman" w:cs="Times New Roman"/>
+        </w:rPr>
+        <w:t>。</w:t>
+      </w:r>
+    </w:p>
+    <w:p>
+      <w:pPr>
+        <w:pStyle w:val="FirstParagraph"/>
+      </w:pPr>
+      <w:r>
+        <w:rPr>
+          <w:rFonts w:hint="eastAsia" w:ascii="Times New Roman" w:hAnsi="Times New Roman" w:eastAsia="FangSong" w:cs="Times New Roman"/>
+        </w:rPr>
+        <w:t xml:space="preserve">写出</w:t>
+      </w:r>
+      <w:r>
+        <w:rPr>
+          <w:rFonts w:ascii="Times New Roman" w:hAnsi="Times New Roman" w:eastAsia="Times New Roman" w:cs="Times New Roman"/>
+        </w:rPr>
+        <w:t xml:space="preserve"> E </w:t>
+      </w:r>
+      <w:r>
+        <w:rPr>
+          <w:rFonts w:hint="eastAsia" w:ascii="Times New Roman" w:hAnsi="Times New Roman" w:eastAsia="FangSong" w:cs="Times New Roman"/>
+        </w:rPr>
+        <w:t>的异构体数目并画出所有异构体的结构</w:t>
+      </w:r>
+      <w:r>
+        <w:rPr>
+          <w:rFonts w:hint="eastAsia" w:ascii="Times New Roman" w:hAnsi="Times New Roman" w:eastAsia="Times New Roman" w:cs="Times New Roman"/>
+        </w:rPr>
+        <w:t>。</w:t>
+      </w:r>
+    </w:p>
+    <w:p>
+      <w:pPr>
+        <w:spacing w:before="160" w:after="80"/>
+      </w:pPr>
+      <w:r>
+        <w:pict>
+          <v:rect style="width:0;height:1.5pt" o:hralign="center" o:hrstd="t" o:hr="t"/>
+        </w:pict>
+      </w:r>
+    </w:p>
+    <w:bookmarkEnd w:id="11"/>
+    <w:bookmarkStart w:id="12" w:name="竞赛提升"/>
+    <w:p>
+      <w:pPr>
+        <w:pStyle w:val="Heading2"/>
+        <w:spacing w:before="280" w:after="80"/>
+        <w:keepNext/>
+      </w:pPr>
+      <w:r>
+        <w:rPr>
+          <w:rFonts w:hint="eastAsia" w:ascii="Times New Roman" w:hAnsi="Times New Roman" w:eastAsia="SimHei" w:cs="Times New Roman"/>
+        </w:rPr>
+        <w:t xml:space="preserve">竞赛提升</w:t>
+      </w:r>
+    </w:p>
+    <w:bookmarkEnd w:id="12"/>
+    <w:bookmarkStart w:id="19" w:name="组氨酸硅钨酸盐超分子"/>
+    <w:p>
+      <w:pPr>
+        <w:pStyle w:val="Heading2"/>
+        <w:spacing w:before="280" w:after="80"/>
+        <w:keepNext/>
+      </w:pPr>
+      <w:r>
+        <w:rPr>
+          <w:rFonts w:ascii="Times New Roman" w:hAnsi="Times New Roman" w:eastAsia="Times New Roman" w:cs="Times New Roman"/>
+        </w:rPr>
+        <w:t xml:space="preserve">6.3 </w:t>
+      </w:r>
+      <w:r>
+        <w:rPr>
+          <w:rFonts w:hint="eastAsia" w:ascii="Times New Roman" w:hAnsi="Times New Roman" w:eastAsia="SimHei" w:cs="Times New Roman"/>
+        </w:rPr>
+        <w:t xml:space="preserve">组氨酸硅钨酸盐超分子</w:t>
+      </w:r>
+    </w:p>
+    <w:p>
+      <w:pPr>
+        <w:pStyle w:val="FirstParagraph"/>
+      </w:pPr>
+      <w:r>
+        <w:rPr>
+          <w:rFonts w:hint="eastAsia" w:ascii="Times New Roman" w:hAnsi="Times New Roman" w:eastAsia="FangSong" w:cs="Times New Roman"/>
+        </w:rPr>
+        <w:t>研究发现</w:t>
+      </w:r>
+      <w:r>
+        <w:rPr>
+          <w:rFonts w:hint="eastAsia" w:ascii="Times New Roman" w:hAnsi="Times New Roman" w:eastAsia="Times New Roman" w:cs="Times New Roman"/>
+        </w:rPr>
+        <w:t>，</w:t>
+      </w:r>
+      <w:r>
+        <w:rPr>
+          <w:rFonts w:hint="eastAsia" w:ascii="Times New Roman" w:hAnsi="Times New Roman" w:eastAsia="FangSong" w:cs="Times New Roman"/>
+        </w:rPr>
+        <w:t>氨基酸与多金属氧酸盐能够通过氢键形成超分子化合物</w:t>
+      </w:r>
+      <w:r>
+        <w:rPr>
+          <w:rFonts w:hint="eastAsia" w:ascii="Times New Roman" w:hAnsi="Times New Roman" w:eastAsia="Times New Roman" w:cs="Times New Roman"/>
+        </w:rPr>
+        <w:t>，</w:t>
+      </w:r>
+      <w:r>
+        <w:rPr>
+          <w:rFonts w:hint="eastAsia" w:ascii="Times New Roman" w:hAnsi="Times New Roman" w:eastAsia="FangSong" w:cs="Times New Roman"/>
+        </w:rPr>
+        <w:t>晶体中常含有结晶水</w:t>
+      </w:r>
+      <w:r>
+        <w:rPr>
+          <w:rFonts w:hint="eastAsia" w:ascii="Times New Roman" w:hAnsi="Times New Roman" w:eastAsia="Times New Roman" w:cs="Times New Roman"/>
+        </w:rPr>
+        <w:t>，</w:t>
+      </w:r>
+      <w:r>
+        <w:rPr>
+          <w:rFonts w:hint="eastAsia" w:ascii="Times New Roman" w:hAnsi="Times New Roman" w:eastAsia="FangSong" w:cs="Times New Roman"/>
+        </w:rPr>
+        <w:t>这类物质展示其独特的晶体结构和新颖的物理化学性质</w:t>
+      </w:r>
+      <w:r>
+        <w:rPr>
+          <w:rFonts w:hint="eastAsia" w:ascii="Times New Roman" w:hAnsi="Times New Roman" w:eastAsia="Times New Roman" w:cs="Times New Roman"/>
+        </w:rPr>
+        <w:t>，</w:t>
+      </w:r>
+      <w:r>
+        <w:rPr>
+          <w:rFonts w:hint="eastAsia" w:ascii="Times New Roman" w:hAnsi="Times New Roman" w:eastAsia="FangSong" w:cs="Times New Roman"/>
+        </w:rPr>
+        <w:t>对探究新型功能材料十分重要</w:t>
+      </w:r>
+      <w:r>
+        <w:rPr>
+          <w:rFonts w:hint="eastAsia" w:ascii="Times New Roman" w:hAnsi="Times New Roman" w:eastAsia="Times New Roman" w:cs="Times New Roman"/>
+        </w:rPr>
+        <w:t>。</w:t>
+      </w:r>
+    </w:p>
+    <w:p>
+      <w:pPr>
+        <w:pStyle w:val="BodyText"/>
+      </w:pPr>
+      <w:r>
+        <w:rPr>
+          <w:rFonts w:hint="eastAsia" w:ascii="Times New Roman" w:hAnsi="Times New Roman" w:eastAsia="FangSong" w:cs="Times New Roman"/>
+        </w:rPr>
+        <w:t>某研究小组采用一种简便的溶液法</w:t>
+      </w:r>
+      <w:r>
+        <w:rPr>
+          <w:rFonts w:hint="eastAsia" w:ascii="Times New Roman" w:hAnsi="Times New Roman" w:eastAsia="Times New Roman" w:cs="Times New Roman"/>
+        </w:rPr>
+        <w:t>，</w:t>
+      </w:r>
+      <w:r>
+        <w:rPr>
+          <w:rFonts w:hint="eastAsia" w:ascii="Times New Roman" w:hAnsi="Times New Roman" w:eastAsia="FangSong" w:cs="Times New Roman"/>
+        </w:rPr>
+        <w:t>将一定量的组氨酸</w:t>
+      </w:r>
+      <w:r>
+        <w:rPr>
+          <w:rFonts w:hint="eastAsia" w:ascii="Times New Roman" w:hAnsi="Times New Roman" w:eastAsia="Times New Roman" w:cs="Times New Roman"/>
+        </w:rPr>
+        <w:t>（</w:t>
+      </w:r>
+      <w:r>
+        <w:rPr>
+          <w:rFonts w:hint="eastAsia" w:ascii="Times New Roman" w:hAnsi="Times New Roman" w:eastAsia="FangSong" w:cs="Times New Roman"/>
+        </w:rPr>
+        <w:t>分子式</w:t>
+      </w:r>
+      <w:r>
+        <w:rPr>
+          <w:rFonts w:hint="eastAsia" w:ascii="Times New Roman" w:hAnsi="Times New Roman" w:eastAsia="Times New Roman" w:cs="Times New Roman"/>
+        </w:rPr>
+        <w:t>：</w:t>
+      </w:r>
+      <m:oMath>
+        <m:oMathPr>
+          <m:ctrlPr>
+            <w:rPr>
+              <w:sz w:val="28"/>
+              <w:szCs w:val="28"/>
+            </w:rPr>
+          </m:ctrlPr>
+        </m:oMathPr>
+        <m:sSub>
+          <m:e>
+            <m:r>
+              <m:t>C</m:t>
+            </m:r>
+          </m:e>
+          <m:sub>
+            <m:r>
+              <m:t>6</m:t>
+            </m:r>
+          </m:sub>
+        </m:sSub>
+        <m:sSub>
+          <m:e>
+            <m:r>
+              <m:t>H</m:t>
+            </m:r>
+          </m:e>
+          <m:sub>
+            <m:r>
+              <m:t>9</m:t>
+            </m:r>
+          </m:sub>
+        </m:sSub>
+        <m:sSub>
+          <m:e>
+            <m:r>
+              <m:t>N</m:t>
+            </m:r>
+          </m:e>
+          <m:sub>
+            <m:r>
+              <m:t>3</m:t>
+            </m:r>
+          </m:sub>
+        </m:sSub>
+        <m:sSub>
+          <m:e>
+            <m:r>
               <m:t>O</m:t>
             </m:r>
           </m:e>
@@ -1362,18 +1515,18 @@
           <wp:inline>
             <wp:extent cx="2654300" cy="1816100"/>
             <wp:effectExtent b="0" l="0" r="0" t="0"/>
-            <wp:docPr descr="" title="" id="17" name="Picture"/>
+            <wp:docPr descr="" title="" id="14" name="Picture"/>
             <a:graphic>
               <a:graphicData uri="http://schemas.openxmlformats.org/drawingml/2006/picture">
                 <pic:pic>
                   <pic:nvPicPr>
-                    <pic:cNvPr descr="f7d1189b37a09b50253b53792883563ae8eb6868f82a7445cb43180e89aabfd7.jpg" id="18" name="Picture"/>
+                    <pic:cNvPr descr="f7d1189b37a09b50253b53792883563ae8eb6868f82a7445cb43180e89aabfd7.jpg" id="15" name="Picture"/>
                     <pic:cNvPicPr>
                       <a:picLocks noChangeArrowheads="1" noChangeAspect="1"/>
                     </pic:cNvPicPr>
                   </pic:nvPicPr>
                   <pic:blipFill>
-                    <a:blip r:embed="rId16"/>
+                    <a:blip r:embed="rId13"/>
                     <a:stretch>
                       <a:fillRect/>
                     </a:stretch>
@@ -1728,18 +1881,18 @@
           <wp:inline>
             <wp:extent cx="3600000" cy="2543119"/>
             <wp:effectExtent b="0" l="0" r="0" t="0"/>
-            <wp:docPr descr="" title="" id="20" name="Picture"/>
+            <wp:docPr descr="" title="" id="17" name="Picture"/>
             <a:graphic>
               <a:graphicData uri="http://schemas.openxmlformats.org/drawingml/2006/picture">
                 <pic:pic>
                   <pic:nvPicPr>
-                    <pic:cNvPr descr="5b14386fb0b452fff0a37af3bf785b303ac550ebc7b4183db003f61e6424b355.jpg" id="21" name="Picture"/>
+                    <pic:cNvPr descr="5b14386fb0b452fff0a37af3bf785b303ac550ebc7b4183db003f61e6424b355.jpg" id="18" name="Picture"/>
                     <pic:cNvPicPr>
                       <a:picLocks noChangeArrowheads="1" noChangeAspect="1"/>
                     </pic:cNvPicPr>
                   </pic:nvPicPr>
                   <pic:blipFill>
-                    <a:blip r:embed="rId19"/>
+                    <a:blip r:embed="rId16"/>
                     <a:stretch>
                       <a:fillRect/>
                     </a:stretch>
@@ -2050,8 +2203,8 @@
         </w:pict>
       </w:r>
     </w:p>
-    <w:bookmarkEnd w:id="22"/>
-    <w:bookmarkStart w:id="23" w:name="无机固体化学-习题10.3"/>
+    <w:bookmarkEnd w:id="19"/>
+    <w:bookmarkStart w:id="20" w:name="无机固体化学"/>
     <w:p>
       <w:pPr>
         <w:pStyle w:val="Heading2"/>
@@ -2068,25 +2221,7 @@
         <w:rPr>
           <w:rFonts w:hint="eastAsia" w:ascii="Times New Roman" w:hAnsi="Times New Roman" w:eastAsia="SimHei" w:cs="Times New Roman"/>
         </w:rPr>
-        <w:t>无机固体化学</w:t>
-      </w:r>
-      <w:r>
-        <w:rPr>
-          <w:rFonts w:hint="eastAsia" w:ascii="Times New Roman" w:hAnsi="Times New Roman" w:eastAsia="Times New Roman" w:cs="Times New Roman"/>
-        </w:rPr>
-        <w:t>-</w:t>
-      </w:r>
-      <w:r>
-        <w:rPr>
-          <w:rFonts w:hint="eastAsia" w:ascii="Times New Roman" w:hAnsi="Times New Roman" w:eastAsia="SimHei" w:cs="Times New Roman"/>
-        </w:rPr>
-        <w:t>习题</w:t>
-      </w:r>
-      <w:r>
-        <w:rPr>
-          <w:rFonts w:hint="eastAsia" w:ascii="Times New Roman" w:hAnsi="Times New Roman" w:eastAsia="Times New Roman" w:cs="Times New Roman"/>
-        </w:rPr>
-        <w:t>10.3</w:t>
+        <w:t xml:space="preserve">无机固体化学</w:t>
       </w:r>
     </w:p>
     <w:p>
@@ -2152,8 +2287,8 @@
         </w:pict>
       </w:r>
     </w:p>
-    <w:bookmarkEnd w:id="23"/>
-    <w:bookmarkStart w:id="24" w:name="无机固体化学-习题10.5"/>
+    <w:bookmarkEnd w:id="20"/>
+    <w:bookmarkStart w:id="21" w:name="无机固体化学-1"/>
     <w:p>
       <w:pPr>
         <w:pStyle w:val="Heading2"/>
@@ -2170,25 +2305,7 @@
         <w:rPr>
           <w:rFonts w:hint="eastAsia" w:ascii="Times New Roman" w:hAnsi="Times New Roman" w:eastAsia="SimHei" w:cs="Times New Roman"/>
         </w:rPr>
-        <w:t>无机固体化学</w:t>
-      </w:r>
-      <w:r>
-        <w:rPr>
-          <w:rFonts w:hint="eastAsia" w:ascii="Times New Roman" w:hAnsi="Times New Roman" w:eastAsia="Times New Roman" w:cs="Times New Roman"/>
-        </w:rPr>
-        <w:t>-</w:t>
-      </w:r>
-      <w:r>
-        <w:rPr>
-          <w:rFonts w:hint="eastAsia" w:ascii="Times New Roman" w:hAnsi="Times New Roman" w:eastAsia="SimHei" w:cs="Times New Roman"/>
-        </w:rPr>
-        <w:t>习题</w:t>
-      </w:r>
-      <w:r>
-        <w:rPr>
-          <w:rFonts w:hint="eastAsia" w:ascii="Times New Roman" w:hAnsi="Times New Roman" w:eastAsia="Times New Roman" w:cs="Times New Roman"/>
-        </w:rPr>
-        <w:t>10.5</w:t>
+        <w:t xml:space="preserve">无机固体化学</w:t>
       </w:r>
     </w:p>
     <w:p>
@@ -2278,8 +2395,8 @@
         </w:pict>
       </w:r>
     </w:p>
-    <w:bookmarkEnd w:id="24"/>
-    <w:bookmarkStart w:id="25" w:name="无机固体化学-习题10.6"/>
+    <w:bookmarkEnd w:id="21"/>
+    <w:bookmarkStart w:id="22" w:name="无机固体化学-2"/>
     <w:p>
       <w:pPr>
         <w:pStyle w:val="Heading2"/>
@@ -2296,25 +2413,7 @@
         <w:rPr>
           <w:rFonts w:hint="eastAsia" w:ascii="Times New Roman" w:hAnsi="Times New Roman" w:eastAsia="SimHei" w:cs="Times New Roman"/>
         </w:rPr>
-        <w:t>无机固体化学</w:t>
-      </w:r>
-      <w:r>
-        <w:rPr>
-          <w:rFonts w:hint="eastAsia" w:ascii="Times New Roman" w:hAnsi="Times New Roman" w:eastAsia="Times New Roman" w:cs="Times New Roman"/>
-        </w:rPr>
-        <w:t>-</w:t>
-      </w:r>
-      <w:r>
-        <w:rPr>
-          <w:rFonts w:hint="eastAsia" w:ascii="Times New Roman" w:hAnsi="Times New Roman" w:eastAsia="SimHei" w:cs="Times New Roman"/>
-        </w:rPr>
-        <w:t>习题</w:t>
-      </w:r>
-      <w:r>
-        <w:rPr>
-          <w:rFonts w:hint="eastAsia" w:ascii="Times New Roman" w:hAnsi="Times New Roman" w:eastAsia="Times New Roman" w:cs="Times New Roman"/>
-        </w:rPr>
-        <w:t>10.6</w:t>
+        <w:t xml:space="preserve">无机固体化学</w:t>
       </w:r>
     </w:p>
     <w:p>
@@ -2387,8 +2486,8 @@
         </w:pict>
       </w:r>
     </w:p>
-    <w:bookmarkEnd w:id="25"/>
-    <w:bookmarkStart w:id="26" w:name="无机固体化学-习题10.7"/>
+    <w:bookmarkEnd w:id="22"/>
+    <w:bookmarkStart w:id="23" w:name="无机固体化学-3"/>
     <w:p>
       <w:pPr>
         <w:pStyle w:val="Heading2"/>
@@ -2405,25 +2504,7 @@
         <w:rPr>
           <w:rFonts w:hint="eastAsia" w:ascii="Times New Roman" w:hAnsi="Times New Roman" w:eastAsia="SimHei" w:cs="Times New Roman"/>
         </w:rPr>
-        <w:t>无机固体化学</w:t>
-      </w:r>
-      <w:r>
-        <w:rPr>
-          <w:rFonts w:hint="eastAsia" w:ascii="Times New Roman" w:hAnsi="Times New Roman" w:eastAsia="Times New Roman" w:cs="Times New Roman"/>
-        </w:rPr>
-        <w:t>-</w:t>
-      </w:r>
-      <w:r>
-        <w:rPr>
-          <w:rFonts w:hint="eastAsia" w:ascii="Times New Roman" w:hAnsi="Times New Roman" w:eastAsia="SimHei" w:cs="Times New Roman"/>
-        </w:rPr>
-        <w:t>习题</w:t>
-      </w:r>
-      <w:r>
-        <w:rPr>
-          <w:rFonts w:hint="eastAsia" w:ascii="Times New Roman" w:hAnsi="Times New Roman" w:eastAsia="Times New Roman" w:cs="Times New Roman"/>
-        </w:rPr>
-        <w:t>10.7</w:t>
+        <w:t xml:space="preserve">无机固体化学</w:t>
       </w:r>
     </w:p>
     <w:p>
@@ -2611,8 +2692,8 @@
         </w:pict>
       </w:r>
     </w:p>
-    <w:bookmarkEnd w:id="26"/>
-    <w:bookmarkStart w:id="33" w:name="ch3b-3-licoo2电极材料"/>
+    <w:bookmarkEnd w:id="23"/>
+    <w:bookmarkStart w:id="27" w:name="锂钴复合氧化物电极材料"/>
     <w:p>
       <w:pPr>
         <w:pStyle w:val="Heading2"/>
@@ -2627,15 +2708,9 @@
       </w:r>
       <w:r>
         <w:rPr>
-          <w:rFonts w:hint="eastAsia" w:ascii="Times New Roman" w:hAnsi="Times New Roman" w:eastAsia="Times New Roman" w:cs="Times New Roman"/>
-        </w:rPr>
-        <w:t>Ch3B-3-LiCoO2</w:t>
-      </w:r>
-      <w:r>
-        <w:rPr>
           <w:rFonts w:hint="eastAsia" w:ascii="Times New Roman" w:hAnsi="Times New Roman" w:eastAsia="SimHei" w:cs="Times New Roman"/>
         </w:rPr>
-        <w:t>电极材料</w:t>
+        <w:t xml:space="preserve">锂钴复合氧化物电极材料</w:t>
       </w:r>
     </w:p>
     <w:p>
@@ -2681,18 +2756,18 @@
           <wp:inline>
             <wp:extent cx="2095500" cy="5930900"/>
             <wp:effectExtent b="0" l="0" r="0" t="0"/>
-            <wp:docPr descr="" title="" id="28" name="Picture"/>
+            <wp:docPr descr="" title="" id="25" name="Picture"/>
             <a:graphic>
               <a:graphicData uri="http://schemas.openxmlformats.org/drawingml/2006/picture">
                 <pic:pic>
                   <pic:nvPicPr>
-                    <pic:cNvPr descr="bfd06cb6af8ec92631039aa6884e22d2438340c14a36619ae840fffb8d5d7b0d.jpg" id="29" name="Picture"/>
+                    <pic:cNvPr descr="bfd06cb6af8ec92631039aa6884e22d2438340c14a36619ae840fffb8d5d7b0d.jpg" id="26" name="Picture"/>
                     <pic:cNvPicPr>
                       <a:picLocks noChangeArrowheads="1" noChangeAspect="1"/>
                     </pic:cNvPicPr>
                   </pic:nvPicPr>
                   <pic:blipFill>
-                    <a:blip r:embed="rId27"/>
+                    <a:blip r:embed="rId24"/>
                     <a:stretch>
                       <a:fillRect/>
                     </a:stretch>
@@ -3146,1351 +3221,6 @@
     </w:p>
     <w:p>
       <w:pPr>
-        <w:pStyle w:val="BodyText"/>
-      </w:pPr>
-      <w:r>
-        <w:rPr>
-          <w:rFonts w:hint="eastAsia" w:ascii="Times New Roman" w:hAnsi="Times New Roman" w:eastAsia="FangSong" w:cs="Times New Roman"/>
-        </w:rPr>
-        <w:t>锂电池是当今很普遍的电池</w:t>
-      </w:r>
-      <w:r>
-        <w:rPr>
-          <w:rFonts w:hint="eastAsia" w:ascii="Times New Roman" w:hAnsi="Times New Roman" w:eastAsia="Times New Roman" w:cs="Times New Roman"/>
-        </w:rPr>
-        <w:t>。</w:t>
-      </w:r>
-      <w:r>
-        <w:rPr>
-          <w:rFonts w:hint="eastAsia" w:ascii="Times New Roman" w:hAnsi="Times New Roman" w:eastAsia="FangSong" w:cs="Times New Roman"/>
-        </w:rPr>
-        <w:t>本题以锂电池为载体</w:t>
-      </w:r>
-      <w:r>
-        <w:rPr>
-          <w:rFonts w:hint="eastAsia" w:ascii="Times New Roman" w:hAnsi="Times New Roman" w:eastAsia="Times New Roman" w:cs="Times New Roman"/>
-        </w:rPr>
-        <w:t>，</w:t>
-      </w:r>
-      <w:r>
-        <w:rPr>
-          <w:rFonts w:hint="eastAsia" w:ascii="Times New Roman" w:hAnsi="Times New Roman" w:eastAsia="FangSong" w:cs="Times New Roman"/>
-        </w:rPr>
-        <w:t>考查晶体结构</w:t>
-      </w:r>
-      <w:r>
-        <w:rPr>
-          <w:rFonts w:hint="eastAsia" w:ascii="Times New Roman" w:hAnsi="Times New Roman" w:eastAsia="Times New Roman" w:cs="Times New Roman"/>
-        </w:rPr>
-        <w:t>。</w:t>
-      </w:r>
-    </w:p>
-    <w:p>
-      <w:pPr>
-        <w:pStyle w:val="BodyText"/>
-      </w:pPr>
-      <w:r>
-        <w:rPr>
-          <w:rFonts w:ascii="Times New Roman" w:hAnsi="Times New Roman" w:eastAsia="Times New Roman" w:cs="Times New Roman"/>
-          <w:b/>
-          <w:bCs/>
-        </w:rPr>
-        <w:t xml:space="preserve">3-1</w:t>
-      </w:r>
-      <w:r>
-        <w:rPr>
-          <w:rFonts w:ascii="Times New Roman" w:hAnsi="Times New Roman" w:eastAsia="Times New Roman" w:cs="Times New Roman"/>
-        </w:rPr>
-        <w:t xml:space="preserve"> </w:t>
-      </w:r>
-      <w:r>
-        <w:rPr>
-          <w:rFonts w:hint="eastAsia" w:ascii="Times New Roman" w:hAnsi="Times New Roman" w:eastAsia="FangSong" w:cs="Times New Roman"/>
-        </w:rPr>
-        <w:t>画晶胞时要注意画出平行六面体</w:t>
-      </w:r>
-      <w:r>
-        <w:rPr>
-          <w:rFonts w:hint="eastAsia" w:ascii="Times New Roman" w:hAnsi="Times New Roman" w:eastAsia="Times New Roman" w:cs="Times New Roman"/>
-        </w:rPr>
-        <w:t>：</w:t>
-      </w:r>
-    </w:p>
-    <w:p>
-      <w:pPr>
-        <w:pStyle w:val="BodyText"/>
-        <w:spacing w:before="160" w:after="80"/>
-        <w:jc w:val="center"/>
-      </w:pPr>
-      <w:r>
-        <w:rPr>
-          <w:rFonts w:ascii="Times New Roman" w:hAnsi="Times New Roman" w:eastAsia="Times New Roman" w:cs="Times New Roman"/>
-        </w:rPr>
-        <w:drawing>
-          <wp:inline>
-            <wp:extent cx="2520000" cy="3653592"/>
-            <wp:effectExtent b="0" l="0" r="0" t="0"/>
-            <wp:docPr descr="" title="" id="31" name="Picture"/>
-            <a:graphic>
-              <a:graphicData uri="http://schemas.openxmlformats.org/drawingml/2006/picture">
-                <pic:pic>
-                  <pic:nvPicPr>
-                    <pic:cNvPr descr="42d34317d318a0132a21da52cf701fa06540e97170ce00b877824b7b10aca185.jpg" id="32" name="Picture"/>
-                    <pic:cNvPicPr>
-                      <a:picLocks noChangeArrowheads="1" noChangeAspect="1"/>
-                    </pic:cNvPicPr>
-                  </pic:nvPicPr>
-                  <pic:blipFill>
-                    <a:blip r:embed="rId30"/>
-                    <a:stretch>
-                      <a:fillRect/>
-                    </a:stretch>
-                  </pic:blipFill>
-                  <pic:spPr bwMode="auto">
-                    <a:xfrm>
-                      <a:off x="0" y="0"/>
-                      <a:ext cx="2520000" cy="3653592"/>
-                    </a:xfrm>
-                    <a:prstGeom prst="rect">
-                      <a:avLst/>
-                    </a:prstGeom>
-                    <a:noFill/>
-                    <a:ln w="9525">
-                      <a:noFill/>
-                      <a:headEnd/>
-                      <a:tailEnd/>
-                    </a:ln>
-                  </pic:spPr>
-                </pic:pic>
-              </a:graphicData>
-            </a:graphic>
-          </wp:inline>
-        </w:drawing>
-      </w:r>
-    </w:p>
-    <w:p>
-      <w:pPr>
-        <w:pStyle w:val="BodyText"/>
-      </w:pPr>
-      <w:r>
-        <w:rPr>
-          <w:rFonts w:ascii="Times New Roman" w:hAnsi="Times New Roman" w:eastAsia="Times New Roman" w:cs="Times New Roman"/>
-          <w:b/>
-          <w:bCs/>
-        </w:rPr>
-        <w:t xml:space="preserve">3-2</w:t>
-      </w:r>
-      <w:r>
-        <w:rPr>
-          <w:rFonts w:ascii="Times New Roman" w:hAnsi="Times New Roman" w:eastAsia="Times New Roman" w:cs="Times New Roman"/>
-        </w:rPr>
-        <w:t xml:space="preserve"> </w:t>
-      </w:r>
-      <w:r>
-        <w:rPr>
-          <w:rFonts w:hint="eastAsia" w:ascii="Times New Roman" w:hAnsi="Times New Roman" w:eastAsia="FangSong" w:cs="Times New Roman"/>
-        </w:rPr>
-        <w:t xml:space="preserve">晶胞里有</w:t>
-      </w:r>
-      <w:r>
-        <w:rPr>
-          <w:rFonts w:ascii="Times New Roman" w:hAnsi="Times New Roman" w:eastAsia="Times New Roman" w:cs="Times New Roman"/>
-        </w:rPr>
-        <w:t xml:space="preserve"> 3 </w:t>
-      </w:r>
-      <w:r>
-        <w:rPr>
-          <w:rFonts w:hint="eastAsia" w:ascii="Times New Roman" w:hAnsi="Times New Roman" w:eastAsia="FangSong" w:cs="Times New Roman"/>
-        </w:rPr>
-        <w:t>个锂原子</w:t>
-      </w:r>
-      <w:r>
-        <w:rPr>
-          <w:rFonts w:hint="eastAsia" w:ascii="Times New Roman" w:hAnsi="Times New Roman" w:eastAsia="Times New Roman" w:cs="Times New Roman"/>
-        </w:rPr>
-        <w:t>、3</w:t>
-      </w:r>
-      <w:r>
-        <w:rPr>
-          <w:rFonts w:ascii="Times New Roman" w:hAnsi="Times New Roman" w:eastAsia="Times New Roman" w:cs="Times New Roman"/>
-        </w:rPr>
-        <w:t xml:space="preserve"> </w:t>
-      </w:r>
-      <w:r>
-        <w:rPr>
-          <w:rFonts w:hint="eastAsia" w:ascii="Times New Roman" w:hAnsi="Times New Roman" w:eastAsia="FangSong" w:cs="Times New Roman"/>
-        </w:rPr>
-        <w:t xml:space="preserve">个钴原子和</w:t>
-      </w:r>
-      <w:r>
-        <w:rPr>
-          <w:rFonts w:ascii="Times New Roman" w:hAnsi="Times New Roman" w:eastAsia="Times New Roman" w:cs="Times New Roman"/>
-        </w:rPr>
-        <w:t xml:space="preserve"> 6 </w:t>
-      </w:r>
-      <w:r>
-        <w:rPr>
-          <w:rFonts w:hint="eastAsia" w:ascii="Times New Roman" w:hAnsi="Times New Roman" w:eastAsia="FangSong" w:cs="Times New Roman"/>
-        </w:rPr>
-        <w:t>个氧原子</w:t>
-      </w:r>
-      <w:r>
-        <w:rPr>
-          <w:rFonts w:hint="eastAsia" w:ascii="Times New Roman" w:hAnsi="Times New Roman" w:eastAsia="Times New Roman" w:cs="Times New Roman"/>
-        </w:rPr>
-        <w:t>。</w:t>
-      </w:r>
-    </w:p>
-    <w:p>
-      <w:pPr>
-        <w:pStyle w:val="BodyText"/>
-      </w:pPr>
-      <w:r>
-        <w:rPr>
-          <w:rFonts w:ascii="Times New Roman" w:hAnsi="Times New Roman" w:eastAsia="Times New Roman" w:cs="Times New Roman"/>
-          <w:b/>
-          <w:bCs/>
-        </w:rPr>
-        <w:t xml:space="preserve">3-3</w:t>
-      </w:r>
-      <w:r>
-        <w:rPr>
-          <w:rFonts w:ascii="Times New Roman" w:hAnsi="Times New Roman" w:eastAsia="Times New Roman" w:cs="Times New Roman"/>
-        </w:rPr>
-        <w:t xml:space="preserve"> </w:t>
-      </w:r>
-      <w:r>
-        <w:rPr>
-          <w:rFonts w:hint="eastAsia" w:ascii="Times New Roman" w:hAnsi="Times New Roman" w:eastAsia="FangSong" w:cs="Times New Roman"/>
-        </w:rPr>
-        <w:t>根据原子在顶点</w:t>
-      </w:r>
-      <w:r>
-        <w:rPr>
-          <w:rFonts w:hint="eastAsia" w:ascii="Times New Roman" w:hAnsi="Times New Roman" w:eastAsia="Times New Roman" w:cs="Times New Roman"/>
-        </w:rPr>
-        <w:t>、</w:t>
-      </w:r>
-      <w:r>
-        <w:rPr>
-          <w:rFonts w:hint="eastAsia" w:ascii="Times New Roman" w:hAnsi="Times New Roman" w:eastAsia="FangSong" w:cs="Times New Roman"/>
-        </w:rPr>
-        <w:t>面心</w:t>
-      </w:r>
-      <w:r>
-        <w:rPr>
-          <w:rFonts w:hint="eastAsia" w:ascii="Times New Roman" w:hAnsi="Times New Roman" w:eastAsia="Times New Roman" w:cs="Times New Roman"/>
-        </w:rPr>
-        <w:t>、</w:t>
-      </w:r>
-      <w:r>
-        <w:rPr>
-          <w:rFonts w:hint="eastAsia" w:ascii="Times New Roman" w:hAnsi="Times New Roman" w:eastAsia="FangSong" w:cs="Times New Roman"/>
-        </w:rPr>
-        <w:t>棱心的贡献率</w:t>
-      </w:r>
-      <w:r>
-        <w:rPr>
-          <w:rFonts w:hint="eastAsia" w:ascii="Times New Roman" w:hAnsi="Times New Roman" w:eastAsia="Times New Roman" w:cs="Times New Roman"/>
-        </w:rPr>
-        <w:t>，</w:t>
-      </w:r>
-      <w:r>
-        <w:rPr>
-          <w:rFonts w:hint="eastAsia" w:ascii="Times New Roman" w:hAnsi="Times New Roman" w:eastAsia="FangSong" w:cs="Times New Roman"/>
-        </w:rPr>
-        <w:t>很容易得化学式为</w:t>
-      </w:r>
-      <w:r>
-        <w:rPr>
-          <w:rFonts w:ascii="Times New Roman" w:hAnsi="Times New Roman" w:eastAsia="Times New Roman" w:cs="Times New Roman"/>
-        </w:rPr>
-        <w:t xml:space="preserve"> LiCoO</w:t>
-      </w:r>
-      <w:r>
-        <w:rPr>
-          <w:rFonts w:ascii="Times New Roman" w:hAnsi="Times New Roman" w:eastAsia="Times New Roman" w:cs="Times New Roman"/>
-          <w:vertAlign w:val="subscript"/>
-        </w:rPr>
-        <w:t>2</w:t>
-      </w:r>
-      <w:r>
-        <w:rPr>
-          <w:rFonts w:ascii="Times New Roman" w:hAnsi="Times New Roman" w:eastAsia="Times New Roman" w:cs="Times New Roman"/>
-        </w:rPr>
-        <w:t>。</w:t>
-      </w:r>
-    </w:p>
-    <w:p>
-      <w:pPr>
-        <w:pStyle w:val="BodyText"/>
-      </w:pPr>
-      <w:r>
-        <w:rPr>
-          <w:rFonts w:ascii="Times New Roman" w:hAnsi="Times New Roman" w:eastAsia="Times New Roman" w:cs="Times New Roman"/>
-          <w:b/>
-          <w:bCs/>
-        </w:rPr>
-        <w:t xml:space="preserve">3-4</w:t>
-      </w:r>
-      <w:r>
-        <w:rPr>
-          <w:rFonts w:ascii="Times New Roman" w:hAnsi="Times New Roman" w:eastAsia="Times New Roman" w:cs="Times New Roman"/>
-        </w:rPr>
-        <w:t xml:space="preserve"> </w:t>
-      </w:r>
-      <w:r>
-        <w:rPr>
-          <w:rFonts w:hint="eastAsia" w:ascii="Times New Roman" w:hAnsi="Times New Roman" w:eastAsia="FangSong" w:cs="Times New Roman"/>
-        </w:rPr>
-        <w:t>电极反应方程式</w:t>
-      </w:r>
-      <w:r>
-        <w:rPr>
-          <w:rFonts w:hint="eastAsia" w:ascii="Times New Roman" w:hAnsi="Times New Roman" w:eastAsia="Times New Roman" w:cs="Times New Roman"/>
-        </w:rPr>
-        <w:t>（</w:t>
-      </w:r>
-      <w:r>
-        <w:rPr>
-          <w:rFonts w:hint="eastAsia" w:ascii="Times New Roman" w:hAnsi="Times New Roman" w:eastAsia="FangSong" w:cs="Times New Roman"/>
-        </w:rPr>
-        <w:t>正极放电</w:t>
-      </w:r>
-      <w:r>
-        <w:rPr>
-          <w:rFonts w:hint="eastAsia" w:ascii="Times New Roman" w:hAnsi="Times New Roman" w:eastAsia="Times New Roman" w:cs="Times New Roman"/>
-        </w:rPr>
-        <w:t>，Li</w:t>
-      </w:r>
-      <w:r>
-        <w:rPr>
-          <w:rFonts w:hint="eastAsia" w:ascii="Times New Roman" w:hAnsi="Times New Roman" w:eastAsia="Times New Roman" w:cs="Times New Roman"/>
-          <w:vertAlign w:val="superscript"/>
-        </w:rPr>
-        <w:t>+</w:t>
-      </w:r>
-      <w:r>
-        <w:rPr>
-          <w:rFonts w:ascii="Times New Roman" w:hAnsi="Times New Roman" w:eastAsia="Times New Roman" w:cs="Times New Roman"/>
-        </w:rPr>
-        <w:t xml:space="preserve"> </w:t>
-      </w:r>
-      <w:r>
-        <w:rPr>
-          <w:rFonts w:hint="eastAsia" w:ascii="Times New Roman" w:hAnsi="Times New Roman" w:eastAsia="FangSong" w:cs="Times New Roman"/>
-        </w:rPr>
-        <w:t>嵌入</w:t>
-      </w:r>
-      <w:r>
-        <w:rPr>
-          <w:rFonts w:hint="eastAsia" w:ascii="Times New Roman" w:hAnsi="Times New Roman" w:eastAsia="Times New Roman" w:cs="Times New Roman"/>
-        </w:rPr>
-        <w:t>）：</w:t>
-      </w:r>
-    </w:p>
-    <w:p>
-      <w:pPr>
-        <w:pStyle w:val="BodyText"/>
-      </w:pPr>
-      <w:r>
-        <w:rPr>
-          <w:rFonts w:hint="eastAsia" w:ascii="Times New Roman" w:hAnsi="Times New Roman" w:eastAsia="Times New Roman" w:cs="Times New Roman"/>
-        </w:rPr>
-        <w:t>（</w:t>
-      </w:r>
-      <w:r>
-        <w:rPr>
-          <w:rFonts w:hint="eastAsia" w:ascii="Times New Roman" w:hAnsi="Times New Roman" w:eastAsia="FangSong" w:cs="Times New Roman"/>
-        </w:rPr>
-        <w:t>充电则为逆过程</w:t>
-      </w:r>
-      <w:r>
-        <w:rPr>
-          <w:rFonts w:hint="eastAsia" w:ascii="Times New Roman" w:hAnsi="Times New Roman" w:eastAsia="Times New Roman" w:cs="Times New Roman"/>
-        </w:rPr>
-        <w:t>：LiCoO</w:t>
-      </w:r>
-      <w:r>
-        <w:rPr>
-          <w:rFonts w:hint="eastAsia" w:ascii="Times New Roman" w:hAnsi="Times New Roman" w:eastAsia="Times New Roman" w:cs="Times New Roman"/>
-          <w:vertAlign w:val="subscript"/>
-        </w:rPr>
-        <w:t>2</w:t>
-      </w:r>
-      <w:r>
-        <w:rPr>
-          <w:rFonts w:ascii="Times New Roman" w:hAnsi="Times New Roman" w:eastAsia="Times New Roman" w:cs="Times New Roman"/>
-        </w:rPr>
-        <w:t xml:space="preserve"> − xe</w:t>
-      </w:r>
-      <w:r>
-        <w:rPr>
-          <w:rFonts w:ascii="Times New Roman" w:hAnsi="Times New Roman" w:eastAsia="Times New Roman" w:cs="Times New Roman"/>
-          <w:vertAlign w:val="superscript"/>
-        </w:rPr>
-        <w:t>-</w:t>
-      </w:r>
-      <w:r>
-        <w:rPr>
-          <w:rFonts w:ascii="Times New Roman" w:hAnsi="Times New Roman" w:eastAsia="Times New Roman" w:cs="Times New Roman"/>
-        </w:rPr>
-        <w:t xml:space="preserve"> → Li</w:t>
-      </w:r>
-      <w:r>
-        <w:rPr>
-          <w:rFonts w:ascii="Times New Roman" w:hAnsi="Times New Roman" w:eastAsia="Times New Roman" w:cs="Times New Roman"/>
-          <w:vertAlign w:val="subscript"/>
-        </w:rPr>
-        <w:t>1-x</w:t>
-      </w:r>
-      <w:r>
-        <w:rPr>
-          <w:rFonts w:ascii="Times New Roman" w:hAnsi="Times New Roman" w:eastAsia="Times New Roman" w:cs="Times New Roman"/>
-        </w:rPr>
-        <w:t>CoO</w:t>
-      </w:r>
-      <w:r>
-        <w:rPr>
-          <w:rFonts w:ascii="Times New Roman" w:hAnsi="Times New Roman" w:eastAsia="Times New Roman" w:cs="Times New Roman"/>
-          <w:vertAlign w:val="subscript"/>
-        </w:rPr>
-        <w:t>2</w:t>
-      </w:r>
-      <w:r>
-        <w:rPr>
-          <w:rFonts w:ascii="Times New Roman" w:hAnsi="Times New Roman" w:eastAsia="Times New Roman" w:cs="Times New Roman"/>
-        </w:rPr>
-        <w:t xml:space="preserve"> + </w:t>
-      </w:r>
-      <w:r>
-        <w:rPr>
-          <w:rFonts w:hint="eastAsia" w:ascii="Times New Roman" w:hAnsi="Times New Roman" w:eastAsia="Times New Roman" w:cs="Times New Roman"/>
-        </w:rPr>
-        <w:t>xLi</w:t>
-      </w:r>
-      <w:r>
-        <w:rPr>
-          <w:rFonts w:hint="eastAsia" w:ascii="Times New Roman" w:hAnsi="Times New Roman" w:eastAsia="Times New Roman" w:cs="Times New Roman"/>
-          <w:vertAlign w:val="superscript"/>
-        </w:rPr>
-        <w:t>+</w:t>
-      </w:r>
-      <w:r>
-        <w:rPr>
-          <w:rFonts w:hint="eastAsia" w:ascii="Times New Roman" w:hAnsi="Times New Roman" w:eastAsia="Times New Roman" w:cs="Times New Roman"/>
-        </w:rPr>
-        <w:t>，Co</w:t>
-      </w:r>
-      <w:r>
-        <w:rPr>
-          <w:rFonts w:ascii="Times New Roman" w:hAnsi="Times New Roman" w:eastAsia="Times New Roman" w:cs="Times New Roman"/>
-        </w:rPr>
-        <w:t xml:space="preserve"> </w:t>
-      </w:r>
-      <w:r>
-        <w:rPr>
-          <w:rFonts w:hint="eastAsia" w:ascii="Times New Roman" w:hAnsi="Times New Roman" w:eastAsia="FangSong" w:cs="Times New Roman"/>
-        </w:rPr>
-        <w:t>氧化态升高</w:t>
-      </w:r>
-      <w:r>
-        <w:rPr>
-          <w:rFonts w:hint="eastAsia" w:ascii="Times New Roman" w:hAnsi="Times New Roman" w:eastAsia="Times New Roman" w:cs="Times New Roman"/>
-        </w:rPr>
-        <w:t>。）</w:t>
-      </w:r>
-    </w:p>
-    <w:p>
-      <w:pPr>
-        <w:pStyle w:val="BodyText"/>
-      </w:pPr>
-      <w:r>
-        <w:rPr>
-          <w:rFonts w:ascii="Times New Roman" w:hAnsi="Times New Roman" w:eastAsia="Times New Roman" w:cs="Times New Roman"/>
-          <w:b/>
-          <w:bCs/>
-        </w:rPr>
-        <w:t xml:space="preserve">3-5</w:t>
-      </w:r>
-      <w:r>
-        <w:rPr>
-          <w:rFonts w:ascii="Times New Roman" w:hAnsi="Times New Roman" w:eastAsia="Times New Roman" w:cs="Times New Roman"/>
-        </w:rPr>
-        <w:t xml:space="preserve"> </w:t>
-      </w:r>
-      <w:r>
-        <w:rPr>
-          <w:rFonts w:hint="eastAsia" w:ascii="Times New Roman" w:hAnsi="Times New Roman" w:eastAsia="FangSong" w:cs="Times New Roman"/>
-        </w:rPr>
-        <w:t>化学式</w:t>
-      </w:r>
-      <w:r>
-        <w:rPr>
-          <w:rFonts w:hint="eastAsia" w:ascii="Times New Roman" w:hAnsi="Times New Roman" w:eastAsia="Times New Roman" w:cs="Times New Roman"/>
-        </w:rPr>
-        <w:t>：LiMn</w:t>
-      </w:r>
-      <w:r>
-        <w:rPr>
-          <w:rFonts w:hint="eastAsia" w:ascii="Times New Roman" w:hAnsi="Times New Roman" w:eastAsia="Times New Roman" w:cs="Times New Roman"/>
-          <w:vertAlign w:val="subscript"/>
-        </w:rPr>
-        <w:t>2</w:t>
-      </w:r>
-      <w:r>
-        <w:rPr>
-          <w:rFonts w:hint="eastAsia" w:ascii="Times New Roman" w:hAnsi="Times New Roman" w:eastAsia="Times New Roman" w:cs="Times New Roman"/>
-        </w:rPr>
-        <w:t>O</w:t>
-      </w:r>
-      <w:r>
-        <w:rPr>
-          <w:rFonts w:hint="eastAsia" w:ascii="Times New Roman" w:hAnsi="Times New Roman" w:eastAsia="Times New Roman" w:cs="Times New Roman"/>
-          <w:vertAlign w:val="subscript"/>
-        </w:rPr>
-        <w:t>4</w:t>
-      </w:r>
-      <w:r>
-        <w:rPr>
-          <w:rFonts w:hint="eastAsia" w:ascii="Times New Roman" w:hAnsi="Times New Roman" w:eastAsia="Times New Roman" w:cs="Times New Roman"/>
-        </w:rPr>
-        <w:t>。（LiO</w:t>
-      </w:r>
-      <w:r>
-        <w:rPr>
-          <w:rFonts w:hint="eastAsia" w:ascii="Times New Roman" w:hAnsi="Times New Roman" w:eastAsia="Times New Roman" w:cs="Times New Roman"/>
-          <w:vertAlign w:val="subscript"/>
-        </w:rPr>
-        <w:t>4</w:t>
-      </w:r>
-      <w:r>
-        <w:rPr>
-          <w:rFonts w:ascii="Times New Roman" w:hAnsi="Times New Roman" w:eastAsia="Times New Roman" w:cs="Times New Roman"/>
-        </w:rPr>
-        <w:t xml:space="preserve"> </w:t>
-      </w:r>
-      <w:r>
-        <w:rPr>
-          <w:rFonts w:hint="eastAsia" w:ascii="Times New Roman" w:hAnsi="Times New Roman" w:eastAsia="FangSong" w:cs="Times New Roman"/>
-        </w:rPr>
-        <w:t xml:space="preserve">四面体</w:t>
-      </w:r>
-      <w:r>
-        <w:rPr>
-          <w:rFonts w:ascii="Times New Roman" w:hAnsi="Times New Roman" w:eastAsia="Times New Roman" w:cs="Times New Roman"/>
-        </w:rPr>
-        <w:t xml:space="preserve"> : MnO</w:t>
-      </w:r>
-      <w:r>
-        <w:rPr>
-          <w:rFonts w:ascii="Times New Roman" w:hAnsi="Times New Roman" w:eastAsia="Times New Roman" w:cs="Times New Roman"/>
-          <w:vertAlign w:val="subscript"/>
-        </w:rPr>
-        <w:t>6</w:t>
-      </w:r>
-      <w:r>
-        <w:rPr>
-          <w:rFonts w:ascii="Times New Roman" w:hAnsi="Times New Roman" w:eastAsia="Times New Roman" w:cs="Times New Roman"/>
-        </w:rPr>
-        <w:t xml:space="preserve"> </w:t>
-      </w:r>
-      <w:r>
-        <w:rPr>
-          <w:rFonts w:hint="eastAsia" w:ascii="Times New Roman" w:hAnsi="Times New Roman" w:eastAsia="FangSong" w:cs="Times New Roman"/>
-        </w:rPr>
-        <w:t xml:space="preserve">八面体</w:t>
-      </w:r>
-      <w:r>
-        <w:rPr>
-          <w:rFonts w:ascii="Times New Roman" w:hAnsi="Times New Roman" w:eastAsia="Times New Roman" w:cs="Times New Roman"/>
-        </w:rPr>
-        <w:t xml:space="preserve"> = </w:t>
-      </w:r>
-      <w:r>
-        <w:rPr>
-          <w:rFonts w:hint="eastAsia" w:ascii="Times New Roman" w:hAnsi="Times New Roman" w:eastAsia="Times New Roman" w:cs="Times New Roman"/>
-        </w:rPr>
-        <w:t>1:2，</w:t>
-      </w:r>
-      <w:r>
-        <w:rPr>
-          <w:rFonts w:hint="eastAsia" w:ascii="Times New Roman" w:hAnsi="Times New Roman" w:eastAsia="FangSong" w:cs="Times New Roman"/>
-        </w:rPr>
-        <w:t>即</w:t>
-      </w:r>
-      <w:r>
-        <w:rPr>
-          <w:rFonts w:ascii="Times New Roman" w:hAnsi="Times New Roman" w:eastAsia="Times New Roman" w:cs="Times New Roman"/>
-        </w:rPr>
-        <w:t xml:space="preserve"> Li : Mn = </w:t>
-      </w:r>
-      <w:r>
-        <w:rPr>
-          <w:rFonts w:hint="eastAsia" w:ascii="Times New Roman" w:hAnsi="Times New Roman" w:eastAsia="Times New Roman" w:cs="Times New Roman"/>
-        </w:rPr>
-        <w:t>1:2；</w:t>
-      </w:r>
-      <w:r>
-        <w:rPr>
-          <w:rFonts w:hint="eastAsia" w:ascii="Times New Roman" w:hAnsi="Times New Roman" w:eastAsia="FangSong" w:cs="Times New Roman"/>
-        </w:rPr>
-        <w:t>由电荷守恒</w:t>
-      </w:r>
-      <w:r>
-        <w:rPr>
-          <w:rFonts w:ascii="Times New Roman" w:hAnsi="Times New Roman" w:eastAsia="Times New Roman" w:cs="Times New Roman"/>
-        </w:rPr>
-        <w:t xml:space="preserve"> Li</w:t>
-      </w:r>
-      <w:r>
-        <w:rPr>
-          <w:rFonts w:ascii="Times New Roman" w:hAnsi="Times New Roman" w:eastAsia="Times New Roman" w:cs="Times New Roman"/>
-          <w:vertAlign w:val="superscript"/>
-        </w:rPr>
-        <w:t>+</w:t>
-      </w:r>
-      <w:r>
-        <w:rPr>
-          <w:rFonts w:ascii="Times New Roman" w:hAnsi="Times New Roman" w:eastAsia="Times New Roman" w:cs="Times New Roman"/>
-        </w:rPr>
-        <w:t>Mn</w:t>
-      </w:r>
-      <w:r>
-        <w:rPr>
-          <w:rFonts w:ascii="Times New Roman" w:hAnsi="Times New Roman" w:eastAsia="Times New Roman" w:cs="Times New Roman"/>
-          <w:vertAlign w:val="superscript"/>
-        </w:rPr>
-        <w:t>3+</w:t>
-      </w:r>
-      <w:r>
-        <w:rPr>
-          <w:rFonts w:ascii="Times New Roman" w:hAnsi="Times New Roman" w:eastAsia="Times New Roman" w:cs="Times New Roman"/>
-        </w:rPr>
-        <w:t>Mn</w:t>
-      </w:r>
-      <w:r>
-        <w:rPr>
-          <w:rFonts w:ascii="Times New Roman" w:hAnsi="Times New Roman" w:eastAsia="Times New Roman" w:cs="Times New Roman"/>
-          <w:vertAlign w:val="superscript"/>
-        </w:rPr>
-        <w:t>4+</w:t>
-      </w:r>
-      <w:r>
-        <w:rPr>
-          <w:rFonts w:ascii="Times New Roman" w:hAnsi="Times New Roman" w:eastAsia="Times New Roman" w:cs="Times New Roman"/>
-        </w:rPr>
-        <w:t>O</w:t>
-      </w:r>
-      <w:r>
-        <w:rPr>
-          <w:rFonts w:ascii="Times New Roman" w:hAnsi="Times New Roman" w:eastAsia="Times New Roman" w:cs="Times New Roman"/>
-          <w:vertAlign w:val="subscript"/>
-        </w:rPr>
-        <w:t>4</w:t>
-      </w:r>
-      <w:r>
-        <w:rPr>
-          <w:rFonts w:ascii="Times New Roman" w:hAnsi="Times New Roman" w:eastAsia="Times New Roman" w:cs="Times New Roman"/>
-        </w:rPr>
-        <w:t xml:space="preserve"> </w:t>
-      </w:r>
-      <w:r>
-        <w:rPr>
-          <w:rFonts w:hint="eastAsia" w:ascii="Times New Roman" w:hAnsi="Times New Roman" w:eastAsia="FangSong" w:cs="Times New Roman"/>
-        </w:rPr>
-        <w:t xml:space="preserve">或</w:t>
-      </w:r>
-      <w:r>
-        <w:rPr>
-          <w:rFonts w:ascii="Times New Roman" w:hAnsi="Times New Roman" w:eastAsia="Times New Roman" w:cs="Times New Roman"/>
-        </w:rPr>
-        <w:t xml:space="preserve"> </w:t>
-      </w:r>
-      <w:r>
-        <w:rPr>
-          <w:rFonts w:hint="eastAsia" w:ascii="Times New Roman" w:hAnsi="Times New Roman" w:eastAsia="Times New Roman" w:cs="Times New Roman"/>
-        </w:rPr>
-        <w:t>LiMn(III,IV)</w:t>
-      </w:r>
-      <w:r>
-        <w:rPr>
-          <w:rFonts w:hint="eastAsia" w:ascii="Times New Roman" w:hAnsi="Times New Roman" w:eastAsia="Times New Roman" w:cs="Times New Roman"/>
-          <w:vertAlign w:val="subscript"/>
-        </w:rPr>
-        <w:t>2</w:t>
-      </w:r>
-      <w:r>
-        <w:rPr>
-          <w:rFonts w:hint="eastAsia" w:ascii="Times New Roman" w:hAnsi="Times New Roman" w:eastAsia="Times New Roman" w:cs="Times New Roman"/>
-        </w:rPr>
-        <w:t>O</w:t>
-      </w:r>
-      <w:r>
-        <w:rPr>
-          <w:rFonts w:hint="eastAsia" w:ascii="Times New Roman" w:hAnsi="Times New Roman" w:eastAsia="Times New Roman" w:cs="Times New Roman"/>
-          <w:vertAlign w:val="subscript"/>
-        </w:rPr>
-        <w:t>4</w:t>
-      </w:r>
-      <w:r>
-        <w:rPr>
-          <w:rFonts w:hint="eastAsia" w:ascii="Times New Roman" w:hAnsi="Times New Roman" w:eastAsia="Times New Roman" w:cs="Times New Roman"/>
-        </w:rPr>
-        <w:t>。）</w:t>
-      </w:r>
-    </w:p>
-    <w:p>
-      <w:pPr>
-        <w:pStyle w:val="BodyText"/>
-        <w:spacing w:after="80"/>
-      </w:pPr>
-      <w:r>
-        <w:rPr>
-          <w:rFonts w:ascii="Times New Roman" w:hAnsi="Times New Roman" w:eastAsia="Times New Roman" w:cs="Times New Roman"/>
-          <w:b/>
-          <w:bCs/>
-        </w:rPr>
-        <w:t xml:space="preserve">3-6</w:t>
-      </w:r>
-      <w:r>
-        <w:rPr>
-          <w:rFonts w:ascii="Times New Roman" w:hAnsi="Times New Roman" w:eastAsia="Times New Roman" w:cs="Times New Roman"/>
-        </w:rPr>
-        <w:t xml:space="preserve"> </w:t>
-      </w:r>
-      <w:r>
-        <w:rPr>
-          <w:rFonts w:hint="eastAsia" w:ascii="Times New Roman" w:hAnsi="Times New Roman" w:eastAsia="FangSong" w:cs="Times New Roman"/>
-        </w:rPr>
-        <w:t xml:space="preserve">相邻</w:t>
-      </w:r>
-      <w:r>
-        <w:rPr>
-          <w:rFonts w:ascii="Times New Roman" w:hAnsi="Times New Roman" w:eastAsia="Times New Roman" w:cs="Times New Roman"/>
-        </w:rPr>
-        <w:t xml:space="preserve"> Li</w:t>
-      </w:r>
-      <w:r>
-        <w:rPr>
-          <w:rFonts w:ascii="Times New Roman" w:hAnsi="Times New Roman" w:eastAsia="Times New Roman" w:cs="Times New Roman"/>
-          <w:vertAlign w:val="superscript"/>
-        </w:rPr>
-        <w:t>+</w:t>
-      </w:r>
-      <w:r>
-        <w:rPr>
-          <w:rFonts w:ascii="Times New Roman" w:hAnsi="Times New Roman" w:eastAsia="Times New Roman" w:cs="Times New Roman"/>
-        </w:rPr>
-        <w:t xml:space="preserve"> </w:t>
-      </w:r>
-      <w:r>
-        <w:rPr>
-          <w:rFonts w:hint="eastAsia" w:ascii="Times New Roman" w:hAnsi="Times New Roman" w:eastAsia="FangSong" w:cs="Times New Roman"/>
-        </w:rPr>
-        <w:t xml:space="preserve">之间有多个未填</w:t>
-      </w:r>
-      <w:r>
-        <w:rPr>
-          <w:rFonts w:ascii="Times New Roman" w:hAnsi="Times New Roman" w:eastAsia="Times New Roman" w:cs="Times New Roman"/>
-        </w:rPr>
-        <w:t xml:space="preserve"> Li</w:t>
-      </w:r>
-      <w:r>
-        <w:rPr>
-          <w:rFonts w:ascii="Times New Roman" w:hAnsi="Times New Roman" w:eastAsia="Times New Roman" w:cs="Times New Roman"/>
-          <w:vertAlign w:val="superscript"/>
-        </w:rPr>
-        <w:t>+</w:t>
-      </w:r>
-      <w:r>
-        <w:rPr>
-          <w:rFonts w:ascii="Times New Roman" w:hAnsi="Times New Roman" w:eastAsia="Times New Roman" w:cs="Times New Roman"/>
-        </w:rPr>
-        <w:t xml:space="preserve"> </w:t>
-      </w:r>
-      <w:r>
-        <w:rPr>
-          <w:rFonts w:hint="eastAsia" w:ascii="Times New Roman" w:hAnsi="Times New Roman" w:eastAsia="FangSong" w:cs="Times New Roman"/>
-        </w:rPr>
-        <w:t>的八面体及四面体空隙</w:t>
-      </w:r>
-      <w:r>
-        <w:rPr>
-          <w:rFonts w:hint="eastAsia" w:ascii="Times New Roman" w:hAnsi="Times New Roman" w:eastAsia="Times New Roman" w:cs="Times New Roman"/>
-        </w:rPr>
-        <w:t>，</w:t>
-      </w:r>
-      <w:r>
-        <w:rPr>
-          <w:rFonts w:hint="eastAsia" w:ascii="Times New Roman" w:hAnsi="Times New Roman" w:eastAsia="FangSong" w:cs="Times New Roman"/>
-        </w:rPr>
-        <w:t>在电场作用下形成</w:t>
-      </w:r>
-      <w:r>
-        <w:rPr>
-          <w:rFonts w:hint="eastAsia" w:ascii="Times New Roman" w:hAnsi="Times New Roman" w:eastAsia="Times New Roman" w:cs="Times New Roman"/>
-        </w:rPr>
-        <w:t>”</w:t>
-      </w:r>
-      <w:r>
-        <w:rPr>
-          <w:rFonts w:hint="eastAsia" w:ascii="Times New Roman" w:hAnsi="Times New Roman" w:eastAsia="FangSong" w:cs="Times New Roman"/>
-        </w:rPr>
-        <w:t>离子通道</w:t>
-      </w:r>
-      <w:r>
-        <w:rPr>
-          <w:rFonts w:hint="eastAsia" w:ascii="Times New Roman" w:hAnsi="Times New Roman" w:eastAsia="Times New Roman" w:cs="Times New Roman"/>
-        </w:rPr>
-        <w:t>”。</w:t>
-      </w:r>
-      <w:r>
-        <w:rPr>
-          <w:rFonts w:hint="eastAsia" w:ascii="Times New Roman" w:hAnsi="Times New Roman" w:eastAsia="FangSong" w:cs="Times New Roman"/>
-        </w:rPr>
-        <w:t>充电时</w:t>
-      </w:r>
-      <w:r>
-        <w:rPr>
-          <w:rFonts w:hint="eastAsia" w:ascii="Times New Roman" w:hAnsi="Times New Roman" w:eastAsia="Times New Roman" w:cs="Times New Roman"/>
-        </w:rPr>
-        <w:t>，</w:t>
-      </w:r>
-      <w:r>
-        <w:rPr>
-          <w:rFonts w:hint="eastAsia" w:ascii="Times New Roman" w:hAnsi="Times New Roman" w:eastAsia="FangSong" w:cs="Times New Roman"/>
-        </w:rPr>
-        <w:t>锂锰氧化物中部分</w:t>
-      </w:r>
-      <w:r>
-        <w:rPr>
-          <w:rFonts w:ascii="Times New Roman" w:hAnsi="Times New Roman" w:eastAsia="Times New Roman" w:cs="Times New Roman"/>
-        </w:rPr>
-        <w:t xml:space="preserve"> Li</w:t>
-      </w:r>
-      <w:r>
-        <w:rPr>
-          <w:rFonts w:ascii="Times New Roman" w:hAnsi="Times New Roman" w:eastAsia="Times New Roman" w:cs="Times New Roman"/>
-          <w:vertAlign w:val="superscript"/>
-        </w:rPr>
-        <w:t>+</w:t>
-      </w:r>
-      <w:r>
-        <w:rPr>
-          <w:rFonts w:ascii="Times New Roman" w:hAnsi="Times New Roman" w:eastAsia="Times New Roman" w:cs="Times New Roman"/>
-        </w:rPr>
-        <w:t xml:space="preserve"> </w:t>
-      </w:r>
-      <w:r>
-        <w:rPr>
-          <w:rFonts w:hint="eastAsia" w:ascii="Times New Roman" w:hAnsi="Times New Roman" w:eastAsia="FangSong" w:cs="Times New Roman"/>
-        </w:rPr>
-        <w:t>沿着</w:t>
-      </w:r>
-      <w:r>
-        <w:rPr>
-          <w:rFonts w:hint="eastAsia" w:ascii="Times New Roman" w:hAnsi="Times New Roman" w:eastAsia="Times New Roman" w:cs="Times New Roman"/>
-        </w:rPr>
-        <w:t>”</w:t>
-      </w:r>
-      <w:r>
-        <w:rPr>
-          <w:rFonts w:hint="eastAsia" w:ascii="Times New Roman" w:hAnsi="Times New Roman" w:eastAsia="FangSong" w:cs="Times New Roman"/>
-        </w:rPr>
-        <w:t>离子通道</w:t>
-      </w:r>
-      <w:r>
-        <w:rPr>
-          <w:rFonts w:hint="eastAsia" w:ascii="Times New Roman" w:hAnsi="Times New Roman" w:eastAsia="Times New Roman" w:cs="Times New Roman"/>
-        </w:rPr>
-        <w:t>”</w:t>
-      </w:r>
-      <w:r>
-        <w:rPr>
-          <w:rFonts w:hint="eastAsia" w:ascii="Times New Roman" w:hAnsi="Times New Roman" w:eastAsia="FangSong" w:cs="Times New Roman"/>
-        </w:rPr>
-        <w:t>移出晶体</w:t>
-      </w:r>
-      <w:r>
-        <w:rPr>
-          <w:rFonts w:hint="eastAsia" w:ascii="Times New Roman" w:hAnsi="Times New Roman" w:eastAsia="Times New Roman" w:cs="Times New Roman"/>
-        </w:rPr>
-        <w:t>，</w:t>
-      </w:r>
-      <w:r>
-        <w:rPr>
-          <w:rFonts w:hint="eastAsia" w:ascii="Times New Roman" w:hAnsi="Times New Roman" w:eastAsia="FangSong" w:cs="Times New Roman"/>
-        </w:rPr>
-        <w:t>晶体中锂离子的个数减少</w:t>
-      </w:r>
-      <w:r>
-        <w:rPr>
-          <w:rFonts w:hint="eastAsia" w:ascii="Times New Roman" w:hAnsi="Times New Roman" w:eastAsia="Times New Roman" w:cs="Times New Roman"/>
-        </w:rPr>
-        <w:t>，Mn</w:t>
-      </w:r>
-      <w:r>
-        <w:rPr>
-          <w:rFonts w:ascii="Times New Roman" w:hAnsi="Times New Roman" w:eastAsia="Times New Roman" w:cs="Times New Roman"/>
-        </w:rPr>
-        <w:t xml:space="preserve"> </w:t>
-      </w:r>
-      <w:r>
-        <w:rPr>
-          <w:rFonts w:hint="eastAsia" w:ascii="Times New Roman" w:hAnsi="Times New Roman" w:eastAsia="FangSong" w:cs="Times New Roman"/>
-        </w:rPr>
-        <w:t>的氧化态升高</w:t>
-      </w:r>
-      <w:r>
-        <w:rPr>
-          <w:rFonts w:hint="eastAsia" w:ascii="Times New Roman" w:hAnsi="Times New Roman" w:eastAsia="Times New Roman" w:cs="Times New Roman"/>
-        </w:rPr>
-        <w:t>；</w:t>
-      </w:r>
-      <w:r>
-        <w:rPr>
-          <w:rFonts w:hint="eastAsia" w:ascii="Times New Roman" w:hAnsi="Times New Roman" w:eastAsia="FangSong" w:cs="Times New Roman"/>
-        </w:rPr>
-        <w:t>放电时</w:t>
-      </w:r>
-      <w:r>
-        <w:rPr>
-          <w:rFonts w:ascii="Times New Roman" w:hAnsi="Times New Roman" w:eastAsia="Times New Roman" w:cs="Times New Roman"/>
-        </w:rPr>
-        <w:t xml:space="preserve"> Li</w:t>
-      </w:r>
-      <w:r>
-        <w:rPr>
-          <w:rFonts w:ascii="Times New Roman" w:hAnsi="Times New Roman" w:eastAsia="Times New Roman" w:cs="Times New Roman"/>
-          <w:vertAlign w:val="superscript"/>
-        </w:rPr>
-        <w:t>+</w:t>
-      </w:r>
-      <w:r>
-        <w:rPr>
-          <w:rFonts w:ascii="Times New Roman" w:hAnsi="Times New Roman" w:eastAsia="Times New Roman" w:cs="Times New Roman"/>
-        </w:rPr>
-        <w:t xml:space="preserve"> </w:t>
-      </w:r>
-      <w:r>
-        <w:rPr>
-          <w:rFonts w:hint="eastAsia" w:ascii="Times New Roman" w:hAnsi="Times New Roman" w:eastAsia="FangSong" w:cs="Times New Roman"/>
-        </w:rPr>
-        <w:t>沿通道从电解质流回晶体</w:t>
-      </w:r>
-      <w:r>
-        <w:rPr>
-          <w:rFonts w:hint="eastAsia" w:ascii="Times New Roman" w:hAnsi="Times New Roman" w:eastAsia="Times New Roman" w:cs="Times New Roman"/>
-        </w:rPr>
-        <w:t>，</w:t>
-      </w:r>
-      <w:r>
-        <w:rPr>
-          <w:rFonts w:hint="eastAsia" w:ascii="Times New Roman" w:hAnsi="Times New Roman" w:eastAsia="FangSong" w:cs="Times New Roman"/>
-        </w:rPr>
-        <w:t>锂离子个数增加</w:t>
-      </w:r>
-      <w:r>
-        <w:rPr>
-          <w:rFonts w:hint="eastAsia" w:ascii="Times New Roman" w:hAnsi="Times New Roman" w:eastAsia="Times New Roman" w:cs="Times New Roman"/>
-        </w:rPr>
-        <w:t>，Mn</w:t>
-      </w:r>
-      <w:r>
-        <w:rPr>
-          <w:rFonts w:ascii="Times New Roman" w:hAnsi="Times New Roman" w:eastAsia="Times New Roman" w:cs="Times New Roman"/>
-        </w:rPr>
-        <w:t xml:space="preserve"> </w:t>
-      </w:r>
-      <w:r>
-        <w:rPr>
-          <w:rFonts w:hint="eastAsia" w:ascii="Times New Roman" w:hAnsi="Times New Roman" w:eastAsia="FangSong" w:cs="Times New Roman"/>
-        </w:rPr>
-        <w:t>的氧化态降低</w:t>
-      </w:r>
-      <w:r>
-        <w:rPr>
-          <w:rFonts w:hint="eastAsia" w:ascii="Times New Roman" w:hAnsi="Times New Roman" w:eastAsia="Times New Roman" w:cs="Times New Roman"/>
-        </w:rPr>
-        <w:t>。</w:t>
-      </w:r>
-    </w:p>
-    <w:tbl>
-      <w:tblPr>
-        <w:tblStyle w:val="Table"/>
-        <w:tblW w:type="auto" w:w="0"/>
-        <w:tblLook w:firstRow="1" w:lastRow="0" w:firstColumn="0" w:lastColumn="0" w:noHBand="0" w:noVBand="0" w:val="0020"/>
-      </w:tblPr>
-      <w:tblGrid>
-        <w:gridCol w:w="3960"/>
-        <w:gridCol w:w="3960"/>
-      </w:tblGrid>
-      <w:tr>
-        <w:trPr>
-          <w:tblHeader w:val="on"/>
-        </w:trPr>
-        <w:tc>
-          <w:tcPr/>
-          <w:p>
-            <w:pPr>
-              <w:pStyle w:val="Compact"/>
-              <w:jc w:val="center"/>
-            </w:pPr>
-            <w:r>
-              <w:rPr>
-                <w:rFonts w:hint="eastAsia" w:ascii="Times New Roman" w:hAnsi="Times New Roman" w:eastAsia="SimHei" w:cs="Times New Roman"/>
-                <w:b/>
-              </w:rPr>
-              <w:t xml:space="preserve">知识点</w:t>
-            </w:r>
-          </w:p>
-        </w:tc>
-        <w:tc>
-          <w:tcPr/>
-          <w:p>
-            <w:pPr>
-              <w:pStyle w:val="Compact"/>
-              <w:jc w:val="center"/>
-            </w:pPr>
-            <w:r>
-              <w:rPr>
-                <w:rFonts w:hint="eastAsia" w:ascii="Times New Roman" w:hAnsi="Times New Roman" w:eastAsia="SimHei" w:cs="Times New Roman"/>
-                <w:b/>
-              </w:rPr>
-              <w:t xml:space="preserve">体现</w:t>
-            </w:r>
-          </w:p>
-        </w:tc>
-      </w:tr>
-      <w:tr>
-        <w:tc>
-          <w:tcPr/>
-          <w:p>
-            <w:pPr>
-              <w:pStyle w:val="Compact"/>
-              <w:jc w:val="center"/>
-            </w:pPr>
-            <w:r>
-              <w:rPr>
-                <w:rFonts w:hint="eastAsia" w:ascii="Times New Roman" w:hAnsi="Times New Roman" w:eastAsia="FangSong" w:cs="Times New Roman"/>
-              </w:rPr>
-              <w:t xml:space="preserve">层状氧化物</w:t>
-            </w:r>
-          </w:p>
-        </w:tc>
-        <w:tc>
-          <w:tcPr/>
-          <w:p>
-            <w:pPr>
-              <w:pStyle w:val="Compact"/>
-              <w:jc w:val="center"/>
-            </w:pPr>
-            <w:r>
-              <w:rPr>
-                <w:rFonts w:ascii="Times New Roman" w:hAnsi="Times New Roman" w:eastAsia="Times New Roman" w:cs="Times New Roman"/>
-              </w:rPr>
-              <w:t>LiCoO</w:t>
-            </w:r>
-            <w:r>
-              <w:rPr>
-                <w:rFonts w:ascii="Times New Roman" w:hAnsi="Times New Roman" w:eastAsia="Times New Roman" w:cs="Times New Roman"/>
-                <w:vertAlign w:val="subscript"/>
-              </w:rPr>
-              <w:t>2</w:t>
-            </w:r>
-            <w:r>
-              <w:rPr>
-                <w:rFonts w:ascii="Times New Roman" w:hAnsi="Times New Roman" w:eastAsia="Times New Roman" w:cs="Times New Roman"/>
-              </w:rPr>
-              <w:t xml:space="preserve"> </w:t>
-            </w:r>
-            <w:r>
-              <w:rPr>
-                <w:rFonts w:hint="eastAsia" w:ascii="Times New Roman" w:hAnsi="Times New Roman" w:eastAsia="FangSong" w:cs="Times New Roman"/>
-              </w:rPr>
-              <w:t xml:space="preserve">晶胞</w:t>
-            </w:r>
-            <w:r>
-              <w:rPr>
-                <w:rFonts w:ascii="Times New Roman" w:hAnsi="Times New Roman" w:eastAsia="Times New Roman" w:cs="Times New Roman"/>
-              </w:rPr>
-              <w:t xml:space="preserve"> 3Li+3Co+6O</w:t>
-            </w:r>
-          </w:p>
-        </w:tc>
-      </w:tr>
-      <w:tr>
-        <w:tc>
-          <w:tcPr/>
-          <w:p>
-            <w:pPr>
-              <w:pStyle w:val="Compact"/>
-              <w:jc w:val="center"/>
-            </w:pPr>
-            <w:r>
-              <w:rPr>
-                <w:rFonts w:hint="eastAsia" w:ascii="Times New Roman" w:hAnsi="Times New Roman" w:eastAsia="FangSong" w:cs="Times New Roman"/>
-              </w:rPr>
-              <w:t xml:space="preserve">电极反应</w:t>
-            </w:r>
-          </w:p>
-        </w:tc>
-        <w:tc>
-          <w:tcPr/>
-          <w:p>
-            <w:pPr>
-              <w:pStyle w:val="Compact"/>
-              <w:jc w:val="center"/>
-            </w:pPr>
-            <w:r>
-              <w:rPr>
-                <w:rFonts w:ascii="Times New Roman" w:hAnsi="Times New Roman" w:eastAsia="Times New Roman" w:cs="Times New Roman"/>
-              </w:rPr>
-              <w:t>Li</w:t>
-            </w:r>
-            <w:r>
-              <w:rPr>
-                <w:rFonts w:ascii="Times New Roman" w:hAnsi="Times New Roman" w:eastAsia="Times New Roman" w:cs="Times New Roman"/>
-                <w:vertAlign w:val="subscript"/>
-              </w:rPr>
-              <w:t>1-x</w:t>
-            </w:r>
-            <w:r>
-              <w:rPr>
-                <w:rFonts w:ascii="Times New Roman" w:hAnsi="Times New Roman" w:eastAsia="Times New Roman" w:cs="Times New Roman"/>
-              </w:rPr>
-              <w:t>CoO</w:t>
-            </w:r>
-            <w:r>
-              <w:rPr>
-                <w:rFonts w:ascii="Times New Roman" w:hAnsi="Times New Roman" w:eastAsia="Times New Roman" w:cs="Times New Roman"/>
-                <w:vertAlign w:val="subscript"/>
-              </w:rPr>
-              <w:t>2</w:t>
-            </w:r>
-            <w:r>
-              <w:rPr>
-                <w:rFonts w:ascii="Times New Roman" w:hAnsi="Times New Roman" w:eastAsia="Times New Roman" w:cs="Times New Roman"/>
-              </w:rPr>
-              <w:t xml:space="preserve"> + xLi</w:t>
-            </w:r>
-            <w:r>
-              <w:rPr>
-                <w:rFonts w:ascii="Times New Roman" w:hAnsi="Times New Roman" w:eastAsia="Times New Roman" w:cs="Times New Roman"/>
-                <w:vertAlign w:val="superscript"/>
-              </w:rPr>
-              <w:t>+</w:t>
-            </w:r>
-            <w:r>
-              <w:rPr>
-                <w:rFonts w:ascii="Times New Roman" w:hAnsi="Times New Roman" w:eastAsia="Times New Roman" w:cs="Times New Roman"/>
-              </w:rPr>
-              <w:t xml:space="preserve"> + xe</w:t>
-            </w:r>
-            <w:r>
-              <w:rPr>
-                <w:rFonts w:ascii="Times New Roman" w:hAnsi="Times New Roman" w:eastAsia="Times New Roman" w:cs="Times New Roman"/>
-                <w:vertAlign w:val="superscript"/>
-              </w:rPr>
-              <w:t>-</w:t>
-            </w:r>
-            <w:r>
-              <w:rPr>
-                <w:rFonts w:ascii="Times New Roman" w:hAnsi="Times New Roman" w:eastAsia="Times New Roman" w:cs="Times New Roman"/>
-              </w:rPr>
-              <w:t xml:space="preserve"> → LiCoO</w:t>
-            </w:r>
-            <w:r>
-              <w:rPr>
-                <w:rFonts w:ascii="Times New Roman" w:hAnsi="Times New Roman" w:eastAsia="Times New Roman" w:cs="Times New Roman"/>
-                <w:vertAlign w:val="subscript"/>
-              </w:rPr>
-              <w:t>2</w:t>
-            </w:r>
-          </w:p>
-        </w:tc>
-      </w:tr>
-      <w:tr>
-        <w:tc>
-          <w:tcPr/>
-          <w:p>
-            <w:pPr>
-              <w:pStyle w:val="Compact"/>
-              <w:jc w:val="center"/>
-            </w:pPr>
-            <w:r>
-              <w:rPr>
-                <w:rFonts w:hint="eastAsia" w:ascii="Times New Roman" w:hAnsi="Times New Roman" w:eastAsia="FangSong" w:cs="Times New Roman"/>
-              </w:rPr>
-              <w:t xml:space="preserve">尖晶石结构</w:t>
-            </w:r>
-          </w:p>
-        </w:tc>
-        <w:tc>
-          <w:tcPr/>
-          <w:p>
-            <w:pPr>
-              <w:pStyle w:val="Compact"/>
-              <w:jc w:val="center"/>
-            </w:pPr>
-            <w:r>
-              <w:rPr>
-                <w:rFonts w:hint="eastAsia" w:ascii="Times New Roman" w:hAnsi="Times New Roman" w:eastAsia="Times New Roman" w:cs="Times New Roman"/>
-              </w:rPr>
-              <w:t>LiMn</w:t>
-            </w:r>
-            <w:r>
-              <w:rPr>
-                <w:rFonts w:hint="eastAsia" w:ascii="Times New Roman" w:hAnsi="Times New Roman" w:eastAsia="Times New Roman" w:cs="Times New Roman"/>
-                <w:vertAlign w:val="subscript"/>
-              </w:rPr>
-              <w:t>2</w:t>
-            </w:r>
-            <w:r>
-              <w:rPr>
-                <w:rFonts w:hint="eastAsia" w:ascii="Times New Roman" w:hAnsi="Times New Roman" w:eastAsia="Times New Roman" w:cs="Times New Roman"/>
-              </w:rPr>
-              <w:t>O</w:t>
-            </w:r>
-            <w:r>
-              <w:rPr>
-                <w:rFonts w:hint="eastAsia" w:ascii="Times New Roman" w:hAnsi="Times New Roman" w:eastAsia="Times New Roman" w:cs="Times New Roman"/>
-                <w:vertAlign w:val="subscript"/>
-              </w:rPr>
-              <w:t>4</w:t>
-            </w:r>
-            <w:r>
-              <w:rPr>
-                <w:rFonts w:hint="eastAsia" w:ascii="Times New Roman" w:hAnsi="Times New Roman" w:eastAsia="Times New Roman" w:cs="Times New Roman"/>
-              </w:rPr>
-              <w:t>（LiO</w:t>
-            </w:r>
-            <w:r>
-              <w:rPr>
-                <w:rFonts w:hint="eastAsia" w:ascii="Times New Roman" w:hAnsi="Times New Roman" w:eastAsia="Times New Roman" w:cs="Times New Roman"/>
-                <w:vertAlign w:val="subscript"/>
-              </w:rPr>
-              <w:t>4</w:t>
-            </w:r>
-            <w:r>
-              <w:rPr>
-                <w:rFonts w:hint="eastAsia" w:ascii="Times New Roman" w:hAnsi="Times New Roman" w:eastAsia="Times New Roman" w:cs="Times New Roman"/>
-              </w:rPr>
-              <w:t>:MnO</w:t>
-            </w:r>
-            <w:r>
-              <w:rPr>
-                <w:rFonts w:hint="eastAsia" w:ascii="Times New Roman" w:hAnsi="Times New Roman" w:eastAsia="Times New Roman" w:cs="Times New Roman"/>
-                <w:vertAlign w:val="subscript"/>
-              </w:rPr>
-              <w:t>6</w:t>
-            </w:r>
-            <w:r>
-              <w:rPr>
-                <w:rFonts w:ascii="Times New Roman" w:hAnsi="Times New Roman" w:eastAsia="Times New Roman" w:cs="Times New Roman"/>
-              </w:rPr>
-              <w:t xml:space="preserve"> = </w:t>
-            </w:r>
-            <w:r>
-              <w:rPr>
-                <w:rFonts w:hint="eastAsia" w:ascii="Times New Roman" w:hAnsi="Times New Roman" w:eastAsia="Times New Roman" w:cs="Times New Roman"/>
-              </w:rPr>
-              <w:t xml:space="preserve">1:2）</w:t>
-            </w:r>
-          </w:p>
-        </w:tc>
-      </w:tr>
-      <w:tr>
-        <w:tc>
-          <w:tcPr/>
-          <w:p>
-            <w:pPr>
-              <w:pStyle w:val="Compact"/>
-              <w:jc w:val="center"/>
-            </w:pPr>
-            <w:r>
-              <w:rPr>
-                <w:rFonts w:hint="eastAsia" w:ascii="Times New Roman" w:hAnsi="Times New Roman" w:eastAsia="FangSong" w:cs="Times New Roman"/>
-              </w:rPr>
-              <w:t xml:space="preserve">嵌入化学</w:t>
-            </w:r>
-          </w:p>
-        </w:tc>
-        <w:tc>
-          <w:tcPr/>
-          <w:p>
-            <w:pPr>
-              <w:pStyle w:val="Compact"/>
-              <w:jc w:val="center"/>
-            </w:pPr>
-            <w:r>
-              <w:rPr>
-                <w:rFonts w:hint="eastAsia" w:ascii="Times New Roman" w:hAnsi="Times New Roman" w:eastAsia="FangSong" w:cs="Times New Roman"/>
-              </w:rPr>
-              <w:t xml:space="preserve">充放电</w:t>
-            </w:r>
-            <w:r>
-              <w:rPr>
-                <w:rFonts w:ascii="Times New Roman" w:hAnsi="Times New Roman" w:eastAsia="Times New Roman" w:cs="Times New Roman"/>
-              </w:rPr>
-              <w:t xml:space="preserve"> Li</w:t>
-            </w:r>
-            <w:r>
-              <w:rPr>
-                <w:rFonts w:ascii="Times New Roman" w:hAnsi="Times New Roman" w:eastAsia="Times New Roman" w:cs="Times New Roman"/>
-                <w:vertAlign w:val="superscript"/>
-              </w:rPr>
-              <w:t>+</w:t>
-            </w:r>
-            <w:r>
-              <w:rPr>
-                <w:rFonts w:ascii="Times New Roman" w:hAnsi="Times New Roman" w:eastAsia="Times New Roman" w:cs="Times New Roman"/>
-              </w:rPr>
-              <w:t xml:space="preserve"> </w:t>
-            </w:r>
-            <w:r>
-              <w:rPr>
-                <w:rFonts w:hint="eastAsia" w:ascii="Times New Roman" w:hAnsi="Times New Roman" w:eastAsia="FangSong" w:cs="Times New Roman"/>
-              </w:rPr>
-              <w:t>脱嵌</w:t>
-            </w:r>
-            <w:r>
-              <w:rPr>
-                <w:rFonts w:hint="eastAsia" w:ascii="Times New Roman" w:hAnsi="Times New Roman" w:eastAsia="Times New Roman" w:cs="Times New Roman"/>
-              </w:rPr>
-              <w:t>、Mn</w:t>
-            </w:r>
-            <w:r>
-              <w:rPr>
-                <w:rFonts w:ascii="Times New Roman" w:hAnsi="Times New Roman" w:eastAsia="Times New Roman" w:cs="Times New Roman"/>
-              </w:rPr>
-              <w:t xml:space="preserve"> </w:t>
-            </w:r>
-            <w:r>
-              <w:rPr>
-                <w:rFonts w:hint="eastAsia" w:ascii="Times New Roman" w:hAnsi="Times New Roman" w:eastAsia="FangSong" w:cs="Times New Roman"/>
-              </w:rPr>
-              <w:t xml:space="preserve">氧化态随</w:t>
-            </w:r>
-            <w:r>
-              <w:rPr>
-                <w:rFonts w:ascii="Times New Roman" w:hAnsi="Times New Roman" w:eastAsia="Times New Roman" w:cs="Times New Roman"/>
-              </w:rPr>
-              <w:t xml:space="preserve"> x </w:t>
-            </w:r>
-            <w:r>
-              <w:rPr>
-                <w:rFonts w:hint="eastAsia" w:ascii="Times New Roman" w:hAnsi="Times New Roman" w:eastAsia="FangSong" w:cs="Times New Roman"/>
-              </w:rPr>
-              <w:t xml:space="preserve">变</w:t>
-            </w:r>
-          </w:p>
-        </w:tc>
-      </w:tr>
-    </w:tbl>
-    <w:p>
-      <w:pPr>
         <w:spacing w:before="160" w:after="80"/>
       </w:pPr>
       <w:r>
@@ -4499,8 +3229,8 @@
         </w:pict>
       </w:r>
     </w:p>
-    <w:bookmarkEnd w:id="33"/>
-    <w:bookmarkStart w:id="34" w:name="超分子-习题10.1"/>
+    <w:bookmarkEnd w:id="27"/>
+    <w:bookmarkStart w:id="28" w:name="超分子"/>
     <w:p>
       <w:pPr>
         <w:pStyle w:val="Heading2"/>
@@ -4517,25 +3247,7 @@
         <w:rPr>
           <w:rFonts w:hint="eastAsia" w:ascii="Times New Roman" w:hAnsi="Times New Roman" w:eastAsia="SimHei" w:cs="Times New Roman"/>
         </w:rPr>
-        <w:t>超分子</w:t>
-      </w:r>
-      <w:r>
-        <w:rPr>
-          <w:rFonts w:hint="eastAsia" w:ascii="Times New Roman" w:hAnsi="Times New Roman" w:eastAsia="Times New Roman" w:cs="Times New Roman"/>
-        </w:rPr>
-        <w:t>-</w:t>
-      </w:r>
-      <w:r>
-        <w:rPr>
-          <w:rFonts w:hint="eastAsia" w:ascii="Times New Roman" w:hAnsi="Times New Roman" w:eastAsia="SimHei" w:cs="Times New Roman"/>
-        </w:rPr>
-        <w:t>习题</w:t>
-      </w:r>
-      <w:r>
-        <w:rPr>
-          <w:rFonts w:hint="eastAsia" w:ascii="Times New Roman" w:hAnsi="Times New Roman" w:eastAsia="Times New Roman" w:cs="Times New Roman"/>
-        </w:rPr>
-        <w:t>10.1</w:t>
+        <w:t xml:space="preserve">超分子</w:t>
       </w:r>
     </w:p>
     <w:p>
@@ -4831,8 +3543,8 @@
         </w:pict>
       </w:r>
     </w:p>
-    <w:bookmarkEnd w:id="34"/>
-    <w:bookmarkStart w:id="35" w:name="超分子-习题10.2"/>
+    <w:bookmarkEnd w:id="28"/>
+    <w:bookmarkStart w:id="29" w:name="超分子-1"/>
     <w:p>
       <w:pPr>
         <w:pStyle w:val="Heading2"/>
@@ -4849,25 +3561,7 @@
         <w:rPr>
           <w:rFonts w:hint="eastAsia" w:ascii="Times New Roman" w:hAnsi="Times New Roman" w:eastAsia="SimHei" w:cs="Times New Roman"/>
         </w:rPr>
-        <w:t>超分子</w:t>
-      </w:r>
-      <w:r>
-        <w:rPr>
-          <w:rFonts w:hint="eastAsia" w:ascii="Times New Roman" w:hAnsi="Times New Roman" w:eastAsia="Times New Roman" w:cs="Times New Roman"/>
-        </w:rPr>
-        <w:t>-</w:t>
-      </w:r>
-      <w:r>
-        <w:rPr>
-          <w:rFonts w:hint="eastAsia" w:ascii="Times New Roman" w:hAnsi="Times New Roman" w:eastAsia="SimHei" w:cs="Times New Roman"/>
-        </w:rPr>
-        <w:t>习题</w:t>
-      </w:r>
-      <w:r>
-        <w:rPr>
-          <w:rFonts w:hint="eastAsia" w:ascii="Times New Roman" w:hAnsi="Times New Roman" w:eastAsia="Times New Roman" w:cs="Times New Roman"/>
-        </w:rPr>
-        <w:t>10.2</w:t>
+        <w:t xml:space="preserve">超分子</w:t>
       </w:r>
     </w:p>
     <w:p>
@@ -5263,15 +3957,22 @@
         <w:rPr>
           <w:rFonts w:hint="eastAsia" w:ascii="Times New Roman" w:hAnsi="Times New Roman" w:eastAsia="Times New Roman" w:cs="Times New Roman"/>
         </w:rPr>
-        <w:t>，R</w:t>
-      </w:r>
-      <w:r>
-        <w:rPr>
-          <w:rFonts w:hint="eastAsia" w:ascii="Times New Roman" w:hAnsi="Times New Roman" w:eastAsia="Times New Roman" w:cs="Times New Roman"/>
-          <w:vertAlign w:val="subscript"/>
-        </w:rPr>
-        <w:t>0</w:t>
-      </w:r>
+        <w:t>，</w:t>
+      </w:r>
+      <m:oMath>
+        <m:sSub>
+          <m:e>
+            <m:r>
+              <m:t>R</m:t>
+            </m:r>
+          </m:e>
+          <m:sub>
+            <m:r>
+              <m:t>0</m:t>
+            </m:r>
+          </m:sub>
+        </m:sSub>
+      </m:oMath>
       <w:r>
         <w:rPr>
           <w:rFonts w:ascii="Times New Roman" w:hAnsi="Times New Roman" w:eastAsia="Times New Roman" w:cs="Times New Roman"/>
@@ -5551,8 +4252,8 @@
         </w:pict>
       </w:r>
     </w:p>
-    <w:bookmarkEnd w:id="35"/>
-    <w:bookmarkStart w:id="36" w:name="超分子-习题10.3"/>
+    <w:bookmarkEnd w:id="29"/>
+    <w:bookmarkStart w:id="30" w:name="超分子-2"/>
     <w:p>
       <w:pPr>
         <w:pStyle w:val="Heading2"/>
@@ -5569,25 +4270,7 @@
         <w:rPr>
           <w:rFonts w:hint="eastAsia" w:ascii="Times New Roman" w:hAnsi="Times New Roman" w:eastAsia="SimHei" w:cs="Times New Roman"/>
         </w:rPr>
-        <w:t>超分子</w:t>
-      </w:r>
-      <w:r>
-        <w:rPr>
-          <w:rFonts w:hint="eastAsia" w:ascii="Times New Roman" w:hAnsi="Times New Roman" w:eastAsia="Times New Roman" w:cs="Times New Roman"/>
-        </w:rPr>
-        <w:t>-</w:t>
-      </w:r>
-      <w:r>
-        <w:rPr>
-          <w:rFonts w:hint="eastAsia" w:ascii="Times New Roman" w:hAnsi="Times New Roman" w:eastAsia="SimHei" w:cs="Times New Roman"/>
-        </w:rPr>
-        <w:t>习题</w:t>
-      </w:r>
-      <w:r>
-        <w:rPr>
-          <w:rFonts w:hint="eastAsia" w:ascii="Times New Roman" w:hAnsi="Times New Roman" w:eastAsia="Times New Roman" w:cs="Times New Roman"/>
-        </w:rPr>
-        <w:t>10.3</w:t>
+        <w:t xml:space="preserve">超分子</w:t>
       </w:r>
     </w:p>
     <w:p>
@@ -5682,15 +4365,22 @@
         <w:rPr>
           <w:rFonts w:ascii="Times New Roman" w:hAnsi="Times New Roman" w:eastAsia="Times New Roman" w:cs="Times New Roman"/>
         </w:rPr>
-        <w:t xml:space="preserve"> R</w:t>
-      </w:r>
-      <w:r>
-        <w:rPr>
-          <w:rFonts w:ascii="Times New Roman" w:hAnsi="Times New Roman" w:eastAsia="Times New Roman" w:cs="Times New Roman"/>
-          <w:vertAlign w:val="subscript"/>
-        </w:rPr>
-        <w:t>0</w:t>
-      </w:r>
+        <w:t xml:space="preserve"> </w:t>
+      </w:r>
+      <m:oMath>
+        <m:sSub>
+          <m:e>
+            <m:r>
+              <m:t>R</m:t>
+            </m:r>
+          </m:e>
+          <m:sub>
+            <m:r>
+              <m:t>0</m:t>
+            </m:r>
+          </m:sub>
+        </m:sSub>
+      </m:oMath>
       <w:r>
         <w:rPr>
           <w:rFonts w:ascii="Times New Roman" w:hAnsi="Times New Roman" w:eastAsia="Times New Roman" w:cs="Times New Roman"/>
@@ -5713,20 +4403,42 @@
         <w:rPr>
           <w:rFonts w:ascii="Times New Roman" w:hAnsi="Times New Roman" w:eastAsia="Times New Roman" w:cs="Times New Roman"/>
         </w:rPr>
-        <w:t xml:space="preserve"> Xe</w:t>
-      </w:r>
-      <w:r>
-        <w:rPr>
-          <w:rFonts w:ascii="Times New Roman" w:hAnsi="Times New Roman" w:eastAsia="Times New Roman" w:cs="Times New Roman"/>
-          <w:vertAlign w:val="superscript"/>
-        </w:rPr>
-        <w:t>2+</w:t>
-      </w:r>
-      <w:r>
-        <w:rPr>
-          <w:rFonts w:ascii="Times New Roman" w:hAnsi="Times New Roman" w:eastAsia="Times New Roman" w:cs="Times New Roman"/>
-        </w:rPr>
-        <w:t xml:space="preserve"> 200 </w:t>
+        <w:t xml:space="preserve"> </w:t>
+      </w:r>
+      <m:oMath>
+        <m:r>
+          <m:t>X</m:t>
+        </m:r>
+        <m:sSup>
+          <m:e>
+            <m:r>
+              <m:t>e</m:t>
+            </m:r>
+          </m:e>
+          <m:sup>
+            <m:r>
+              <m:t>2</m:t>
+            </m:r>
+            <m:r>
+              <m:rPr>
+                <m:sty m:val="p"/>
+              </m:rPr>
+              <m:t>+</m:t>
+            </m:r>
+          </m:sup>
+        </m:sSup>
+      </m:oMath>
+      <w:r>
+        <w:rPr>
+          <w:rFonts w:ascii="Times New Roman" w:hAnsi="Times New Roman" w:eastAsia="Times New Roman" w:cs="Times New Roman"/>
+        </w:rPr>
+        <w:t xml:space="preserve"> </w:t>
+      </w:r>
+      <w:r>
+        <w:rPr>
+          <w:rFonts w:ascii="Times New Roman" w:hAnsi="Times New Roman" w:eastAsia="Times New Roman" w:cs="Times New Roman"/>
+        </w:rPr>
+        <w:t xml:space="preserve">200 </w:t>
       </w:r>
       <w:r>
         <w:rPr>
@@ -5738,20 +4450,42 @@
         <w:rPr>
           <w:rFonts w:ascii="Times New Roman" w:hAnsi="Times New Roman" w:eastAsia="Times New Roman" w:cs="Times New Roman"/>
         </w:rPr>
-        <w:t xml:space="preserve"> Xe</w:t>
-      </w:r>
-      <w:r>
-        <w:rPr>
-          <w:rFonts w:ascii="Times New Roman" w:hAnsi="Times New Roman" w:eastAsia="Times New Roman" w:cs="Times New Roman"/>
-          <w:vertAlign w:val="superscript"/>
-        </w:rPr>
-        <w:t>4+</w:t>
-      </w:r>
-      <w:r>
-        <w:rPr>
-          <w:rFonts w:ascii="Times New Roman" w:hAnsi="Times New Roman" w:eastAsia="Times New Roman" w:cs="Times New Roman"/>
-        </w:rPr>
-        <w:t xml:space="preserve"> 193 </w:t>
+        <w:t xml:space="preserve"> </w:t>
+      </w:r>
+      <m:oMath>
+        <m:r>
+          <m:t>X</m:t>
+        </m:r>
+        <m:sSup>
+          <m:e>
+            <m:r>
+              <m:t>e</m:t>
+            </m:r>
+          </m:e>
+          <m:sup>
+            <m:r>
+              <m:t>4</m:t>
+            </m:r>
+            <m:r>
+              <m:rPr>
+                <m:sty m:val="p"/>
+              </m:rPr>
+              <m:t>+</m:t>
+            </m:r>
+          </m:sup>
+        </m:sSup>
+      </m:oMath>
+      <w:r>
+        <w:rPr>
+          <w:rFonts w:ascii="Times New Roman" w:hAnsi="Times New Roman" w:eastAsia="Times New Roman" w:cs="Times New Roman"/>
+        </w:rPr>
+        <w:t xml:space="preserve"> </w:t>
+      </w:r>
+      <w:r>
+        <w:rPr>
+          <w:rFonts w:ascii="Times New Roman" w:hAnsi="Times New Roman" w:eastAsia="Times New Roman" w:cs="Times New Roman"/>
+        </w:rPr>
+        <w:t xml:space="preserve">193 </w:t>
       </w:r>
       <w:r>
         <w:rPr>
@@ -5763,20 +4497,42 @@
         <w:rPr>
           <w:rFonts w:ascii="Times New Roman" w:hAnsi="Times New Roman" w:eastAsia="Times New Roman" w:cs="Times New Roman"/>
         </w:rPr>
-        <w:t xml:space="preserve"> Xe</w:t>
-      </w:r>
-      <w:r>
-        <w:rPr>
-          <w:rFonts w:ascii="Times New Roman" w:hAnsi="Times New Roman" w:eastAsia="Times New Roman" w:cs="Times New Roman"/>
-          <w:vertAlign w:val="superscript"/>
-        </w:rPr>
-        <w:t>6+</w:t>
-      </w:r>
-      <w:r>
-        <w:rPr>
-          <w:rFonts w:ascii="Times New Roman" w:hAnsi="Times New Roman" w:eastAsia="Times New Roman" w:cs="Times New Roman"/>
-        </w:rPr>
-        <w:t xml:space="preserve"> 189 </w:t>
+        <w:t xml:space="preserve"> </w:t>
+      </w:r>
+      <m:oMath>
+        <m:r>
+          <m:t>X</m:t>
+        </m:r>
+        <m:sSup>
+          <m:e>
+            <m:r>
+              <m:t>e</m:t>
+            </m:r>
+          </m:e>
+          <m:sup>
+            <m:r>
+              <m:t>6</m:t>
+            </m:r>
+            <m:r>
+              <m:rPr>
+                <m:sty m:val="p"/>
+              </m:rPr>
+              <m:t>+</m:t>
+            </m:r>
+          </m:sup>
+        </m:sSup>
+      </m:oMath>
+      <w:r>
+        <w:rPr>
+          <w:rFonts w:ascii="Times New Roman" w:hAnsi="Times New Roman" w:eastAsia="Times New Roman" w:cs="Times New Roman"/>
+        </w:rPr>
+        <w:t xml:space="preserve"> </w:t>
+      </w:r>
+      <w:r>
+        <w:rPr>
+          <w:rFonts w:ascii="Times New Roman" w:hAnsi="Times New Roman" w:eastAsia="Times New Roman" w:cs="Times New Roman"/>
+        </w:rPr>
+        <w:t xml:space="preserve">189 </w:t>
       </w:r>
       <w:r>
         <w:rPr>
@@ -5807,22 +4563,29 @@
       <w:pPr>
         <w:numPr>
           <w:ilvl w:val="0"/>
-          <w:numId w:val="1002"/>
+          <w:numId w:val="1001"/>
         </w:numPr>
       </w:pPr>
-      <w:r>
-        <w:rPr>
-          <w:rFonts w:hint="eastAsia" w:ascii="Times New Roman" w:hAnsi="Times New Roman" w:eastAsia="Times New Roman" w:cs="Times New Roman"/>
-        </w:rPr>
-        <w:t>XeF</w:t>
-      </w:r>
-      <w:r>
-        <w:rPr>
-          <w:rFonts w:hint="eastAsia" w:ascii="Times New Roman" w:hAnsi="Times New Roman" w:eastAsia="Times New Roman" w:cs="Times New Roman"/>
-          <w:vertAlign w:val="subscript"/>
-        </w:rPr>
-        <w:t>2</w:t>
-      </w:r>
+      <m:oMath>
+        <m:r>
+          <m:t>X</m:t>
+        </m:r>
+        <m:r>
+          <m:t>e</m:t>
+        </m:r>
+        <m:sSub>
+          <m:e>
+            <m:r>
+              <m:t>F</m:t>
+            </m:r>
+          </m:e>
+          <m:sub>
+            <m:r>
+              <m:t>2</m:t>
+            </m:r>
+          </m:sub>
+        </m:sSub>
+      </m:oMath>
       <w:r>
         <w:rPr>
           <w:rFonts w:hint="eastAsia" w:ascii="Times New Roman" w:hAnsi="Times New Roman" w:eastAsia="Times New Roman" w:cs="Times New Roman"/>
@@ -5870,7 +4633,7 @@
       <w:pPr>
         <w:numPr>
           <w:ilvl w:val="0"/>
-          <w:numId w:val="1002"/>
+          <w:numId w:val="1001"/>
         </w:numPr>
       </w:pPr>
       <m:oMath>
@@ -6150,7 +4913,7 @@
       <w:pPr>
         <w:numPr>
           <w:ilvl w:val="0"/>
-          <w:numId w:val="1002"/>
+          <w:numId w:val="1001"/>
         </w:numPr>
       </w:pPr>
       <m:oMath>
@@ -6385,7 +5148,7 @@
       <w:pPr>
         <w:numPr>
           <w:ilvl w:val="0"/>
-          <w:numId w:val="1002"/>
+          <w:numId w:val="1001"/>
         </w:numPr>
       </w:pPr>
       <m:oMath>
@@ -6661,7 +5424,7 @@
       <w:pPr>
         <w:numPr>
           <w:ilvl w:val="0"/>
-          <w:numId w:val="1002"/>
+          <w:numId w:val="1001"/>
         </w:numPr>
       </w:pPr>
       <m:oMath>
@@ -6774,22 +5537,36 @@
         <w:rPr>
           <w:rFonts w:ascii="Times New Roman" w:hAnsi="Times New Roman" w:eastAsia="Times New Roman" w:cs="Times New Roman"/>
         </w:rPr>
-        <w:t xml:space="preserve"> XeF</w:t>
-      </w:r>
-      <w:r>
-        <w:rPr>
-          <w:rFonts w:ascii="Times New Roman" w:hAnsi="Times New Roman" w:eastAsia="Times New Roman" w:cs="Times New Roman"/>
-          <w:vertAlign w:val="subscript"/>
-        </w:rPr>
-        <w:t>5</w:t>
-      </w:r>
-      <w:r>
-        <w:rPr>
-          <w:rFonts w:ascii="Times New Roman" w:hAnsi="Times New Roman" w:eastAsia="Times New Roman" w:cs="Times New Roman"/>
-          <w:vertAlign w:val="superscript"/>
-        </w:rPr>
-        <w:t>-</w:t>
-      </w:r>
+        <w:t xml:space="preserve"> </w:t>
+      </w:r>
+      <m:oMath>
+        <m:r>
+          <m:t>X</m:t>
+        </m:r>
+        <m:r>
+          <m:t>e</m:t>
+        </m:r>
+        <m:sSubSup>
+          <m:e>
+            <m:r>
+              <m:t>F</m:t>
+            </m:r>
+          </m:e>
+          <m:sub>
+            <m:r>
+              <m:t>5</m:t>
+            </m:r>
+          </m:sub>
+          <m:sup>
+            <m:r>
+              <m:rPr>
+                <m:sty m:val="p"/>
+              </m:rPr>
+              <m:t>−</m:t>
+            </m:r>
+          </m:sup>
+        </m:sSubSup>
+      </m:oMath>
       <w:r>
         <w:rPr>
           <w:rFonts w:ascii="Times New Roman" w:hAnsi="Times New Roman" w:eastAsia="Times New Roman" w:cs="Times New Roman"/>
@@ -6831,8 +5608,8 @@
         </w:pict>
       </w:r>
     </w:p>
-    <w:bookmarkEnd w:id="36"/>
-    <w:bookmarkStart w:id="37" w:name="超分子-习题10.4"/>
+    <w:bookmarkEnd w:id="30"/>
+    <w:bookmarkStart w:id="31" w:name="超分子-3"/>
     <w:p>
       <w:pPr>
         <w:pStyle w:val="Heading2"/>
@@ -6849,25 +5626,7 @@
         <w:rPr>
           <w:rFonts w:hint="eastAsia" w:ascii="Times New Roman" w:hAnsi="Times New Roman" w:eastAsia="SimHei" w:cs="Times New Roman"/>
         </w:rPr>
-        <w:t>超分子</w:t>
-      </w:r>
-      <w:r>
-        <w:rPr>
-          <w:rFonts w:hint="eastAsia" w:ascii="Times New Roman" w:hAnsi="Times New Roman" w:eastAsia="Times New Roman" w:cs="Times New Roman"/>
-        </w:rPr>
-        <w:t>-</w:t>
-      </w:r>
-      <w:r>
-        <w:rPr>
-          <w:rFonts w:hint="eastAsia" w:ascii="Times New Roman" w:hAnsi="Times New Roman" w:eastAsia="SimHei" w:cs="Times New Roman"/>
-        </w:rPr>
-        <w:t>习题</w:t>
-      </w:r>
-      <w:r>
-        <w:rPr>
-          <w:rFonts w:hint="eastAsia" w:ascii="Times New Roman" w:hAnsi="Times New Roman" w:eastAsia="Times New Roman" w:cs="Times New Roman"/>
-        </w:rPr>
-        <w:t>10.4</w:t>
+        <w:t xml:space="preserve">超分子</w:t>
       </w:r>
     </w:p>
     <w:p>
@@ -6998,15 +5757,31 @@
         <w:rPr>
           <w:rFonts w:ascii="Times New Roman" w:hAnsi="Times New Roman" w:eastAsia="Times New Roman" w:cs="Times New Roman"/>
         </w:rPr>
-        <w:t xml:space="preserve"> Ca</w:t>
-      </w:r>
-      <w:r>
-        <w:rPr>
-          <w:rFonts w:ascii="Times New Roman" w:hAnsi="Times New Roman" w:eastAsia="Times New Roman" w:cs="Times New Roman"/>
-          <w:vertAlign w:val="superscript"/>
-        </w:rPr>
-        <w:t>2+</w:t>
-      </w:r>
+        <w:t xml:space="preserve"> </w:t>
+      </w:r>
+      <m:oMath>
+        <m:r>
+          <m:t>C</m:t>
+        </m:r>
+        <m:sSup>
+          <m:e>
+            <m:r>
+              <m:t>a</m:t>
+            </m:r>
+          </m:e>
+          <m:sup>
+            <m:r>
+              <m:t>2</m:t>
+            </m:r>
+            <m:r>
+              <m:rPr>
+                <m:sty m:val="p"/>
+              </m:rPr>
+              <m:t>+</m:t>
+            </m:r>
+          </m:sup>
+        </m:sSup>
+      </m:oMath>
       <w:r>
         <w:rPr>
           <w:rFonts w:ascii="Times New Roman" w:hAnsi="Times New Roman" w:eastAsia="Times New Roman" w:cs="Times New Roman"/>
@@ -7041,15 +5816,28 @@
         <w:rPr>
           <w:rFonts w:ascii="Times New Roman" w:hAnsi="Times New Roman" w:eastAsia="Times New Roman" w:cs="Times New Roman"/>
         </w:rPr>
-        <w:t xml:space="preserve"> O</w:t>
-      </w:r>
-      <w:r>
-        <w:rPr>
-          <w:rFonts w:ascii="Times New Roman" w:hAnsi="Times New Roman" w:eastAsia="Times New Roman" w:cs="Times New Roman"/>
-          <w:vertAlign w:val="superscript"/>
-        </w:rPr>
-        <w:t>2-</w:t>
-      </w:r>
+        <w:t xml:space="preserve"> </w:t>
+      </w:r>
+      <m:oMath>
+        <m:sSup>
+          <m:e>
+            <m:r>
+              <m:t>O</m:t>
+            </m:r>
+          </m:e>
+          <m:sup>
+            <m:r>
+              <m:t>2</m:t>
+            </m:r>
+            <m:r>
+              <m:rPr>
+                <m:sty m:val="p"/>
+              </m:rPr>
+              <m:t>−</m:t>
+            </m:r>
+          </m:sup>
+        </m:sSup>
+      </m:oMath>
       <w:r>
         <w:rPr>
           <w:rFonts w:ascii="Times New Roman" w:hAnsi="Times New Roman" w:eastAsia="Times New Roman" w:cs="Times New Roman"/>
@@ -7066,15 +5854,37 @@
         <w:rPr>
           <w:rFonts w:ascii="Times New Roman" w:hAnsi="Times New Roman" w:eastAsia="Times New Roman" w:cs="Times New Roman"/>
         </w:rPr>
-        <w:t xml:space="preserve"> 140 pm, Ca</w:t>
-      </w:r>
-      <w:r>
-        <w:rPr>
-          <w:rFonts w:ascii="Times New Roman" w:hAnsi="Times New Roman" w:eastAsia="Times New Roman" w:cs="Times New Roman"/>
-          <w:vertAlign w:val="superscript"/>
-        </w:rPr>
-        <w:t>2+</w:t>
-      </w:r>
+        <w:t xml:space="preserve"> 140 pm,</w:t>
+      </w:r>
+      <w:r>
+        <w:rPr>
+          <w:rFonts w:ascii="Times New Roman" w:hAnsi="Times New Roman" w:eastAsia="Times New Roman" w:cs="Times New Roman"/>
+        </w:rPr>
+        <w:t xml:space="preserve"> </w:t>
+      </w:r>
+      <m:oMath>
+        <m:r>
+          <m:t>C</m:t>
+        </m:r>
+        <m:sSup>
+          <m:e>
+            <m:r>
+              <m:t>a</m:t>
+            </m:r>
+          </m:e>
+          <m:sup>
+            <m:r>
+              <m:t>2</m:t>
+            </m:r>
+            <m:r>
+              <m:rPr>
+                <m:sty m:val="p"/>
+              </m:rPr>
+              <m:t>+</m:t>
+            </m:r>
+          </m:sup>
+        </m:sSup>
+      </m:oMath>
       <w:r>
         <w:rPr>
           <w:rFonts w:ascii="Times New Roman" w:hAnsi="Times New Roman" w:eastAsia="Times New Roman" w:cs="Times New Roman"/>
@@ -7091,15 +5901,28 @@
         <w:rPr>
           <w:rFonts w:ascii="Times New Roman" w:hAnsi="Times New Roman" w:eastAsia="Times New Roman" w:cs="Times New Roman"/>
         </w:rPr>
-        <w:t xml:space="preserve"> O</w:t>
-      </w:r>
-      <w:r>
-        <w:rPr>
-          <w:rFonts w:ascii="Times New Roman" w:hAnsi="Times New Roman" w:eastAsia="Times New Roman" w:cs="Times New Roman"/>
-          <w:vertAlign w:val="superscript"/>
-        </w:rPr>
-        <w:t>2-</w:t>
-      </w:r>
+        <w:t xml:space="preserve"> </w:t>
+      </w:r>
+      <m:oMath>
+        <m:sSup>
+          <m:e>
+            <m:r>
+              <m:t>O</m:t>
+            </m:r>
+          </m:e>
+          <m:sup>
+            <m:r>
+              <m:t>2</m:t>
+            </m:r>
+            <m:r>
+              <m:rPr>
+                <m:sty m:val="p"/>
+              </m:rPr>
+              <m:t>−</m:t>
+            </m:r>
+          </m:sup>
+        </m:sSup>
+      </m:oMath>
       <w:r>
         <w:rPr>
           <w:rFonts w:ascii="Times New Roman" w:hAnsi="Times New Roman" w:eastAsia="Times New Roman" w:cs="Times New Roman"/>
@@ -7141,8 +5964,8 @@
         </w:pict>
       </w:r>
     </w:p>
-    <w:bookmarkEnd w:id="37"/>
-    <w:bookmarkStart w:id="38" w:name="超分子-习题10.5"/>
+    <w:bookmarkEnd w:id="31"/>
+    <w:bookmarkStart w:id="32" w:name="超分子-4"/>
     <w:p>
       <w:pPr>
         <w:pStyle w:val="Heading2"/>
@@ -7159,25 +5982,7 @@
         <w:rPr>
           <w:rFonts w:hint="eastAsia" w:ascii="Times New Roman" w:hAnsi="Times New Roman" w:eastAsia="SimHei" w:cs="Times New Roman"/>
         </w:rPr>
-        <w:t>超分子</w:t>
-      </w:r>
-      <w:r>
-        <w:rPr>
-          <w:rFonts w:hint="eastAsia" w:ascii="Times New Roman" w:hAnsi="Times New Roman" w:eastAsia="Times New Roman" w:cs="Times New Roman"/>
-        </w:rPr>
-        <w:t>-</w:t>
-      </w:r>
-      <w:r>
-        <w:rPr>
-          <w:rFonts w:hint="eastAsia" w:ascii="Times New Roman" w:hAnsi="Times New Roman" w:eastAsia="SimHei" w:cs="Times New Roman"/>
-        </w:rPr>
-        <w:t>习题</w:t>
-      </w:r>
-      <w:r>
-        <w:rPr>
-          <w:rFonts w:hint="eastAsia" w:ascii="Times New Roman" w:hAnsi="Times New Roman" w:eastAsia="Times New Roman" w:cs="Times New Roman"/>
-        </w:rPr>
-        <w:t>10.5</w:t>
+        <w:t xml:space="preserve">超分子</w:t>
       </w:r>
     </w:p>
     <w:p>
@@ -7334,8 +6139,8 @@
         </w:pict>
       </w:r>
     </w:p>
-    <w:bookmarkEnd w:id="38"/>
-    <w:bookmarkStart w:id="39" w:name="超分子-习题10.6"/>
+    <w:bookmarkEnd w:id="32"/>
+    <w:bookmarkStart w:id="33" w:name="超分子-5"/>
     <w:p>
       <w:pPr>
         <w:pStyle w:val="Heading2"/>
@@ -7352,25 +6157,7 @@
         <w:rPr>
           <w:rFonts w:hint="eastAsia" w:ascii="Times New Roman" w:hAnsi="Times New Roman" w:eastAsia="SimHei" w:cs="Times New Roman"/>
         </w:rPr>
-        <w:t>超分子</w:t>
-      </w:r>
-      <w:r>
-        <w:rPr>
-          <w:rFonts w:hint="eastAsia" w:ascii="Times New Roman" w:hAnsi="Times New Roman" w:eastAsia="Times New Roman" w:cs="Times New Roman"/>
-        </w:rPr>
-        <w:t>-</w:t>
-      </w:r>
-      <w:r>
-        <w:rPr>
-          <w:rFonts w:hint="eastAsia" w:ascii="Times New Roman" w:hAnsi="Times New Roman" w:eastAsia="SimHei" w:cs="Times New Roman"/>
-        </w:rPr>
-        <w:t>习题</w:t>
-      </w:r>
-      <w:r>
-        <w:rPr>
-          <w:rFonts w:hint="eastAsia" w:ascii="Times New Roman" w:hAnsi="Times New Roman" w:eastAsia="Times New Roman" w:cs="Times New Roman"/>
-        </w:rPr>
-        <w:t>10.6</w:t>
+        <w:t xml:space="preserve">超分子</w:t>
       </w:r>
     </w:p>
     <w:p>
@@ -7604,8 +6391,8 @@
         </w:pict>
       </w:r>
     </w:p>
-    <w:bookmarkEnd w:id="39"/>
-    <w:bookmarkStart w:id="40" w:name="超分子-习题10.7"/>
+    <w:bookmarkEnd w:id="33"/>
+    <w:bookmarkStart w:id="34" w:name="超分子-6"/>
     <w:p>
       <w:pPr>
         <w:pStyle w:val="Heading2"/>
@@ -7622,25 +6409,7 @@
         <w:rPr>
           <w:rFonts w:hint="eastAsia" w:ascii="Times New Roman" w:hAnsi="Times New Roman" w:eastAsia="SimHei" w:cs="Times New Roman"/>
         </w:rPr>
-        <w:t>超分子</w:t>
-      </w:r>
-      <w:r>
-        <w:rPr>
-          <w:rFonts w:hint="eastAsia" w:ascii="Times New Roman" w:hAnsi="Times New Roman" w:eastAsia="Times New Roman" w:cs="Times New Roman"/>
-        </w:rPr>
-        <w:t>-</w:t>
-      </w:r>
-      <w:r>
-        <w:rPr>
-          <w:rFonts w:hint="eastAsia" w:ascii="Times New Roman" w:hAnsi="Times New Roman" w:eastAsia="SimHei" w:cs="Times New Roman"/>
-        </w:rPr>
-        <w:t>习题</w:t>
-      </w:r>
-      <w:r>
-        <w:rPr>
-          <w:rFonts w:hint="eastAsia" w:ascii="Times New Roman" w:hAnsi="Times New Roman" w:eastAsia="Times New Roman" w:cs="Times New Roman"/>
-        </w:rPr>
-        <w:t>10.7</w:t>
+        <w:t xml:space="preserve">超分子</w:t>
       </w:r>
     </w:p>
     <w:p>
@@ -7664,8 +6433,8 @@
         </w:pict>
       </w:r>
     </w:p>
-    <w:bookmarkEnd w:id="40"/>
-    <w:bookmarkStart w:id="41" w:name="超分子-习题10.8"/>
+    <w:bookmarkEnd w:id="34"/>
+    <w:bookmarkStart w:id="35" w:name="超分子-7"/>
     <w:p>
       <w:pPr>
         <w:pStyle w:val="Heading2"/>
@@ -7682,25 +6451,7 @@
         <w:rPr>
           <w:rFonts w:hint="eastAsia" w:ascii="Times New Roman" w:hAnsi="Times New Roman" w:eastAsia="SimHei" w:cs="Times New Roman"/>
         </w:rPr>
-        <w:t>超分子</w:t>
-      </w:r>
-      <w:r>
-        <w:rPr>
-          <w:rFonts w:hint="eastAsia" w:ascii="Times New Roman" w:hAnsi="Times New Roman" w:eastAsia="Times New Roman" w:cs="Times New Roman"/>
-        </w:rPr>
-        <w:t>-</w:t>
-      </w:r>
-      <w:r>
-        <w:rPr>
-          <w:rFonts w:hint="eastAsia" w:ascii="Times New Roman" w:hAnsi="Times New Roman" w:eastAsia="SimHei" w:cs="Times New Roman"/>
-        </w:rPr>
-        <w:t>习题</w:t>
-      </w:r>
-      <w:r>
-        <w:rPr>
-          <w:rFonts w:hint="eastAsia" w:ascii="Times New Roman" w:hAnsi="Times New Roman" w:eastAsia="Times New Roman" w:cs="Times New Roman"/>
-        </w:rPr>
-        <w:t>10.8</w:t>
+        <w:t xml:space="preserve">超分子</w:t>
       </w:r>
     </w:p>
     <w:p>
@@ -7777,20 +6528,39 @@
         <w:rPr>
           <w:rFonts w:ascii="Times New Roman" w:hAnsi="Times New Roman" w:eastAsia="Times New Roman" w:cs="Times New Roman"/>
         </w:rPr>
-        <w:t xml:space="preserve"> 10</w:t>
-      </w:r>
-      <w:r>
-        <w:rPr>
-          <w:rFonts w:ascii="Times New Roman" w:hAnsi="Times New Roman" w:eastAsia="Times New Roman" w:cs="Times New Roman"/>
-          <w:vertAlign w:val="superscript"/>
-        </w:rPr>
-        <w:t>-3</w:t>
-      </w:r>
-      <w:r>
-        <w:rPr>
-          <w:rFonts w:ascii="Times New Roman" w:hAnsi="Times New Roman" w:eastAsia="Times New Roman" w:cs="Times New Roman"/>
-        </w:rPr>
-        <w:t xml:space="preserve"> kg m</w:t>
+        <w:t xml:space="preserve"> </w:t>
+      </w:r>
+      <m:oMath>
+        <m:sSup>
+          <m:e>
+            <m:r>
+              <m:t>10</m:t>
+            </m:r>
+          </m:e>
+          <m:sup>
+            <m:r>
+              <m:rPr>
+                <m:sty m:val="p"/>
+              </m:rPr>
+              <m:t>−</m:t>
+            </m:r>
+            <m:r>
+              <m:t>3</m:t>
+            </m:r>
+          </m:sup>
+        </m:sSup>
+      </m:oMath>
+      <w:r>
+        <w:rPr>
+          <w:rFonts w:ascii="Times New Roman" w:hAnsi="Times New Roman" w:eastAsia="Times New Roman" w:cs="Times New Roman"/>
+        </w:rPr>
+        <w:t xml:space="preserve"> </w:t>
+      </w:r>
+      <w:r>
+        <w:rPr>
+          <w:rFonts w:ascii="Times New Roman" w:hAnsi="Times New Roman" w:eastAsia="Times New Roman" w:cs="Times New Roman"/>
+        </w:rPr>
+        <w:t>kg m</w:t>
       </w:r>
       <w:r>
         <w:rPr>
@@ -8116,8 +6886,8 @@
         </w:pict>
       </w:r>
     </w:p>
-    <w:bookmarkEnd w:id="41"/>
-    <w:bookmarkStart w:id="42" w:name="超分子-习题10.9"/>
+    <w:bookmarkEnd w:id="35"/>
+    <w:bookmarkStart w:id="36" w:name="超分子-8"/>
     <w:p>
       <w:pPr>
         <w:pStyle w:val="Heading2"/>
@@ -8134,25 +6904,7 @@
         <w:rPr>
           <w:rFonts w:hint="eastAsia" w:ascii="Times New Roman" w:hAnsi="Times New Roman" w:eastAsia="SimHei" w:cs="Times New Roman"/>
         </w:rPr>
-        <w:t>超分子</w:t>
-      </w:r>
-      <w:r>
-        <w:rPr>
-          <w:rFonts w:hint="eastAsia" w:ascii="Times New Roman" w:hAnsi="Times New Roman" w:eastAsia="Times New Roman" w:cs="Times New Roman"/>
-        </w:rPr>
-        <w:t>-</w:t>
-      </w:r>
-      <w:r>
-        <w:rPr>
-          <w:rFonts w:hint="eastAsia" w:ascii="Times New Roman" w:hAnsi="Times New Roman" w:eastAsia="SimHei" w:cs="Times New Roman"/>
-        </w:rPr>
-        <w:t>习题</w:t>
-      </w:r>
-      <w:r>
-        <w:rPr>
-          <w:rFonts w:hint="eastAsia" w:ascii="Times New Roman" w:hAnsi="Times New Roman" w:eastAsia="Times New Roman" w:cs="Times New Roman"/>
-        </w:rPr>
-        <w:t>10.9</w:t>
+        <w:t xml:space="preserve">超分子</w:t>
       </w:r>
     </w:p>
     <w:p>
@@ -8294,8 +7046,8 @@
         </w:pict>
       </w:r>
     </w:p>
-    <w:bookmarkEnd w:id="42"/>
-    <w:bookmarkStart w:id="43" w:name="超分子-习题10.10"/>
+    <w:bookmarkEnd w:id="36"/>
+    <w:bookmarkStart w:id="37" w:name="超分子-9"/>
     <w:p>
       <w:pPr>
         <w:pStyle w:val="Heading2"/>
@@ -8312,25 +7064,7 @@
         <w:rPr>
           <w:rFonts w:hint="eastAsia" w:ascii="Times New Roman" w:hAnsi="Times New Roman" w:eastAsia="SimHei" w:cs="Times New Roman"/>
         </w:rPr>
-        <w:t>超分子</w:t>
-      </w:r>
-      <w:r>
-        <w:rPr>
-          <w:rFonts w:hint="eastAsia" w:ascii="Times New Roman" w:hAnsi="Times New Roman" w:eastAsia="Times New Roman" w:cs="Times New Roman"/>
-        </w:rPr>
-        <w:t>-</w:t>
-      </w:r>
-      <w:r>
-        <w:rPr>
-          <w:rFonts w:hint="eastAsia" w:ascii="Times New Roman" w:hAnsi="Times New Roman" w:eastAsia="SimHei" w:cs="Times New Roman"/>
-        </w:rPr>
-        <w:t>习题</w:t>
-      </w:r>
-      <w:r>
-        <w:rPr>
-          <w:rFonts w:hint="eastAsia" w:ascii="Times New Roman" w:hAnsi="Times New Roman" w:eastAsia="Times New Roman" w:cs="Times New Roman"/>
-        </w:rPr>
-        <w:t>10.10</w:t>
+        <w:t xml:space="preserve">超分子</w:t>
       </w:r>
     </w:p>
     <w:p>
@@ -8390,8 +7124,8 @@
         </w:pict>
       </w:r>
     </w:p>
-    <w:bookmarkEnd w:id="43"/>
-    <w:bookmarkStart w:id="44" w:name="超分子-习题10.11"/>
+    <w:bookmarkEnd w:id="37"/>
+    <w:bookmarkStart w:id="38" w:name="超分子-10"/>
     <w:p>
       <w:pPr>
         <w:pStyle w:val="Heading2"/>
@@ -8408,25 +7142,7 @@
         <w:rPr>
           <w:rFonts w:hint="eastAsia" w:ascii="Times New Roman" w:hAnsi="Times New Roman" w:eastAsia="SimHei" w:cs="Times New Roman"/>
         </w:rPr>
-        <w:t>超分子</w:t>
-      </w:r>
-      <w:r>
-        <w:rPr>
-          <w:rFonts w:hint="eastAsia" w:ascii="Times New Roman" w:hAnsi="Times New Roman" w:eastAsia="Times New Roman" w:cs="Times New Roman"/>
-        </w:rPr>
-        <w:t>-</w:t>
-      </w:r>
-      <w:r>
-        <w:rPr>
-          <w:rFonts w:hint="eastAsia" w:ascii="Times New Roman" w:hAnsi="Times New Roman" w:eastAsia="SimHei" w:cs="Times New Roman"/>
-        </w:rPr>
-        <w:t>习题</w:t>
-      </w:r>
-      <w:r>
-        <w:rPr>
-          <w:rFonts w:hint="eastAsia" w:ascii="Times New Roman" w:hAnsi="Times New Roman" w:eastAsia="Times New Roman" w:cs="Times New Roman"/>
-        </w:rPr>
-        <w:t>10.11</w:t>
+        <w:t xml:space="preserve">超分子</w:t>
       </w:r>
     </w:p>
     <w:p>
@@ -8443,15 +7159,28 @@
         <w:rPr>
           <w:rFonts w:ascii="Times New Roman" w:hAnsi="Times New Roman" w:eastAsia="Times New Roman" w:cs="Times New Roman"/>
         </w:rPr>
-        <w:t xml:space="preserve"> SbF</w:t>
-      </w:r>
-      <w:r>
-        <w:rPr>
-          <w:rFonts w:ascii="Times New Roman" w:hAnsi="Times New Roman" w:eastAsia="Times New Roman" w:cs="Times New Roman"/>
-          <w:vertAlign w:val="subscript"/>
-        </w:rPr>
-        <w:t>3</w:t>
-      </w:r>
+        <w:t xml:space="preserve"> </w:t>
+      </w:r>
+      <m:oMath>
+        <m:r>
+          <m:t>S</m:t>
+        </m:r>
+        <m:r>
+          <m:t>b</m:t>
+        </m:r>
+        <m:sSub>
+          <m:e>
+            <m:r>
+              <m:t>F</m:t>
+            </m:r>
+          </m:e>
+          <m:sub>
+            <m:r>
+              <m:t>3</m:t>
+            </m:r>
+          </m:sub>
+        </m:sSub>
+      </m:oMath>
       <w:r>
         <w:rPr>
           <w:rFonts w:ascii="Times New Roman" w:hAnsi="Times New Roman" w:eastAsia="Times New Roman" w:cs="Times New Roman"/>
@@ -8624,8 +7353,8 @@
         </w:pict>
       </w:r>
     </w:p>
-    <w:bookmarkEnd w:id="44"/>
-    <w:bookmarkStart w:id="45" w:name="超分子-习题10.12"/>
+    <w:bookmarkEnd w:id="38"/>
+    <w:bookmarkStart w:id="39" w:name="超分子-11"/>
     <w:p>
       <w:pPr>
         <w:pStyle w:val="Heading2"/>
@@ -8642,25 +7371,7 @@
         <w:rPr>
           <w:rFonts w:hint="eastAsia" w:ascii="Times New Roman" w:hAnsi="Times New Roman" w:eastAsia="SimHei" w:cs="Times New Roman"/>
         </w:rPr>
-        <w:t>超分子</w:t>
-      </w:r>
-      <w:r>
-        <w:rPr>
-          <w:rFonts w:hint="eastAsia" w:ascii="Times New Roman" w:hAnsi="Times New Roman" w:eastAsia="Times New Roman" w:cs="Times New Roman"/>
-        </w:rPr>
-        <w:t>-</w:t>
-      </w:r>
-      <w:r>
-        <w:rPr>
-          <w:rFonts w:hint="eastAsia" w:ascii="Times New Roman" w:hAnsi="Times New Roman" w:eastAsia="SimHei" w:cs="Times New Roman"/>
-        </w:rPr>
-        <w:t>习题</w:t>
-      </w:r>
-      <w:r>
-        <w:rPr>
-          <w:rFonts w:hint="eastAsia" w:ascii="Times New Roman" w:hAnsi="Times New Roman" w:eastAsia="Times New Roman" w:cs="Times New Roman"/>
-        </w:rPr>
-        <w:t>10.12</w:t>
+        <w:t xml:space="preserve">超分子</w:t>
       </w:r>
     </w:p>
     <w:p>
@@ -8859,8 +7570,8 @@
         </w:pict>
       </w:r>
     </w:p>
-    <w:bookmarkEnd w:id="45"/>
-    <w:bookmarkStart w:id="46" w:name="超分子-习题10.13"/>
+    <w:bookmarkEnd w:id="39"/>
+    <w:bookmarkStart w:id="40" w:name="超分子-12"/>
     <w:p>
       <w:pPr>
         <w:pStyle w:val="Heading2"/>
@@ -8877,25 +7588,7 @@
         <w:rPr>
           <w:rFonts w:hint="eastAsia" w:ascii="Times New Roman" w:hAnsi="Times New Roman" w:eastAsia="SimHei" w:cs="Times New Roman"/>
         </w:rPr>
-        <w:t>超分子</w:t>
-      </w:r>
-      <w:r>
-        <w:rPr>
-          <w:rFonts w:hint="eastAsia" w:ascii="Times New Roman" w:hAnsi="Times New Roman" w:eastAsia="Times New Roman" w:cs="Times New Roman"/>
-        </w:rPr>
-        <w:t>-</w:t>
-      </w:r>
-      <w:r>
-        <w:rPr>
-          <w:rFonts w:hint="eastAsia" w:ascii="Times New Roman" w:hAnsi="Times New Roman" w:eastAsia="SimHei" w:cs="Times New Roman"/>
-        </w:rPr>
-        <w:t>习题</w:t>
-      </w:r>
-      <w:r>
-        <w:rPr>
-          <w:rFonts w:hint="eastAsia" w:ascii="Times New Roman" w:hAnsi="Times New Roman" w:eastAsia="Times New Roman" w:cs="Times New Roman"/>
-        </w:rPr>
-        <w:t>10.13</w:t>
+        <w:t xml:space="preserve">超分子</w:t>
       </w:r>
     </w:p>
     <w:p>
@@ -9106,8 +7799,8 @@
         </w:pict>
       </w:r>
     </w:p>
-    <w:bookmarkEnd w:id="46"/>
-    <w:bookmarkStart w:id="47" w:name="超分子-习题10.14"/>
+    <w:bookmarkEnd w:id="40"/>
+    <w:bookmarkStart w:id="41" w:name="超分子-13"/>
     <w:p>
       <w:pPr>
         <w:pStyle w:val="Heading2"/>
@@ -9124,25 +7817,7 @@
         <w:rPr>
           <w:rFonts w:hint="eastAsia" w:ascii="Times New Roman" w:hAnsi="Times New Roman" w:eastAsia="SimHei" w:cs="Times New Roman"/>
         </w:rPr>
-        <w:t>超分子</w:t>
-      </w:r>
-      <w:r>
-        <w:rPr>
-          <w:rFonts w:hint="eastAsia" w:ascii="Times New Roman" w:hAnsi="Times New Roman" w:eastAsia="Times New Roman" w:cs="Times New Roman"/>
-        </w:rPr>
-        <w:t>-</w:t>
-      </w:r>
-      <w:r>
-        <w:rPr>
-          <w:rFonts w:hint="eastAsia" w:ascii="Times New Roman" w:hAnsi="Times New Roman" w:eastAsia="SimHei" w:cs="Times New Roman"/>
-        </w:rPr>
-        <w:t>习题</w:t>
-      </w:r>
-      <w:r>
-        <w:rPr>
-          <w:rFonts w:hint="eastAsia" w:ascii="Times New Roman" w:hAnsi="Times New Roman" w:eastAsia="Times New Roman" w:cs="Times New Roman"/>
-        </w:rPr>
-        <w:t>10.14</w:t>
+        <w:t xml:space="preserve">超分子</w:t>
       </w:r>
     </w:p>
     <w:p>
@@ -9249,8 +7924,8 @@
         </w:pict>
       </w:r>
     </w:p>
-    <w:bookmarkEnd w:id="47"/>
-    <w:bookmarkStart w:id="48" w:name="超分子-习题10.15"/>
+    <w:bookmarkEnd w:id="41"/>
+    <w:bookmarkStart w:id="42" w:name="超分子-14"/>
     <w:p>
       <w:pPr>
         <w:pStyle w:val="Heading2"/>
@@ -9267,25 +7942,7 @@
         <w:rPr>
           <w:rFonts w:hint="eastAsia" w:ascii="Times New Roman" w:hAnsi="Times New Roman" w:eastAsia="SimHei" w:cs="Times New Roman"/>
         </w:rPr>
-        <w:t>超分子</w:t>
-      </w:r>
-      <w:r>
-        <w:rPr>
-          <w:rFonts w:hint="eastAsia" w:ascii="Times New Roman" w:hAnsi="Times New Roman" w:eastAsia="Times New Roman" w:cs="Times New Roman"/>
-        </w:rPr>
-        <w:t>-</w:t>
-      </w:r>
-      <w:r>
-        <w:rPr>
-          <w:rFonts w:hint="eastAsia" w:ascii="Times New Roman" w:hAnsi="Times New Roman" w:eastAsia="SimHei" w:cs="Times New Roman"/>
-        </w:rPr>
-        <w:t>习题</w:t>
-      </w:r>
-      <w:r>
-        <w:rPr>
-          <w:rFonts w:hint="eastAsia" w:ascii="Times New Roman" w:hAnsi="Times New Roman" w:eastAsia="Times New Roman" w:cs="Times New Roman"/>
-        </w:rPr>
-        <w:t>10.15</w:t>
+        <w:t xml:space="preserve">超分子</w:t>
       </w:r>
     </w:p>
     <w:p>
@@ -9369,8 +8026,8 @@
         </w:pict>
       </w:r>
     </w:p>
-    <w:bookmarkEnd w:id="48"/>
-    <w:bookmarkStart w:id="49" w:name="超分子-习题10.16"/>
+    <w:bookmarkEnd w:id="42"/>
+    <w:bookmarkStart w:id="43" w:name="超分子-15"/>
     <w:p>
       <w:pPr>
         <w:pStyle w:val="Heading2"/>
@@ -9387,25 +8044,7 @@
         <w:rPr>
           <w:rFonts w:hint="eastAsia" w:ascii="Times New Roman" w:hAnsi="Times New Roman" w:eastAsia="SimHei" w:cs="Times New Roman"/>
         </w:rPr>
-        <w:t>超分子</w:t>
-      </w:r>
-      <w:r>
-        <w:rPr>
-          <w:rFonts w:hint="eastAsia" w:ascii="Times New Roman" w:hAnsi="Times New Roman" w:eastAsia="Times New Roman" w:cs="Times New Roman"/>
-        </w:rPr>
-        <w:t>-</w:t>
-      </w:r>
-      <w:r>
-        <w:rPr>
-          <w:rFonts w:hint="eastAsia" w:ascii="Times New Roman" w:hAnsi="Times New Roman" w:eastAsia="SimHei" w:cs="Times New Roman"/>
-        </w:rPr>
-        <w:t>习题</w:t>
-      </w:r>
-      <w:r>
-        <w:rPr>
-          <w:rFonts w:hint="eastAsia" w:ascii="Times New Roman" w:hAnsi="Times New Roman" w:eastAsia="Times New Roman" w:cs="Times New Roman"/>
-        </w:rPr>
-        <w:t>10.16</w:t>
+        <w:t xml:space="preserve">超分子</w:t>
       </w:r>
     </w:p>
     <w:p>
@@ -9541,8 +8180,8 @@
         </w:pict>
       </w:r>
     </w:p>
-    <w:bookmarkEnd w:id="49"/>
-    <w:bookmarkStart w:id="50" w:name="超分子-习题10.17"/>
+    <w:bookmarkEnd w:id="43"/>
+    <w:bookmarkStart w:id="44" w:name="超分子-16"/>
     <w:p>
       <w:pPr>
         <w:pStyle w:val="Heading2"/>
@@ -9559,25 +8198,7 @@
         <w:rPr>
           <w:rFonts w:hint="eastAsia" w:ascii="Times New Roman" w:hAnsi="Times New Roman" w:eastAsia="SimHei" w:cs="Times New Roman"/>
         </w:rPr>
-        <w:t>超分子</w:t>
-      </w:r>
-      <w:r>
-        <w:rPr>
-          <w:rFonts w:hint="eastAsia" w:ascii="Times New Roman" w:hAnsi="Times New Roman" w:eastAsia="Times New Roman" w:cs="Times New Roman"/>
-        </w:rPr>
-        <w:t>-</w:t>
-      </w:r>
-      <w:r>
-        <w:rPr>
-          <w:rFonts w:hint="eastAsia" w:ascii="Times New Roman" w:hAnsi="Times New Roman" w:eastAsia="SimHei" w:cs="Times New Roman"/>
-        </w:rPr>
-        <w:t>习题</w:t>
-      </w:r>
-      <w:r>
-        <w:rPr>
-          <w:rFonts w:hint="eastAsia" w:ascii="Times New Roman" w:hAnsi="Times New Roman" w:eastAsia="Times New Roman" w:cs="Times New Roman"/>
-        </w:rPr>
-        <w:t>10.17</w:t>
+        <w:t xml:space="preserve">超分子</w:t>
       </w:r>
     </w:p>
     <w:p>
@@ -9775,8 +8396,8 @@
         </w:pict>
       </w:r>
     </w:p>
-    <w:bookmarkEnd w:id="50"/>
-    <w:bookmarkStart w:id="51" w:name="超分子-习题10.18"/>
+    <w:bookmarkEnd w:id="44"/>
+    <w:bookmarkStart w:id="45" w:name="超分子-17"/>
     <w:p>
       <w:pPr>
         <w:pStyle w:val="Heading2"/>
@@ -9793,25 +8414,7 @@
         <w:rPr>
           <w:rFonts w:hint="eastAsia" w:ascii="Times New Roman" w:hAnsi="Times New Roman" w:eastAsia="SimHei" w:cs="Times New Roman"/>
         </w:rPr>
-        <w:t>超分子</w:t>
-      </w:r>
-      <w:r>
-        <w:rPr>
-          <w:rFonts w:hint="eastAsia" w:ascii="Times New Roman" w:hAnsi="Times New Roman" w:eastAsia="Times New Roman" w:cs="Times New Roman"/>
-        </w:rPr>
-        <w:t>-</w:t>
-      </w:r>
-      <w:r>
-        <w:rPr>
-          <w:rFonts w:hint="eastAsia" w:ascii="Times New Roman" w:hAnsi="Times New Roman" w:eastAsia="SimHei" w:cs="Times New Roman"/>
-        </w:rPr>
-        <w:t>习题</w:t>
-      </w:r>
-      <w:r>
-        <w:rPr>
-          <w:rFonts w:hint="eastAsia" w:ascii="Times New Roman" w:hAnsi="Times New Roman" w:eastAsia="Times New Roman" w:cs="Times New Roman"/>
-        </w:rPr>
-        <w:t>10.18</w:t>
+        <w:t xml:space="preserve">超分子</w:t>
       </w:r>
     </w:p>
     <w:p>
@@ -9841,8 +8444,8 @@
         </w:pict>
       </w:r>
     </w:p>
-    <w:bookmarkEnd w:id="51"/>
-    <w:bookmarkStart w:id="52" w:name="超分子-习题10.19"/>
+    <w:bookmarkEnd w:id="45"/>
+    <w:bookmarkStart w:id="46" w:name="超分子-18"/>
     <w:p>
       <w:pPr>
         <w:pStyle w:val="Heading2"/>
@@ -9859,25 +8462,7 @@
         <w:rPr>
           <w:rFonts w:hint="eastAsia" w:ascii="Times New Roman" w:hAnsi="Times New Roman" w:eastAsia="SimHei" w:cs="Times New Roman"/>
         </w:rPr>
-        <w:t>超分子</w:t>
-      </w:r>
-      <w:r>
-        <w:rPr>
-          <w:rFonts w:hint="eastAsia" w:ascii="Times New Roman" w:hAnsi="Times New Roman" w:eastAsia="Times New Roman" w:cs="Times New Roman"/>
-        </w:rPr>
-        <w:t>-</w:t>
-      </w:r>
-      <w:r>
-        <w:rPr>
-          <w:rFonts w:hint="eastAsia" w:ascii="Times New Roman" w:hAnsi="Times New Roman" w:eastAsia="SimHei" w:cs="Times New Roman"/>
-        </w:rPr>
-        <w:t>习题</w:t>
-      </w:r>
-      <w:r>
-        <w:rPr>
-          <w:rFonts w:hint="eastAsia" w:ascii="Times New Roman" w:hAnsi="Times New Roman" w:eastAsia="Times New Roman" w:cs="Times New Roman"/>
-        </w:rPr>
-        <w:t>10.19</w:t>
+        <w:t xml:space="preserve">超分子</w:t>
       </w:r>
     </w:p>
     <w:p>
@@ -9907,8 +8492,8 @@
         </w:pict>
       </w:r>
     </w:p>
-    <w:bookmarkEnd w:id="52"/>
-    <w:bookmarkStart w:id="53" w:name="超分子-习题10.20"/>
+    <w:bookmarkEnd w:id="46"/>
+    <w:bookmarkStart w:id="47" w:name="超分子-19"/>
     <w:p>
       <w:pPr>
         <w:pStyle w:val="Heading2"/>
@@ -9925,25 +8510,7 @@
         <w:rPr>
           <w:rFonts w:hint="eastAsia" w:ascii="Times New Roman" w:hAnsi="Times New Roman" w:eastAsia="SimHei" w:cs="Times New Roman"/>
         </w:rPr>
-        <w:t>超分子</w:t>
-      </w:r>
-      <w:r>
-        <w:rPr>
-          <w:rFonts w:hint="eastAsia" w:ascii="Times New Roman" w:hAnsi="Times New Roman" w:eastAsia="Times New Roman" w:cs="Times New Roman"/>
-        </w:rPr>
-        <w:t>-</w:t>
-      </w:r>
-      <w:r>
-        <w:rPr>
-          <w:rFonts w:hint="eastAsia" w:ascii="Times New Roman" w:hAnsi="Times New Roman" w:eastAsia="SimHei" w:cs="Times New Roman"/>
-        </w:rPr>
-        <w:t>习题</w:t>
-      </w:r>
-      <w:r>
-        <w:rPr>
-          <w:rFonts w:hint="eastAsia" w:ascii="Times New Roman" w:hAnsi="Times New Roman" w:eastAsia="Times New Roman" w:cs="Times New Roman"/>
-        </w:rPr>
-        <w:t>10.20</w:t>
+        <w:t xml:space="preserve">超分子</w:t>
       </w:r>
     </w:p>
     <w:p>
@@ -9973,8 +8540,8 @@
         </w:pict>
       </w:r>
     </w:p>
-    <w:bookmarkEnd w:id="53"/>
-    <w:bookmarkStart w:id="54" w:name="超分子-习题10.21"/>
+    <w:bookmarkEnd w:id="47"/>
+    <w:bookmarkStart w:id="48" w:name="超分子-20"/>
     <w:p>
       <w:pPr>
         <w:pStyle w:val="Heading2"/>
@@ -9991,25 +8558,7 @@
         <w:rPr>
           <w:rFonts w:hint="eastAsia" w:ascii="Times New Roman" w:hAnsi="Times New Roman" w:eastAsia="SimHei" w:cs="Times New Roman"/>
         </w:rPr>
-        <w:t>超分子</w:t>
-      </w:r>
-      <w:r>
-        <w:rPr>
-          <w:rFonts w:hint="eastAsia" w:ascii="Times New Roman" w:hAnsi="Times New Roman" w:eastAsia="Times New Roman" w:cs="Times New Roman"/>
-        </w:rPr>
-        <w:t>-</w:t>
-      </w:r>
-      <w:r>
-        <w:rPr>
-          <w:rFonts w:hint="eastAsia" w:ascii="Times New Roman" w:hAnsi="Times New Roman" w:eastAsia="SimHei" w:cs="Times New Roman"/>
-        </w:rPr>
-        <w:t>习题</w:t>
-      </w:r>
-      <w:r>
-        <w:rPr>
-          <w:rFonts w:hint="eastAsia" w:ascii="Times New Roman" w:hAnsi="Times New Roman" w:eastAsia="Times New Roman" w:cs="Times New Roman"/>
-        </w:rPr>
-        <w:t>10.21</w:t>
+        <w:t xml:space="preserve">超分子</w:t>
       </w:r>
     </w:p>
     <w:p>
@@ -10045,8 +8594,8 @@
         </w:pict>
       </w:r>
     </w:p>
-    <w:bookmarkEnd w:id="54"/>
-    <w:bookmarkStart w:id="55" w:name="ch7b-7-银纳米簇电化学"/>
+    <w:bookmarkEnd w:id="48"/>
+    <w:bookmarkStart w:id="49" w:name="银纳米簇电化学"/>
     <w:p>
       <w:pPr>
         <w:pStyle w:val="Heading2"/>
@@ -10061,15 +8610,9 @@
       </w:r>
       <w:r>
         <w:rPr>
-          <w:rFonts w:hint="eastAsia" w:ascii="Times New Roman" w:hAnsi="Times New Roman" w:eastAsia="Times New Roman" w:cs="Times New Roman"/>
-        </w:rPr>
-        <w:t>Ch7B-7-</w:t>
-      </w:r>
-      <w:r>
-        <w:rPr>
           <w:rFonts w:hint="eastAsia" w:ascii="Times New Roman" w:hAnsi="Times New Roman" w:eastAsia="SimHei" w:cs="Times New Roman"/>
         </w:rPr>
-        <w:t>银纳米簇电化学</w:t>
+        <w:t xml:space="preserve">银纳米簇电化学</w:t>
       </w:r>
     </w:p>
     <w:p>
@@ -10535,1208 +9078,6 @@
         <w:t>？</w:t>
       </w:r>
     </w:p>
-    <w:p>
-      <w:pPr>
-        <w:pStyle w:val="BodyText"/>
-      </w:pPr>
-      <w:r>
-        <w:rPr>
-          <w:rFonts w:ascii="Times New Roman" w:hAnsi="Times New Roman" w:eastAsia="Times New Roman" w:cs="Times New Roman"/>
-          <w:b/>
-          <w:bCs/>
-        </w:rPr>
-        <w:t xml:space="preserve">7-1</w:t>
-      </w:r>
-      <w:r>
-        <w:rPr>
-          <w:rFonts w:ascii="Times New Roman" w:hAnsi="Times New Roman" w:eastAsia="Times New Roman" w:cs="Times New Roman"/>
-        </w:rPr>
-        <w:t xml:space="preserve"> </w:t>
-      </w:r>
-      <w:r>
-        <w:rPr>
-          <w:rFonts w:hint="eastAsia" w:ascii="Times New Roman" w:hAnsi="Times New Roman" w:eastAsia="Times New Roman" w:cs="Times New Roman"/>
-        </w:rPr>
-        <w:t>Nernst：U</w:t>
-      </w:r>
-      <w:r>
-        <w:rPr>
-          <w:rFonts w:hint="eastAsia" w:ascii="Times New Roman" w:hAnsi="Times New Roman" w:eastAsia="Times New Roman" w:cs="Times New Roman"/>
-          <w:vertAlign w:val="subscript"/>
-        </w:rPr>
-        <w:t>1</w:t>
-      </w:r>
-      <w:r>
-        <w:rPr>
-          <w:rFonts w:hint="eastAsia" w:ascii="Times New Roman" w:hAnsi="Times New Roman" w:eastAsia="Times New Roman" w:cs="Times New Roman"/>
-        </w:rPr>
-        <w:t>=(RT/F)ln[c</w:t>
-      </w:r>
-      <w:r>
-        <w:rPr>
-          <w:rFonts w:hint="eastAsia" w:ascii="Times New Roman" w:hAnsi="Times New Roman" w:eastAsia="Times New Roman" w:cs="Times New Roman"/>
-          <w:vertAlign w:val="subscript"/>
-        </w:rPr>
-        <w:t>2</w:t>
-      </w:r>
-      <w:r>
-        <w:rPr>
-          <w:rFonts w:hint="eastAsia" w:ascii="Times New Roman" w:hAnsi="Times New Roman" w:eastAsia="Times New Roman" w:cs="Times New Roman"/>
-        </w:rPr>
-        <w:t>(Ag</w:t>
-      </w:r>
-      <w:r>
-        <w:rPr>
-          <w:rFonts w:hint="eastAsia" w:ascii="Times New Roman" w:hAnsi="Times New Roman" w:eastAsia="Times New Roman" w:cs="Times New Roman"/>
-          <w:vertAlign w:val="superscript"/>
-        </w:rPr>
-        <w:t>+</w:t>
-      </w:r>
-      <w:r>
-        <w:rPr>
-          <w:rFonts w:hint="eastAsia" w:ascii="Times New Roman" w:hAnsi="Times New Roman" w:eastAsia="Times New Roman" w:cs="Times New Roman"/>
-        </w:rPr>
-        <w:t>)/c</w:t>
-      </w:r>
-      <w:r>
-        <w:rPr>
-          <w:rFonts w:hint="eastAsia" w:ascii="Times New Roman" w:hAnsi="Times New Roman" w:eastAsia="Times New Roman" w:cs="Times New Roman"/>
-          <w:vertAlign w:val="subscript"/>
-        </w:rPr>
-        <w:t>1</w:t>
-      </w:r>
-      <w:r>
-        <w:rPr>
-          <w:rFonts w:hint="eastAsia" w:ascii="Times New Roman" w:hAnsi="Times New Roman" w:eastAsia="Times New Roman" w:cs="Times New Roman"/>
-        </w:rPr>
-        <w:t>(Ag</w:t>
-      </w:r>
-      <w:r>
-        <w:rPr>
-          <w:rFonts w:hint="eastAsia" w:ascii="Times New Roman" w:hAnsi="Times New Roman" w:eastAsia="Times New Roman" w:cs="Times New Roman"/>
-          <w:vertAlign w:val="superscript"/>
-        </w:rPr>
-        <w:t>+</w:t>
-      </w:r>
-      <w:r>
-        <w:rPr>
-          <w:rFonts w:hint="eastAsia" w:ascii="Times New Roman" w:hAnsi="Times New Roman" w:eastAsia="Times New Roman" w:cs="Times New Roman"/>
-        </w:rPr>
-        <w:t>)]，c</w:t>
-      </w:r>
-      <w:r>
-        <w:rPr>
-          <w:rFonts w:hint="eastAsia" w:ascii="Times New Roman" w:hAnsi="Times New Roman" w:eastAsia="Times New Roman" w:cs="Times New Roman"/>
-          <w:vertAlign w:val="subscript"/>
-        </w:rPr>
-        <w:t>2</w:t>
-      </w:r>
-      <w:r>
-        <w:rPr>
-          <w:rFonts w:hint="eastAsia" w:ascii="Times New Roman" w:hAnsi="Times New Roman" w:eastAsia="Times New Roman" w:cs="Times New Roman"/>
-        </w:rPr>
-        <w:t>=0.01</w:t>
-      </w:r>
-      <w:r>
-        <w:rPr>
-          <w:rFonts w:ascii="Times New Roman" w:hAnsi="Times New Roman" w:eastAsia="Times New Roman" w:cs="Times New Roman"/>
-        </w:rPr>
-        <w:t xml:space="preserve"> </w:t>
-      </w:r>
-      <w:r>
-        <w:rPr>
-          <w:rFonts w:hint="eastAsia" w:ascii="Times New Roman" w:hAnsi="Times New Roman" w:eastAsia="Times New Roman" w:cs="Times New Roman"/>
-        </w:rPr>
-        <w:t xml:space="preserve">M：</w:t>
-      </w:r>
-    </w:p>
-    <w:p>
-      <w:pPr>
-        <w:pStyle w:val="BodyText"/>
-      </w:pPr>
-      <w:r>
-        <w:rPr>
-          <w:rFonts w:hint="eastAsia" w:ascii="Times New Roman" w:hAnsi="Times New Roman" w:eastAsia="FangSong" w:cs="Times New Roman"/>
-        </w:rPr>
-        <w:t xml:space="preserve">饱和液</w:t>
-      </w:r>
-      <w:r>
-        <w:rPr>
-          <w:rFonts w:ascii="Times New Roman" w:hAnsi="Times New Roman" w:eastAsia="Times New Roman" w:cs="Times New Roman"/>
-        </w:rPr>
-        <w:t xml:space="preserve"> [Ag</w:t>
-      </w:r>
-      <w:r>
-        <w:rPr>
-          <w:rFonts w:ascii="Times New Roman" w:hAnsi="Times New Roman" w:eastAsia="Times New Roman" w:cs="Times New Roman"/>
-          <w:vertAlign w:val="superscript"/>
-        </w:rPr>
-        <w:t>+</w:t>
-      </w:r>
-      <w:r>
-        <w:rPr>
-          <w:rFonts w:ascii="Times New Roman" w:hAnsi="Times New Roman" w:eastAsia="Times New Roman" w:cs="Times New Roman"/>
-        </w:rPr>
-        <w:t>]=[Cl</w:t>
-      </w:r>
-      <w:r>
-        <w:rPr>
-          <w:rFonts w:ascii="Times New Roman" w:hAnsi="Times New Roman" w:eastAsia="Times New Roman" w:cs="Times New Roman"/>
-          <w:vertAlign w:val="superscript"/>
-        </w:rPr>
-        <w:t>-</w:t>
-      </w:r>
-      <w:r>
-        <w:rPr>
-          <w:rFonts w:ascii="Times New Roman" w:hAnsi="Times New Roman" w:eastAsia="Times New Roman" w:cs="Times New Roman"/>
-        </w:rPr>
-        <w:t>]=1.337×10</w:t>
-      </w:r>
-      <w:r>
-        <w:rPr>
-          <w:rFonts w:ascii="Times New Roman" w:hAnsi="Times New Roman" w:eastAsia="Times New Roman" w:cs="Times New Roman"/>
-          <w:vertAlign w:val="superscript"/>
-        </w:rPr>
-        <w:t>-5</w:t>
-      </w:r>
-      <w:r>
-        <w:rPr>
-          <w:rFonts w:ascii="Times New Roman" w:hAnsi="Times New Roman" w:eastAsia="Times New Roman" w:cs="Times New Roman"/>
-        </w:rPr>
-        <w:t xml:space="preserve"> →</w:t>
-      </w:r>
-      <w:r>
-        <w:rPr>
-          <w:rFonts w:ascii="Times New Roman" w:hAnsi="Times New Roman" w:eastAsia="Times New Roman" w:cs="Times New Roman"/>
-        </w:rPr>
-        <w:t xml:space="preserve"> </w:t>
-      </w:r>
-      <w:r>
-        <w:rPr>
-          <w:rFonts w:ascii="Times New Roman" w:hAnsi="Times New Roman" w:eastAsia="Times New Roman" w:cs="Times New Roman"/>
-          <w:b/>
-          <w:bCs/>
-        </w:rPr>
-        <w:t>Ksp(AgCl)=(1.337×10</w:t>
-      </w:r>
-      <w:r>
-        <w:rPr>
-          <w:rFonts w:ascii="Times New Roman" w:hAnsi="Times New Roman" w:eastAsia="Times New Roman" w:cs="Times New Roman"/>
-          <w:b/>
-          <w:bCs/>
-          <w:vertAlign w:val="superscript"/>
-        </w:rPr>
-        <w:t>-5</w:t>
-      </w:r>
-      <w:r>
-        <w:rPr>
-          <w:rFonts w:ascii="Times New Roman" w:hAnsi="Times New Roman" w:eastAsia="Times New Roman" w:cs="Times New Roman"/>
-          <w:b/>
-          <w:bCs/>
-        </w:rPr>
-        <w:t>)</w:t>
-      </w:r>
-      <w:r>
-        <w:rPr>
-          <w:rFonts w:ascii="Times New Roman" w:hAnsi="Times New Roman" w:eastAsia="Times New Roman" w:cs="Times New Roman"/>
-          <w:b/>
-          <w:bCs/>
-          <w:vertAlign w:val="superscript"/>
-        </w:rPr>
-        <w:t>2</w:t>
-      </w:r>
-      <w:r>
-        <w:rPr>
-          <w:rFonts w:ascii="Times New Roman" w:hAnsi="Times New Roman" w:eastAsia="Times New Roman" w:cs="Times New Roman"/>
-          <w:b/>
-          <w:bCs/>
-        </w:rPr>
-        <w:t>=1.788×10</w:t>
-      </w:r>
-      <w:r>
-        <w:rPr>
-          <w:rFonts w:ascii="Times New Roman" w:hAnsi="Times New Roman" w:eastAsia="Times New Roman" w:cs="Times New Roman"/>
-          <w:b/>
-          <w:bCs/>
-          <w:vertAlign w:val="superscript"/>
-        </w:rPr>
-        <w:t>-10</w:t>
-      </w:r>
-    </w:p>
-    <w:p>
-      <w:pPr>
-        <w:pStyle w:val="BodyText"/>
-      </w:pPr>
-      <w:r>
-        <w:rPr>
-          <w:rFonts w:ascii="Times New Roman" w:hAnsi="Times New Roman" w:eastAsia="Times New Roman" w:cs="Times New Roman"/>
-          <w:b/>
-          <w:bCs/>
-        </w:rPr>
-        <w:t xml:space="preserve">7-2</w:t>
-      </w:r>
-      <w:r>
-        <w:rPr>
-          <w:rFonts w:ascii="Times New Roman" w:hAnsi="Times New Roman" w:eastAsia="Times New Roman" w:cs="Times New Roman"/>
-        </w:rPr>
-        <w:t xml:space="preserve"> </w:t>
-      </w:r>
-      <w:r>
-        <w:rPr>
-          <w:rFonts w:ascii="Times New Roman" w:hAnsi="Times New Roman" w:eastAsia="Times New Roman" w:cs="Times New Roman"/>
-        </w:rPr>
-        <w:t xml:space="preserve">E(AgCl </w:t>
-      </w:r>
-      <w:r>
-        <w:rPr>
-          <w:rFonts w:hint="eastAsia" w:ascii="Times New Roman" w:hAnsi="Times New Roman" w:eastAsia="FangSong" w:cs="Times New Roman"/>
-        </w:rPr>
-        <w:t>半电池</w:t>
-      </w:r>
-      <w:r>
-        <w:rPr>
-          <w:rFonts w:hint="eastAsia" w:ascii="Times New Roman" w:hAnsi="Times New Roman" w:eastAsia="Times New Roman" w:cs="Times New Roman"/>
-        </w:rPr>
-        <w:t>)=0.800+0.02569·ln(1.337×10</w:t>
-      </w:r>
-      <w:r>
-        <w:rPr>
-          <w:rFonts w:hint="eastAsia" w:ascii="Times New Roman" w:hAnsi="Times New Roman" w:eastAsia="Times New Roman" w:cs="Times New Roman"/>
-          <w:vertAlign w:val="superscript"/>
-        </w:rPr>
-        <w:t>-5</w:t>
-      </w:r>
-      <w:r>
-        <w:rPr>
-          <w:rFonts w:hint="eastAsia" w:ascii="Times New Roman" w:hAnsi="Times New Roman" w:eastAsia="Times New Roman" w:cs="Times New Roman"/>
-        </w:rPr>
-        <w:t>)=0.512</w:t>
-      </w:r>
-      <w:r>
-        <w:rPr>
-          <w:rFonts w:ascii="Times New Roman" w:hAnsi="Times New Roman" w:eastAsia="Times New Roman" w:cs="Times New Roman"/>
-        </w:rPr>
-        <w:t xml:space="preserve"> V。</w:t>
-      </w:r>
-    </w:p>
-    <w:p>
-      <w:pPr>
-        <w:pStyle w:val="BodyText"/>
-      </w:pPr>
-      <w:r>
-        <w:rPr>
-          <w:rFonts w:hint="eastAsia" w:ascii="Times New Roman" w:hAnsi="Times New Roman" w:eastAsia="Times New Roman" w:cs="Times New Roman"/>
-        </w:rPr>
-        <w:t>U=E(AgCl)−E(Ag</w:t>
-      </w:r>
-      <w:r>
-        <w:rPr>
-          <w:rFonts w:hint="eastAsia" w:ascii="Times New Roman" w:hAnsi="Times New Roman" w:eastAsia="Times New Roman" w:cs="Times New Roman"/>
-          <w:vertAlign w:val="subscript"/>
-        </w:rPr>
-        <w:t>n</w:t>
-      </w:r>
-      <w:r>
-        <w:rPr>
-          <w:rFonts w:hint="eastAsia" w:ascii="Times New Roman" w:hAnsi="Times New Roman" w:eastAsia="Times New Roman" w:cs="Times New Roman"/>
-        </w:rPr>
-        <w:t>/Ag</w:t>
-      </w:r>
-      <w:r>
-        <w:rPr>
-          <w:rFonts w:hint="eastAsia" w:ascii="Times New Roman" w:hAnsi="Times New Roman" w:eastAsia="Times New Roman" w:cs="Times New Roman"/>
-          <w:vertAlign w:val="superscript"/>
-        </w:rPr>
-        <w:t>+</w:t>
-      </w:r>
-      <w:r>
-        <w:rPr>
-          <w:rFonts w:hint="eastAsia" w:ascii="Times New Roman" w:hAnsi="Times New Roman" w:eastAsia="Times New Roman" w:cs="Times New Roman"/>
-        </w:rPr>
-        <w:t>)：</w:t>
-      </w:r>
-    </w:p>
-    <w:p>
-      <w:pPr>
-        <w:pStyle w:val="BodyText"/>
-      </w:pPr>
-      <w:r>
-        <w:rPr>
-          <w:rFonts w:ascii="Times New Roman" w:hAnsi="Times New Roman" w:eastAsia="Times New Roman" w:cs="Times New Roman"/>
-          <w:b/>
-          <w:bCs/>
-        </w:rPr>
-        <w:t xml:space="preserve">7-3</w:t>
-      </w:r>
-      <w:r>
-        <w:rPr>
-          <w:rFonts w:ascii="Times New Roman" w:hAnsi="Times New Roman" w:eastAsia="Times New Roman" w:cs="Times New Roman"/>
-        </w:rPr>
-        <w:t xml:space="preserve"> </w:t>
-      </w:r>
-      <w:r>
-        <w:rPr>
-          <w:rFonts w:hint="eastAsia" w:ascii="Times New Roman" w:hAnsi="Times New Roman" w:eastAsia="FangSong" w:cs="Times New Roman"/>
-        </w:rPr>
-        <w:t>小粒子表面积大</w:t>
-      </w:r>
-      <w:r>
-        <w:rPr>
-          <w:rFonts w:hint="eastAsia" w:ascii="Times New Roman" w:hAnsi="Times New Roman" w:eastAsia="Times New Roman" w:cs="Times New Roman"/>
-        </w:rPr>
-        <w:t>、</w:t>
-      </w:r>
-      <w:r>
-        <w:rPr>
-          <w:rFonts w:hint="eastAsia" w:ascii="Times New Roman" w:hAnsi="Times New Roman" w:eastAsia="FangSong" w:cs="Times New Roman"/>
-        </w:rPr>
-        <w:t>表面原子结晶能不利</w:t>
-      </w:r>
-      <w:r>
-        <w:rPr>
-          <w:rFonts w:ascii="Times New Roman" w:hAnsi="Times New Roman" w:eastAsia="Times New Roman" w:cs="Times New Roman"/>
-        </w:rPr>
-        <w:t xml:space="preserve"> → </w:t>
-      </w:r>
-      <w:r>
-        <w:rPr>
-          <w:rFonts w:hint="eastAsia" w:ascii="Times New Roman" w:hAnsi="Times New Roman" w:eastAsia="FangSong" w:cs="Times New Roman"/>
-        </w:rPr>
-        <w:t>形成自由能大</w:t>
-      </w:r>
-      <w:r>
-        <w:rPr>
-          <w:rFonts w:hint="eastAsia" w:ascii="Times New Roman" w:hAnsi="Times New Roman" w:eastAsia="Times New Roman" w:cs="Times New Roman"/>
-        </w:rPr>
-        <w:t>（</w:t>
-      </w:r>
-      <w:r>
-        <w:rPr>
-          <w:rFonts w:hint="eastAsia" w:ascii="Times New Roman" w:hAnsi="Times New Roman" w:eastAsia="FangSong" w:cs="Times New Roman"/>
-        </w:rPr>
-        <w:t>负值小</w:t>
-      </w:r>
-      <w:r>
-        <w:rPr>
-          <w:rFonts w:hint="eastAsia" w:ascii="Times New Roman" w:hAnsi="Times New Roman" w:eastAsia="Times New Roman" w:cs="Times New Roman"/>
-        </w:rPr>
-        <w:t>）→</w:t>
-      </w:r>
-      <w:r>
-        <w:rPr>
-          <w:rFonts w:ascii="Times New Roman" w:hAnsi="Times New Roman" w:eastAsia="Times New Roman" w:cs="Times New Roman"/>
-        </w:rPr>
-        <w:t xml:space="preserve"> </w:t>
-      </w:r>
-      <w:r>
-        <w:rPr>
-          <w:rFonts w:hint="eastAsia" w:ascii="Times New Roman" w:hAnsi="Times New Roman" w:eastAsia="FangSong" w:cs="Times New Roman"/>
-        </w:rPr>
-        <w:t>标准电位低</w:t>
-      </w:r>
-      <w:r>
-        <w:rPr>
-          <w:rFonts w:hint="eastAsia" w:ascii="Times New Roman" w:hAnsi="Times New Roman" w:eastAsia="Times New Roman" w:cs="Times New Roman"/>
-        </w:rPr>
-        <w:t>。</w:t>
-      </w:r>
-      <w:r>
-        <w:rPr>
-          <w:rFonts w:hint="eastAsia" w:ascii="Times New Roman" w:hAnsi="Times New Roman" w:eastAsia="FangSong" w:cs="Times New Roman"/>
-        </w:rPr>
-        <w:t>增加粒子大小标准电位升高直至达块体极限</w:t>
-      </w:r>
-      <w:r>
-        <w:rPr>
-          <w:rFonts w:hint="eastAsia" w:ascii="Times New Roman" w:hAnsi="Times New Roman" w:eastAsia="Times New Roman" w:cs="Times New Roman"/>
-        </w:rPr>
-        <w:t>。</w:t>
-      </w:r>
-    </w:p>
-    <w:p>
-      <w:pPr>
-        <w:pStyle w:val="BodyText"/>
-      </w:pPr>
-      <w:r>
-        <w:rPr>
-          <w:rFonts w:ascii="Times New Roman" w:hAnsi="Times New Roman" w:eastAsia="Times New Roman" w:cs="Times New Roman"/>
-          <w:b/>
-          <w:bCs/>
-        </w:rPr>
-        <w:t xml:space="preserve">7-4</w:t>
-      </w:r>
-      <w:r>
-        <w:rPr>
-          <w:rFonts w:ascii="Times New Roman" w:hAnsi="Times New Roman" w:eastAsia="Times New Roman" w:cs="Times New Roman"/>
-        </w:rPr>
-        <w:t xml:space="preserve"> </w:t>
-      </w:r>
-      <w:r>
-        <w:rPr>
-          <w:rFonts w:ascii="Times New Roman" w:hAnsi="Times New Roman" w:eastAsia="Times New Roman" w:cs="Times New Roman"/>
-        </w:rPr>
-        <w:t xml:space="preserve">(1) </w:t>
-      </w:r>
-      <w:r>
-        <w:rPr>
-          <w:rFonts w:hint="eastAsia" w:ascii="Times New Roman" w:hAnsi="Times New Roman" w:eastAsia="Times New Roman" w:cs="Times New Roman"/>
-        </w:rPr>
-        <w:t>pH=13：E(H</w:t>
-      </w:r>
-      <w:r>
-        <w:rPr>
-          <w:rFonts w:hint="eastAsia" w:ascii="Times New Roman" w:hAnsi="Times New Roman" w:eastAsia="Times New Roman" w:cs="Times New Roman"/>
-          <w:vertAlign w:val="subscript"/>
-        </w:rPr>
-        <w:t>2</w:t>
-      </w:r>
-      <w:r>
-        <w:rPr>
-          <w:rFonts w:hint="eastAsia" w:ascii="Times New Roman" w:hAnsi="Times New Roman" w:eastAsia="Times New Roman" w:cs="Times New Roman"/>
-        </w:rPr>
-        <w:t>/2H</w:t>
-      </w:r>
-      <w:r>
-        <w:rPr>
-          <w:rFonts w:hint="eastAsia" w:ascii="Times New Roman" w:hAnsi="Times New Roman" w:eastAsia="Times New Roman" w:cs="Times New Roman"/>
-          <w:vertAlign w:val="superscript"/>
-        </w:rPr>
-        <w:t>+</w:t>
-      </w:r>
-      <w:r>
-        <w:rPr>
-          <w:rFonts w:hint="eastAsia" w:ascii="Times New Roman" w:hAnsi="Times New Roman" w:eastAsia="Times New Roman" w:cs="Times New Roman"/>
-        </w:rPr>
-        <w:t>)=0.02569·ln(10</w:t>
-      </w:r>
-      <w:r>
-        <w:rPr>
-          <w:rFonts w:hint="eastAsia" w:ascii="Times New Roman" w:hAnsi="Times New Roman" w:eastAsia="Times New Roman" w:cs="Times New Roman"/>
-          <w:vertAlign w:val="superscript"/>
-        </w:rPr>
-        <w:t>-13</w:t>
-      </w:r>
-      <w:r>
-        <w:rPr>
-          <w:rFonts w:hint="eastAsia" w:ascii="Times New Roman" w:hAnsi="Times New Roman" w:eastAsia="Times New Roman" w:cs="Times New Roman"/>
-        </w:rPr>
-        <w:t>)=−0.769</w:t>
-      </w:r>
-      <w:r>
-        <w:rPr>
-          <w:rFonts w:ascii="Times New Roman" w:hAnsi="Times New Roman" w:eastAsia="Times New Roman" w:cs="Times New Roman"/>
-        </w:rPr>
-        <w:t xml:space="preserve"> </w:t>
-      </w:r>
-      <w:r>
-        <w:rPr>
-          <w:rFonts w:hint="eastAsia" w:ascii="Times New Roman" w:hAnsi="Times New Roman" w:eastAsia="Times New Roman" w:cs="Times New Roman"/>
-        </w:rPr>
-        <w:t>V，</w:t>
-      </w:r>
-      <w:r>
-        <w:rPr>
-          <w:rFonts w:hint="eastAsia" w:ascii="Times New Roman" w:hAnsi="Times New Roman" w:eastAsia="FangSong" w:cs="Times New Roman"/>
-        </w:rPr>
-        <w:t>两银簇标准电位均</w:t>
-      </w:r>
-      <w:r>
-        <w:rPr>
-          <w:rFonts w:ascii="Times New Roman" w:hAnsi="Times New Roman" w:eastAsia="Times New Roman" w:cs="Times New Roman"/>
-        </w:rPr>
-        <w:t xml:space="preserve"> &gt; −0.769 → </w:t>
-      </w:r>
-      <w:r>
-        <w:rPr>
-          <w:rFonts w:hint="eastAsia" w:ascii="Times New Roman" w:hAnsi="Times New Roman" w:eastAsia="FangSong" w:cs="Times New Roman"/>
-        </w:rPr>
-        <w:t>稳定不被氧化</w:t>
-      </w:r>
-      <w:r>
-        <w:rPr>
-          <w:rFonts w:hint="eastAsia" w:ascii="Times New Roman" w:hAnsi="Times New Roman" w:eastAsia="Times New Roman" w:cs="Times New Roman"/>
-        </w:rPr>
-        <w:t>（Ag</w:t>
-      </w:r>
-      <w:r>
-        <w:rPr>
-          <w:rFonts w:hint="eastAsia" w:ascii="Times New Roman" w:hAnsi="Times New Roman" w:eastAsia="Times New Roman" w:cs="Times New Roman"/>
-          <w:vertAlign w:val="superscript"/>
-        </w:rPr>
-        <w:t>+</w:t>
-      </w:r>
-      <w:r>
-        <w:rPr>
-          <w:rFonts w:ascii="Times New Roman" w:hAnsi="Times New Roman" w:eastAsia="Times New Roman" w:cs="Times New Roman"/>
-        </w:rPr>
-        <w:t xml:space="preserve"> </w:t>
-      </w:r>
-      <w:r>
-        <w:rPr>
-          <w:rFonts w:hint="eastAsia" w:ascii="Times New Roman" w:hAnsi="Times New Roman" w:eastAsia="FangSong" w:cs="Times New Roman"/>
-        </w:rPr>
-        <w:t>浓度到平衡极小</w:t>
-      </w:r>
-      <w:r>
-        <w:rPr>
-          <w:rFonts w:hint="eastAsia" w:ascii="Times New Roman" w:hAnsi="Times New Roman" w:eastAsia="Times New Roman" w:cs="Times New Roman"/>
-        </w:rPr>
-        <w:t>）。</w:t>
-      </w:r>
-    </w:p>
-    <w:p>
-      <w:pPr>
-        <w:numPr>
-          <w:ilvl w:val="0"/>
-          <w:numId w:val="1003"/>
-        </w:numPr>
-      </w:pPr>
-      <w:r>
-        <w:rPr>
-          <w:rFonts w:hint="eastAsia" w:ascii="Times New Roman" w:hAnsi="Times New Roman" w:eastAsia="Times New Roman" w:cs="Times New Roman"/>
-        </w:rPr>
-        <w:t xml:space="preserve">pH=5：E=−0.02569×5×ln10·…</w:t>
-      </w:r>
-      <w:r>
-        <w:rPr>
-          <w:rFonts w:ascii="Times New Roman" w:hAnsi="Times New Roman" w:eastAsia="Times New Roman" w:cs="Times New Roman"/>
-        </w:rPr>
-        <w:t xml:space="preserve"> =−0.269 </w:t>
-      </w:r>
-      <w:r>
-        <w:rPr>
-          <w:rFonts w:hint="eastAsia" w:ascii="Times New Roman" w:hAnsi="Times New Roman" w:eastAsia="Times New Roman" w:cs="Times New Roman"/>
-        </w:rPr>
-        <w:t>V（</w:t>
-      </w:r>
-      <w:r>
-        <w:rPr>
-          <w:rFonts w:hint="eastAsia" w:ascii="Times New Roman" w:hAnsi="Times New Roman" w:eastAsia="FangSong" w:cs="Times New Roman"/>
-        </w:rPr>
-        <w:t>对</w:t>
-      </w:r>
-      <w:r>
-        <w:rPr>
-          <w:rFonts w:ascii="Times New Roman" w:hAnsi="Times New Roman" w:eastAsia="Times New Roman" w:cs="Times New Roman"/>
-        </w:rPr>
-        <w:t xml:space="preserve"> H</w:t>
-      </w:r>
-      <w:r>
-        <w:rPr>
-          <w:rFonts w:ascii="Times New Roman" w:hAnsi="Times New Roman" w:eastAsia="Times New Roman" w:cs="Times New Roman"/>
-          <w:vertAlign w:val="superscript"/>
-        </w:rPr>
-        <w:t>+</w:t>
-      </w:r>
-      <w:r>
-        <w:rPr>
-          <w:rFonts w:ascii="Times New Roman" w:hAnsi="Times New Roman" w:eastAsia="Times New Roman" w:cs="Times New Roman"/>
-        </w:rPr>
-        <w:t>/H</w:t>
-      </w:r>
-      <w:r>
-        <w:rPr>
-          <w:rFonts w:ascii="Times New Roman" w:hAnsi="Times New Roman" w:eastAsia="Times New Roman" w:cs="Times New Roman"/>
-          <w:vertAlign w:val="subscript"/>
-        </w:rPr>
-        <w:t>2</w:t>
-      </w:r>
-      <w:r>
-        <w:rPr>
-          <w:rFonts w:ascii="Times New Roman" w:hAnsi="Times New Roman" w:eastAsia="Times New Roman" w:cs="Times New Roman"/>
-        </w:rPr>
-        <w:t xml:space="preserve"> </w:t>
-      </w:r>
-      <w:r>
-        <w:rPr>
-          <w:rFonts w:hint="eastAsia" w:ascii="Times New Roman" w:hAnsi="Times New Roman" w:eastAsia="FangSong" w:cs="Times New Roman"/>
-        </w:rPr>
-        <w:t xml:space="preserve">用</w:t>
-      </w:r>
-      <w:r>
-        <w:rPr>
-          <w:rFonts w:ascii="Times New Roman" w:hAnsi="Times New Roman" w:eastAsia="Times New Roman" w:cs="Times New Roman"/>
-        </w:rPr>
-        <w:t xml:space="preserve"> ln[H</w:t>
-      </w:r>
-      <w:r>
-        <w:rPr>
-          <w:rFonts w:ascii="Times New Roman" w:hAnsi="Times New Roman" w:eastAsia="Times New Roman" w:cs="Times New Roman"/>
-          <w:vertAlign w:val="superscript"/>
-        </w:rPr>
-        <w:t>+</w:t>
-      </w:r>
-      <w:r>
-        <w:rPr>
-          <w:rFonts w:ascii="Times New Roman" w:hAnsi="Times New Roman" w:eastAsia="Times New Roman" w:cs="Times New Roman"/>
-        </w:rPr>
-        <w:t xml:space="preserve">] </w:t>
-      </w:r>
-      <w:r>
-        <w:rPr>
-          <w:rFonts w:hint="eastAsia" w:ascii="Times New Roman" w:hAnsi="Times New Roman" w:eastAsia="FangSong" w:cs="Times New Roman"/>
-        </w:rPr>
-        <w:t xml:space="preserve">得</w:t>
-      </w:r>
-      <w:r>
-        <w:rPr>
-          <w:rFonts w:ascii="Times New Roman" w:hAnsi="Times New Roman" w:eastAsia="Times New Roman" w:cs="Times New Roman"/>
-        </w:rPr>
-        <w:t xml:space="preserve"> −0.295 V </w:t>
-      </w:r>
-      <w:r>
-        <w:rPr>
-          <w:rFonts w:hint="eastAsia" w:ascii="Times New Roman" w:hAnsi="Times New Roman" w:eastAsia="FangSong" w:cs="Times New Roman"/>
-        </w:rPr>
-        <w:t>源式</w:t>
-      </w:r>
-      <w:r>
-        <w:rPr>
-          <w:rFonts w:hint="eastAsia" w:ascii="Times New Roman" w:hAnsi="Times New Roman" w:eastAsia="Times New Roman" w:cs="Times New Roman"/>
-        </w:rPr>
-        <w:t>），Ag</w:t>
-      </w:r>
-      <w:r>
-        <w:rPr>
-          <w:rFonts w:hint="eastAsia" w:ascii="Times New Roman" w:hAnsi="Times New Roman" w:eastAsia="Times New Roman" w:cs="Times New Roman"/>
-          <w:vertAlign w:val="subscript"/>
-        </w:rPr>
-        <w:t>10</w:t>
-      </w:r>
-      <w:r>
-        <w:rPr>
-          <w:rFonts w:ascii="Times New Roman" w:hAnsi="Times New Roman" w:eastAsia="Times New Roman" w:cs="Times New Roman"/>
-        </w:rPr>
-        <w:t xml:space="preserve"> (E^θ=0.2) </w:t>
-      </w:r>
-      <w:r>
-        <w:rPr>
-          <w:rFonts w:hint="eastAsia" w:ascii="Times New Roman" w:hAnsi="Times New Roman" w:eastAsia="FangSong" w:cs="Times New Roman"/>
-        </w:rPr>
-        <w:t>稳定</w:t>
-      </w:r>
-      <w:r>
-        <w:rPr>
-          <w:rFonts w:hint="eastAsia" w:ascii="Times New Roman" w:hAnsi="Times New Roman" w:eastAsia="Times New Roman" w:cs="Times New Roman"/>
-        </w:rPr>
-        <w:t>；Ag</w:t>
-      </w:r>
-      <w:r>
-        <w:rPr>
-          <w:rFonts w:hint="eastAsia" w:ascii="Times New Roman" w:hAnsi="Times New Roman" w:eastAsia="Times New Roman" w:cs="Times New Roman"/>
-          <w:vertAlign w:val="subscript"/>
-        </w:rPr>
-        <w:t>5</w:t>
-      </w:r>
-      <w:r>
-        <w:rPr>
-          <w:rFonts w:ascii="Times New Roman" w:hAnsi="Times New Roman" w:eastAsia="Times New Roman" w:cs="Times New Roman"/>
-        </w:rPr>
-        <w:t xml:space="preserve"> (E^θ=−0.4) </w:t>
-      </w:r>
-      <w:r>
-        <w:rPr>
-          <w:rFonts w:hint="eastAsia" w:ascii="Times New Roman" w:hAnsi="Times New Roman" w:eastAsia="FangSong" w:cs="Times New Roman"/>
-        </w:rPr>
-        <w:t xml:space="preserve">被</w:t>
-      </w:r>
-      <w:r>
-        <w:rPr>
-          <w:rFonts w:ascii="Times New Roman" w:hAnsi="Times New Roman" w:eastAsia="Times New Roman" w:cs="Times New Roman"/>
-        </w:rPr>
-        <w:t xml:space="preserve"> H</w:t>
-      </w:r>
-      <w:r>
-        <w:rPr>
-          <w:rFonts w:ascii="Times New Roman" w:hAnsi="Times New Roman" w:eastAsia="Times New Roman" w:cs="Times New Roman"/>
-          <w:vertAlign w:val="superscript"/>
-        </w:rPr>
-        <w:t>+</w:t>
-      </w:r>
-      <w:r>
-        <w:rPr>
-          <w:rFonts w:ascii="Times New Roman" w:hAnsi="Times New Roman" w:eastAsia="Times New Roman" w:cs="Times New Roman"/>
-        </w:rPr>
-        <w:t xml:space="preserve"> </w:t>
-      </w:r>
-      <w:r>
-        <w:rPr>
-          <w:rFonts w:hint="eastAsia" w:ascii="Times New Roman" w:hAnsi="Times New Roman" w:eastAsia="FangSong" w:cs="Times New Roman"/>
-        </w:rPr>
-        <w:t>氧化溶解</w:t>
-      </w:r>
-      <w:r>
-        <w:rPr>
-          <w:rFonts w:hint="eastAsia" w:ascii="Times New Roman" w:hAnsi="Times New Roman" w:eastAsia="Times New Roman" w:cs="Times New Roman"/>
-        </w:rPr>
-        <w:t>（</w:t>
-      </w:r>
-      <w:r>
-        <w:rPr>
-          <w:rFonts w:hint="eastAsia" w:ascii="Times New Roman" w:hAnsi="Times New Roman" w:eastAsia="FangSong" w:cs="Times New Roman"/>
-        </w:rPr>
-        <w:t>平衡</w:t>
-      </w:r>
-      <w:r>
-        <w:rPr>
-          <w:rFonts w:ascii="Times New Roman" w:hAnsi="Times New Roman" w:eastAsia="Times New Roman" w:cs="Times New Roman"/>
-        </w:rPr>
-        <w:t xml:space="preserve"> c(Ag</w:t>
-      </w:r>
-      <w:r>
-        <w:rPr>
-          <w:rFonts w:ascii="Times New Roman" w:hAnsi="Times New Roman" w:eastAsia="Times New Roman" w:cs="Times New Roman"/>
-          <w:vertAlign w:val="superscript"/>
-        </w:rPr>
-        <w:t>+</w:t>
-      </w:r>
-      <w:r>
-        <w:rPr>
-          <w:rFonts w:ascii="Times New Roman" w:hAnsi="Times New Roman" w:eastAsia="Times New Roman" w:cs="Times New Roman"/>
-        </w:rPr>
-        <w:t xml:space="preserve">)=57 M </w:t>
-      </w:r>
-      <w:r>
-        <w:rPr>
-          <w:rFonts w:hint="eastAsia" w:ascii="Times New Roman" w:hAnsi="Times New Roman" w:eastAsia="FangSong" w:cs="Times New Roman"/>
-        </w:rPr>
-        <w:t xml:space="preserve">不可达</w:t>
-      </w:r>
-      <w:r>
-        <w:rPr>
-          <w:rFonts w:ascii="Times New Roman" w:hAnsi="Times New Roman" w:eastAsia="Times New Roman" w:cs="Times New Roman"/>
-        </w:rPr>
-        <w:t xml:space="preserve"> → </w:t>
-      </w:r>
-      <w:r>
-        <w:rPr>
-          <w:rFonts w:hint="eastAsia" w:ascii="Times New Roman" w:hAnsi="Times New Roman" w:eastAsia="FangSong" w:cs="Times New Roman"/>
-        </w:rPr>
-        <w:t>完全溶解</w:t>
-      </w:r>
-      <w:r>
-        <w:rPr>
-          <w:rFonts w:hint="eastAsia" w:ascii="Times New Roman" w:hAnsi="Times New Roman" w:eastAsia="Times New Roman" w:cs="Times New Roman"/>
-        </w:rPr>
-        <w:t>，Ag</w:t>
-      </w:r>
-      <w:r>
-        <w:rPr>
-          <w:rFonts w:hint="eastAsia" w:ascii="Times New Roman" w:hAnsi="Times New Roman" w:eastAsia="Times New Roman" w:cs="Times New Roman"/>
-          <w:vertAlign w:val="superscript"/>
-        </w:rPr>
-        <w:t>+</w:t>
-      </w:r>
-      <w:r>
-        <w:rPr>
-          <w:rFonts w:ascii="Times New Roman" w:hAnsi="Times New Roman" w:eastAsia="Times New Roman" w:cs="Times New Roman"/>
-        </w:rPr>
-        <w:t xml:space="preserve"> </w:t>
-      </w:r>
-      <w:r>
-        <w:rPr>
-          <w:rFonts w:hint="eastAsia" w:ascii="Times New Roman" w:hAnsi="Times New Roman" w:eastAsia="FangSong" w:cs="Times New Roman"/>
-        </w:rPr>
-        <w:t>再还原成块银</w:t>
-      </w:r>
-      <w:r>
-        <w:rPr>
-          <w:rFonts w:hint="eastAsia" w:ascii="Times New Roman" w:hAnsi="Times New Roman" w:eastAsia="Times New Roman" w:cs="Times New Roman"/>
-        </w:rPr>
-        <w:t>）。</w:t>
-      </w:r>
-    </w:p>
-    <w:p>
-      <w:pPr>
-        <w:numPr>
-          <w:ilvl w:val="0"/>
-          <w:numId w:val="1003"/>
-        </w:numPr>
-        <w:spacing w:after="80"/>
-      </w:pPr>
-      <w:r>
-        <w:rPr>
-          <w:rFonts w:hint="eastAsia" w:ascii="Times New Roman" w:hAnsi="Times New Roman" w:eastAsia="Times New Roman" w:cs="Times New Roman"/>
-        </w:rPr>
-        <w:t>[Ag</w:t>
-      </w:r>
-      <w:r>
-        <w:rPr>
-          <w:rFonts w:hint="eastAsia" w:ascii="Times New Roman" w:hAnsi="Times New Roman" w:eastAsia="Times New Roman" w:cs="Times New Roman"/>
-          <w:vertAlign w:val="superscript"/>
-        </w:rPr>
-        <w:t>+</w:t>
-      </w:r>
-      <w:r>
-        <w:rPr>
-          <w:rFonts w:hint="eastAsia" w:ascii="Times New Roman" w:hAnsi="Times New Roman" w:eastAsia="Times New Roman" w:cs="Times New Roman"/>
-        </w:rPr>
-        <w:t>]=10</w:t>
-      </w:r>
-      <w:r>
-        <w:rPr>
-          <w:rFonts w:hint="eastAsia" w:ascii="Times New Roman" w:hAnsi="Times New Roman" w:eastAsia="Times New Roman" w:cs="Times New Roman"/>
-          <w:vertAlign w:val="superscript"/>
-        </w:rPr>
-        <w:t>-10</w:t>
-      </w:r>
-      <w:r>
-        <w:rPr>
-          <w:rFonts w:hint="eastAsia" w:ascii="Times New Roman" w:hAnsi="Times New Roman" w:eastAsia="Times New Roman" w:cs="Times New Roman"/>
-        </w:rPr>
-        <w:t>：[Ag/Ag</w:t>
-      </w:r>
-      <w:r>
-        <w:rPr>
-          <w:rFonts w:hint="eastAsia" w:ascii="Times New Roman" w:hAnsi="Times New Roman" w:eastAsia="Times New Roman" w:cs="Times New Roman"/>
-          <w:vertAlign w:val="superscript"/>
-        </w:rPr>
-        <w:t>+</w:t>
-      </w:r>
-      <w:r>
-        <w:rPr>
-          <w:rFonts w:hint="eastAsia" w:ascii="Times New Roman" w:hAnsi="Times New Roman" w:eastAsia="Times New Roman" w:cs="Times New Roman"/>
-        </w:rPr>
-        <w:t>]</w:t>
-      </w:r>
-      <w:r>
-        <w:rPr>
-          <w:rFonts w:ascii="Times New Roman" w:hAnsi="Times New Roman" w:eastAsia="Times New Roman" w:cs="Times New Roman"/>
-        </w:rPr>
-        <w:t xml:space="preserve"> E=0.800+0.02569·ln(10</w:t>
-      </w:r>
-      <w:r>
-        <w:rPr>
-          <w:rFonts w:ascii="Times New Roman" w:hAnsi="Times New Roman" w:eastAsia="Times New Roman" w:cs="Times New Roman"/>
-          <w:vertAlign w:val="superscript"/>
-        </w:rPr>
-        <w:t>-10</w:t>
-      </w:r>
-      <w:r>
-        <w:rPr>
-          <w:rFonts w:ascii="Times New Roman" w:hAnsi="Times New Roman" w:eastAsia="Times New Roman" w:cs="Times New Roman"/>
-        </w:rPr>
-        <w:t xml:space="preserve">)=0.208 </w:t>
-      </w:r>
-      <w:r>
-        <w:rPr>
-          <w:rFonts w:hint="eastAsia" w:ascii="Times New Roman" w:hAnsi="Times New Roman" w:eastAsia="Times New Roman" w:cs="Times New Roman"/>
-        </w:rPr>
-        <w:t>V；Ag</w:t>
-      </w:r>
-      <w:r>
-        <w:rPr>
-          <w:rFonts w:hint="eastAsia" w:ascii="Times New Roman" w:hAnsi="Times New Roman" w:eastAsia="Times New Roman" w:cs="Times New Roman"/>
-          <w:vertAlign w:val="subscript"/>
-        </w:rPr>
-        <w:t>10</w:t>
-      </w:r>
-      <w:r>
-        <w:rPr>
-          <w:rFonts w:ascii="Times New Roman" w:hAnsi="Times New Roman" w:eastAsia="Times New Roman" w:cs="Times New Roman"/>
-        </w:rPr>
-        <w:t xml:space="preserve"> E=0.200−0.591=−0.392 </w:t>
-      </w:r>
-      <w:r>
-        <w:rPr>
-          <w:rFonts w:hint="eastAsia" w:ascii="Times New Roman" w:hAnsi="Times New Roman" w:eastAsia="Times New Roman" w:cs="Times New Roman"/>
-        </w:rPr>
-        <w:t>V；Ag</w:t>
-      </w:r>
-      <w:r>
-        <w:rPr>
-          <w:rFonts w:hint="eastAsia" w:ascii="Times New Roman" w:hAnsi="Times New Roman" w:eastAsia="Times New Roman" w:cs="Times New Roman"/>
-          <w:vertAlign w:val="subscript"/>
-        </w:rPr>
-        <w:t>5</w:t>
-      </w:r>
-      <w:r>
-        <w:rPr>
-          <w:rFonts w:ascii="Times New Roman" w:hAnsi="Times New Roman" w:eastAsia="Times New Roman" w:cs="Times New Roman"/>
-        </w:rPr>
-        <w:t xml:space="preserve"> E=−0.400−0.591=−0.992 V。Ag</w:t>
-      </w:r>
-      <w:r>
-        <w:rPr>
-          <w:rFonts w:ascii="Times New Roman" w:hAnsi="Times New Roman" w:eastAsia="Times New Roman" w:cs="Times New Roman"/>
-          <w:vertAlign w:val="subscript"/>
-        </w:rPr>
-        <w:t>5</w:t>
-      </w:r>
-      <w:r>
-        <w:rPr>
-          <w:rFonts w:ascii="Times New Roman" w:hAnsi="Times New Roman" w:eastAsia="Times New Roman" w:cs="Times New Roman"/>
-        </w:rPr>
-        <w:t xml:space="preserve"> </w:t>
-      </w:r>
-      <w:r>
-        <w:rPr>
-          <w:rFonts w:hint="eastAsia" w:ascii="Times New Roman" w:hAnsi="Times New Roman" w:eastAsia="FangSong" w:cs="Times New Roman"/>
-        </w:rPr>
-        <w:t xml:space="preserve">最先氧化溶解放</w:t>
-      </w:r>
-      <w:r>
-        <w:rPr>
-          <w:rFonts w:ascii="Times New Roman" w:hAnsi="Times New Roman" w:eastAsia="Times New Roman" w:cs="Times New Roman"/>
-        </w:rPr>
-        <w:t xml:space="preserve"> </w:t>
-      </w:r>
-      <w:r>
-        <w:rPr>
-          <w:rFonts w:hint="eastAsia" w:ascii="Times New Roman" w:hAnsi="Times New Roman" w:eastAsia="Times New Roman" w:cs="Times New Roman"/>
-        </w:rPr>
-        <w:t>Ag</w:t>
-      </w:r>
-      <w:r>
-        <w:rPr>
-          <w:rFonts w:hint="eastAsia" w:ascii="Times New Roman" w:hAnsi="Times New Roman" w:eastAsia="Times New Roman" w:cs="Times New Roman"/>
-          <w:vertAlign w:val="superscript"/>
-        </w:rPr>
-        <w:t>+</w:t>
-      </w:r>
-      <w:r>
-        <w:rPr>
-          <w:rFonts w:hint="eastAsia" w:ascii="Times New Roman" w:hAnsi="Times New Roman" w:eastAsia="Times New Roman" w:cs="Times New Roman"/>
-        </w:rPr>
-        <w:t>（</w:t>
-      </w:r>
-      <w:r>
-        <w:rPr>
-          <w:rFonts w:hint="eastAsia" w:ascii="Times New Roman" w:hAnsi="Times New Roman" w:eastAsia="FangSong" w:cs="Times New Roman"/>
-        </w:rPr>
-        <w:t>驱动力最大</w:t>
-      </w:r>
-      <w:r>
-        <w:rPr>
-          <w:rFonts w:hint="eastAsia" w:ascii="Times New Roman" w:hAnsi="Times New Roman" w:eastAsia="Times New Roman" w:cs="Times New Roman"/>
-        </w:rPr>
-        <w:t>），Ag</w:t>
-      </w:r>
-      <w:r>
-        <w:rPr>
-          <w:rFonts w:hint="eastAsia" w:ascii="Times New Roman" w:hAnsi="Times New Roman" w:eastAsia="Times New Roman" w:cs="Times New Roman"/>
-          <w:vertAlign w:val="subscript"/>
-        </w:rPr>
-        <w:t>10</w:t>
-      </w:r>
-      <w:r>
-        <w:rPr>
-          <w:rFonts w:ascii="Times New Roman" w:hAnsi="Times New Roman" w:eastAsia="Times New Roman" w:cs="Times New Roman"/>
-        </w:rPr>
-        <w:t xml:space="preserve"> </w:t>
-      </w:r>
-      <w:r>
-        <w:rPr>
-          <w:rFonts w:hint="eastAsia" w:ascii="Times New Roman" w:hAnsi="Times New Roman" w:eastAsia="FangSong" w:cs="Times New Roman"/>
-        </w:rPr>
-        <w:t>随后</w:t>
-      </w:r>
-      <w:r>
-        <w:rPr>
-          <w:rFonts w:hint="eastAsia" w:ascii="Times New Roman" w:hAnsi="Times New Roman" w:eastAsia="Times New Roman" w:cs="Times New Roman"/>
-        </w:rPr>
-        <w:t>；Ag</w:t>
-      </w:r>
-      <w:r>
-        <w:rPr>
-          <w:rFonts w:hint="eastAsia" w:ascii="Times New Roman" w:hAnsi="Times New Roman" w:eastAsia="Times New Roman" w:cs="Times New Roman"/>
-          <w:vertAlign w:val="superscript"/>
-        </w:rPr>
-        <w:t>+</w:t>
-      </w:r>
-      <w:r>
-        <w:rPr>
-          <w:rFonts w:ascii="Times New Roman" w:hAnsi="Times New Roman" w:eastAsia="Times New Roman" w:cs="Times New Roman"/>
-        </w:rPr>
-        <w:t xml:space="preserve"> </w:t>
-      </w:r>
-      <w:r>
-        <w:rPr>
-          <w:rFonts w:hint="eastAsia" w:ascii="Times New Roman" w:hAnsi="Times New Roman" w:eastAsia="FangSong" w:cs="Times New Roman"/>
-        </w:rPr>
-        <w:t>浓度升高后可还原成块银</w:t>
-      </w:r>
-      <w:r>
-        <w:rPr>
-          <w:rFonts w:hint="eastAsia" w:ascii="Times New Roman" w:hAnsi="Times New Roman" w:eastAsia="Times New Roman" w:cs="Times New Roman"/>
-        </w:rPr>
-        <w:t>。</w:t>
-      </w:r>
-    </w:p>
-    <w:tbl>
-      <w:tblPr>
-        <w:tblStyle w:val="Table"/>
-        <w:tblW w:type="auto" w:w="0"/>
-        <w:tblLook w:firstRow="1" w:lastRow="0" w:firstColumn="0" w:lastColumn="0" w:noHBand="0" w:noVBand="0" w:val="0020"/>
-      </w:tblPr>
-      <w:tblGrid>
-        <w:gridCol w:w="3960"/>
-        <w:gridCol w:w="3960"/>
-      </w:tblGrid>
-      <w:tr>
-        <w:trPr>
-          <w:tblHeader w:val="on"/>
-        </w:trPr>
-        <w:tc>
-          <w:tcPr/>
-          <w:p>
-            <w:pPr>
-              <w:pStyle w:val="Compact"/>
-              <w:jc w:val="center"/>
-            </w:pPr>
-            <w:r>
-              <w:rPr>
-                <w:rFonts w:hint="eastAsia" w:ascii="Times New Roman" w:hAnsi="Times New Roman" w:eastAsia="SimHei" w:cs="Times New Roman"/>
-                <w:b/>
-              </w:rPr>
-              <w:t xml:space="preserve">知识点</w:t>
-            </w:r>
-          </w:p>
-        </w:tc>
-        <w:tc>
-          <w:tcPr/>
-          <w:p>
-            <w:pPr>
-              <w:pStyle w:val="Compact"/>
-              <w:jc w:val="center"/>
-            </w:pPr>
-            <w:r>
-              <w:rPr>
-                <w:rFonts w:hint="eastAsia" w:ascii="Times New Roman" w:hAnsi="Times New Roman" w:eastAsia="SimHei" w:cs="Times New Roman"/>
-                <w:b/>
-              </w:rPr>
-              <w:t xml:space="preserve">本题应用</w:t>
-            </w:r>
-          </w:p>
-        </w:tc>
-      </w:tr>
-      <w:tr>
-        <w:tc>
-          <w:tcPr/>
-          <w:p>
-            <w:pPr>
-              <w:pStyle w:val="Compact"/>
-              <w:jc w:val="center"/>
-            </w:pPr>
-            <w:r>
-              <w:rPr>
-                <w:rFonts w:hint="eastAsia" w:ascii="Times New Roman" w:hAnsi="Times New Roman" w:eastAsia="FangSong" w:cs="Times New Roman"/>
-              </w:rPr>
-              <w:t xml:space="preserve">标准电极电势</w:t>
-            </w:r>
-          </w:p>
-        </w:tc>
-        <w:tc>
-          <w:tcPr/>
-          <w:p>
-            <w:pPr>
-              <w:pStyle w:val="Compact"/>
-              <w:jc w:val="center"/>
-            </w:pPr>
-            <w:r>
-              <w:rPr>
-                <w:rFonts w:hint="eastAsia" w:ascii="Times New Roman" w:hAnsi="Times New Roman" w:eastAsia="FangSong" w:cs="Times New Roman"/>
-              </w:rPr>
-              <w:t xml:space="preserve">块体</w:t>
-            </w:r>
-            <w:r>
-              <w:rPr>
-                <w:rFonts w:ascii="Times New Roman" w:hAnsi="Times New Roman" w:eastAsia="Times New Roman" w:cs="Times New Roman"/>
-              </w:rPr>
-              <w:t xml:space="preserve"> vs </w:t>
-            </w:r>
-            <w:r>
-              <w:rPr>
-                <w:rFonts w:hint="eastAsia" w:ascii="Times New Roman" w:hAnsi="Times New Roman" w:eastAsia="FangSong" w:cs="Times New Roman"/>
-              </w:rPr>
-              <w:t xml:space="preserve">纳米簇</w:t>
-            </w:r>
-            <w:r>
-              <w:rPr>
-                <w:rFonts w:ascii="Times New Roman" w:hAnsi="Times New Roman" w:eastAsia="Times New Roman" w:cs="Times New Roman"/>
-              </w:rPr>
-              <w:t xml:space="preserve"> E^θ</w:t>
-            </w:r>
-          </w:p>
-        </w:tc>
-      </w:tr>
-      <w:tr>
-        <w:tc>
-          <w:tcPr/>
-          <w:p>
-            <w:pPr>
-              <w:pStyle w:val="Compact"/>
-              <w:jc w:val="center"/>
-            </w:pPr>
-            <w:r>
-              <w:rPr>
-                <w:rFonts w:hint="eastAsia" w:ascii="Times New Roman" w:hAnsi="Times New Roman" w:eastAsia="FangSong" w:cs="Times New Roman"/>
-              </w:rPr>
-              <w:t xml:space="preserve">能斯特方程</w:t>
-            </w:r>
-          </w:p>
-        </w:tc>
-        <w:tc>
-          <w:tcPr/>
-          <w:p>
-            <w:pPr>
-              <w:pStyle w:val="Compact"/>
-              <w:jc w:val="center"/>
-            </w:pPr>
-            <w:r>
-              <w:rPr>
-                <w:rFonts w:ascii="Times New Roman" w:hAnsi="Times New Roman" w:eastAsia="Times New Roman" w:cs="Times New Roman"/>
-              </w:rPr>
-              <w:t xml:space="preserve">E=E^θ+RT/nF·ln c</w:t>
-            </w:r>
-          </w:p>
-        </w:tc>
-      </w:tr>
-      <w:tr>
-        <w:tc>
-          <w:tcPr/>
-          <w:p>
-            <w:pPr>
-              <w:pStyle w:val="Compact"/>
-              <w:jc w:val="center"/>
-            </w:pPr>
-            <w:r>
-              <w:rPr>
-                <w:rFonts w:hint="eastAsia" w:ascii="Times New Roman" w:hAnsi="Times New Roman" w:eastAsia="FangSong" w:cs="Times New Roman"/>
-              </w:rPr>
-              <w:t xml:space="preserve">标准电极电势</w:t>
-            </w:r>
-          </w:p>
-        </w:tc>
-        <w:tc>
-          <w:tcPr/>
-          <w:p>
-            <w:pPr>
-              <w:pStyle w:val="Compact"/>
-              <w:jc w:val="center"/>
-            </w:pPr>
-            <w:r>
-              <w:rPr>
-                <w:rFonts w:hint="eastAsia" w:ascii="Times New Roman" w:hAnsi="Times New Roman" w:eastAsia="FangSong" w:cs="Times New Roman"/>
-              </w:rPr>
-              <w:t>尺寸</w:t>
-            </w:r>
-            <w:r>
-              <w:rPr>
-                <w:rFonts w:hint="eastAsia" w:ascii="Times New Roman" w:hAnsi="Times New Roman" w:eastAsia="Times New Roman" w:cs="Times New Roman"/>
-              </w:rPr>
-              <w:t>-</w:t>
-            </w:r>
-            <w:r>
-              <w:rPr>
-                <w:rFonts w:hint="eastAsia" w:ascii="Times New Roman" w:hAnsi="Times New Roman" w:eastAsia="FangSong" w:cs="Times New Roman"/>
-              </w:rPr>
-              <w:t>电势关系</w:t>
-            </w:r>
-          </w:p>
-        </w:tc>
-      </w:tr>
-    </w:tbl>
     <w:p>
       <w:pPr>
         <w:spacing w:before="160" w:after="80"/>
@@ -11747,11 +9088,11 @@
         </w:pict>
       </w:r>
     </w:p>
-    <w:bookmarkEnd w:id="55"/>
-    <w:bookmarkEnd w:id="56"/>
+    <w:bookmarkEnd w:id="49"/>
+    <w:bookmarkEnd w:id="50"/>
     <w:sectPr>
       <w:footerReference w:type="default" r:id="rId9"/>
-      <w:headerReference w:type="default" r:id="rId11"/>
+      <w:headerReference w:type="default" r:id="rId10"/>
       <w:footnotePr>
         <w:numRestart w:val="eachSect"/>
       </w:footnotePr>
@@ -11976,91 +9317,6 @@
       </w:pPr>
     </w:lvl>
   </w:abstractNum>
-  <w:abstractNum w:abstractNumId="994156">
-    <w:nsid w:val="0A994156"/>
-    <w:multiLevelType w:val="multilevel"/>
-    <w:lvl w:ilvl="0">
-      <w:start w:val="56"/>
-      <w:numFmt w:val="decimal"/>
-      <w:lvlText w:val="%1."/>
-      <w:lvlJc w:val="left"/>
-      <w:pPr>
-        <w:ind w:left="720" w:hanging="360"/>
-      </w:pPr>
-    </w:lvl>
-    <w:lvl w:ilvl="1">
-      <w:start w:val="56"/>
-      <w:numFmt w:val="decimal"/>
-      <w:lvlText w:val="%2."/>
-      <w:lvlJc w:val="left"/>
-      <w:pPr>
-        <w:ind w:left="1440" w:hanging="360"/>
-      </w:pPr>
-    </w:lvl>
-    <w:lvl w:ilvl="2">
-      <w:start w:val="56"/>
-      <w:numFmt w:val="decimal"/>
-      <w:lvlText w:val="%3."/>
-      <w:lvlJc w:val="left"/>
-      <w:pPr>
-        <w:ind w:left="2160" w:hanging="360"/>
-      </w:pPr>
-    </w:lvl>
-    <w:lvl w:ilvl="3">
-      <w:start w:val="56"/>
-      <w:numFmt w:val="decimal"/>
-      <w:lvlText w:val="%4."/>
-      <w:lvlJc w:val="left"/>
-      <w:pPr>
-        <w:ind w:left="2880" w:hanging="360"/>
-      </w:pPr>
-    </w:lvl>
-    <w:lvl w:ilvl="4">
-      <w:start w:val="56"/>
-      <w:numFmt w:val="decimal"/>
-      <w:lvlText w:val="%5."/>
-      <w:lvlJc w:val="left"/>
-      <w:pPr>
-        <w:ind w:left="3600" w:hanging="360"/>
-      </w:pPr>
-    </w:lvl>
-    <w:lvl w:ilvl="5">
-      <w:start w:val="56"/>
-      <w:numFmt w:val="decimal"/>
-      <w:lvlText w:val="%6."/>
-      <w:lvlJc w:val="left"/>
-      <w:pPr>
-        <w:ind w:left="4320" w:hanging="360"/>
-      </w:pPr>
-    </w:lvl>
-    <w:lvl w:ilvl="6">
-      <w:start w:val="56"/>
-      <w:numFmt w:val="decimal"/>
-      <w:lvlText w:val="%7."/>
-      <w:lvlJc w:val="left"/>
-      <w:pPr>
-        <w:ind w:left="5040" w:hanging="360"/>
-      </w:pPr>
-    </w:lvl>
-    <w:lvl w:ilvl="7">
-      <w:start w:val="56"/>
-      <w:numFmt w:val="decimal"/>
-      <w:lvlText w:val="%8."/>
-      <w:lvlJc w:val="left"/>
-      <w:pPr>
-        <w:ind w:left="5760" w:hanging="360"/>
-      </w:pPr>
-    </w:lvl>
-    <w:lvl w:ilvl="8">
-      <w:start w:val="56"/>
-      <w:numFmt w:val="decimal"/>
-      <w:lvlText w:val="%9."/>
-      <w:lvlJc w:val="left"/>
-      <w:pPr>
-        <w:ind w:left="6480" w:hanging="360"/>
-      </w:pPr>
-    </w:lvl>
-  </w:abstractNum>
   <w:abstractNum w:abstractNumId="99431">
     <w:nsid w:val="00A99431"/>
     <w:multiLevelType w:val="multilevel"/>
@@ -12146,125 +9402,10 @@
       </w:pPr>
     </w:lvl>
   </w:abstractNum>
-  <w:abstractNum w:abstractNumId="99432">
-    <w:nsid w:val="00A99432"/>
-    <w:multiLevelType w:val="multilevel"/>
-    <w:lvl w:ilvl="0">
-      <w:start w:val="2"/>
-      <w:numFmt w:val="decimal"/>
-      <w:lvlText w:val="(%1)"/>
-      <w:lvlJc w:val="left"/>
-      <w:pPr>
-        <w:ind w:left="720" w:hanging="360"/>
-      </w:pPr>
-    </w:lvl>
-    <w:lvl w:ilvl="1">
-      <w:start w:val="2"/>
-      <w:numFmt w:val="decimal"/>
-      <w:lvlText w:val="(%2)"/>
-      <w:lvlJc w:val="left"/>
-      <w:pPr>
-        <w:ind w:left="1440" w:hanging="360"/>
-      </w:pPr>
-    </w:lvl>
-    <w:lvl w:ilvl="2">
-      <w:start w:val="2"/>
-      <w:numFmt w:val="decimal"/>
-      <w:lvlText w:val="(%3)"/>
-      <w:lvlJc w:val="left"/>
-      <w:pPr>
-        <w:ind w:left="2160" w:hanging="360"/>
-      </w:pPr>
-    </w:lvl>
-    <w:lvl w:ilvl="3">
-      <w:start w:val="2"/>
-      <w:numFmt w:val="decimal"/>
-      <w:lvlText w:val="(%4)"/>
-      <w:lvlJc w:val="left"/>
-      <w:pPr>
-        <w:ind w:left="2880" w:hanging="360"/>
-      </w:pPr>
-    </w:lvl>
-    <w:lvl w:ilvl="4">
-      <w:start w:val="2"/>
-      <w:numFmt w:val="decimal"/>
-      <w:lvlText w:val="(%5)"/>
-      <w:lvlJc w:val="left"/>
-      <w:pPr>
-        <w:ind w:left="3600" w:hanging="360"/>
-      </w:pPr>
-    </w:lvl>
-    <w:lvl w:ilvl="5">
-      <w:start w:val="2"/>
-      <w:numFmt w:val="decimal"/>
-      <w:lvlText w:val="(%6)"/>
-      <w:lvlJc w:val="left"/>
-      <w:pPr>
-        <w:ind w:left="4320" w:hanging="360"/>
-      </w:pPr>
-    </w:lvl>
-    <w:lvl w:ilvl="6">
-      <w:start w:val="2"/>
-      <w:numFmt w:val="decimal"/>
-      <w:lvlText w:val="(%7)"/>
-      <w:lvlJc w:val="left"/>
-      <w:pPr>
-        <w:ind w:left="5040" w:hanging="360"/>
-      </w:pPr>
-    </w:lvl>
-    <w:lvl w:ilvl="7">
-      <w:start w:val="2"/>
-      <w:numFmt w:val="decimal"/>
-      <w:lvlText w:val="(%8)"/>
-      <w:lvlJc w:val="left"/>
-      <w:pPr>
-        <w:ind w:left="5760" w:hanging="360"/>
-      </w:pPr>
-    </w:lvl>
-    <w:lvl w:ilvl="8">
-      <w:start w:val="2"/>
-      <w:numFmt w:val="decimal"/>
-      <w:lvlText w:val="(%9)"/>
-      <w:lvlJc w:val="left"/>
-      <w:pPr>
-        <w:ind w:left="6480" w:hanging="360"/>
-      </w:pPr>
-    </w:lvl>
-  </w:abstractNum>
   <w:num w:numId="1000">
     <w:abstractNumId w:val="990"/>
   </w:num>
   <w:num w:numId="1001">
-    <w:abstractNumId w:val="994156"/>
-    <w:lvlOverride w:ilvl="0">
-      <w:startOverride w:val="56"/>
-    </w:lvlOverride>
-    <w:lvlOverride w:ilvl="1">
-      <w:startOverride w:val="56"/>
-    </w:lvlOverride>
-    <w:lvlOverride w:ilvl="2">
-      <w:startOverride w:val="56"/>
-    </w:lvlOverride>
-    <w:lvlOverride w:ilvl="3">
-      <w:startOverride w:val="56"/>
-    </w:lvlOverride>
-    <w:lvlOverride w:ilvl="4">
-      <w:startOverride w:val="56"/>
-    </w:lvlOverride>
-    <w:lvlOverride w:ilvl="5">
-      <w:startOverride w:val="56"/>
-    </w:lvlOverride>
-    <w:lvlOverride w:ilvl="6">
-      <w:startOverride w:val="56"/>
-    </w:lvlOverride>
-    <w:lvlOverride w:ilvl="7">
-      <w:startOverride w:val="56"/>
-    </w:lvlOverride>
-    <w:lvlOverride w:ilvl="8">
-      <w:startOverride w:val="56"/>
-    </w:lvlOverride>
-  </w:num>
-  <w:num w:numId="1002">
     <w:abstractNumId w:val="99431"/>
     <w:lvlOverride w:ilvl="0">
       <w:startOverride w:val="1"/>
@@ -12292,36 +9433,6 @@
     </w:lvlOverride>
     <w:lvlOverride w:ilvl="8">
       <w:startOverride w:val="1"/>
-    </w:lvlOverride>
-  </w:num>
-  <w:num w:numId="1003">
-    <w:abstractNumId w:val="99432"/>
-    <w:lvlOverride w:ilvl="0">
-      <w:startOverride w:val="2"/>
-    </w:lvlOverride>
-    <w:lvlOverride w:ilvl="1">
-      <w:startOverride w:val="2"/>
-    </w:lvlOverride>
-    <w:lvlOverride w:ilvl="2">
-      <w:startOverride w:val="2"/>
-    </w:lvlOverride>
-    <w:lvlOverride w:ilvl="3">
-      <w:startOverride w:val="2"/>
-    </w:lvlOverride>
-    <w:lvlOverride w:ilvl="4">
-      <w:startOverride w:val="2"/>
-    </w:lvlOverride>
-    <w:lvlOverride w:ilvl="5">
-      <w:startOverride w:val="2"/>
-    </w:lvlOverride>
-    <w:lvlOverride w:ilvl="6">
-      <w:startOverride w:val="2"/>
-    </w:lvlOverride>
-    <w:lvlOverride w:ilvl="7">
-      <w:startOverride w:val="2"/>
-    </w:lvlOverride>
-    <w:lvlOverride w:ilvl="8">
-      <w:startOverride w:val="2"/>
     </w:lvlOverride>
   </w:num>
 </w:numbering>
@@ -13005,7 +10116,7 @@
     <ns0:name ns0:val="Verbatim Char"/>
     <ns0:basedOn ns0:val="BodyTextChar"/>
     <ns0:rPr>
-      <ns0:rFonts ns0:ascii="Times New Roman" ns0:cs="Times New Roman" ns0:eastAsia="FangSong" ns0:hAnsi="Times New Roman"/>
+      <ns0:rFonts ns0:ascii="SimSun" ns0:cs="SimSun" ns0:eastAsia="SimSun" ns0:hAnsi="SimSun"/>
       <ns0:b ns0:val="0"/>
       <ns0:sz ns0:val="20"/>
     </ns0:rPr>
@@ -13059,7 +10170,7 @@
       <w:wordWrap w:val="off"/>
     </w:pPr>
     <ns0:rPr>
-      <w:rFonts ns0:ascii="Times New Roman" ns0:hAnsi="Times New Roman" ns0:eastAsia="FangSong" ns0:cs="Times New Roman"/>
+      <w:rFonts ns0:ascii="SimSun" ns0:hAnsi="SimSun" ns0:eastAsia="SimSun" ns0:cs="SimSun"/>
     </ns0:rPr>
   </w:style>
   <w:style w:type="character" w:customStyle="1" w:styleId="KeywordTok">
